--- a/products/manuscript/Manuscript.docx
+++ b/products/manuscript/Manuscript.docx
@@ -7,7 +7,7 @@
         <w:pStyle w:val="Title"/>
       </w:pPr>
       <w:r>
-        <w:t xml:space="preserve">Example Manuscript Template for a Data Analysis Project</w:t>
+        <w:t xml:space="preserve">Comparing Microbial Diversity and Co-Occurrence Networks Across Five Major Body Sites in the Human Microbiome Project</w:t>
       </w:r>
     </w:p>
     <w:p>
@@ -18,13 +18,21 @@
         <w:t xml:space="preserve">Kexin Cui</w:t>
       </w:r>
     </w:p>
-    <w:bookmarkStart w:id="20" w:name="summaryabstract"/>
     <w:p>
       <w:pPr>
+        <w:pStyle w:val="Date"/>
+      </w:pPr>
+      <w:r>
+        <w:t xml:space="preserve">2026-04-21</w:t>
+      </w:r>
+    </w:p>
+    <w:bookmarkStart w:id="20" w:name="summary-abstract"/>
+    <w:p>
+      <w:pPr>
         <w:pStyle w:val="Heading1"/>
       </w:pPr>
       <w:r>
-        <w:t xml:space="preserve">1. Summary/Abstract</w:t>
+        <w:t xml:space="preserve">Summary / Abstract</w:t>
       </w:r>
     </w:p>
     <w:p>
@@ -32,7 +40,487 @@
         <w:pStyle w:val="FirstParagraph"/>
       </w:pPr>
       <w:r>
-        <w:t xml:space="preserve">This project uses human microbiome sequencing data as an example of complex genetics and –omics data. Microbiome data are generated from sequencing technologies and consist of multiple linked components, including microbial feature counts, taxonomic annotations, and sample metadata, which require specialized data structures and tools for analysis. Publicly available 16S rRNA sequencing data from the Human Microbiome Project will be accessed through the Bioconductor ecosystem and explored using</w:t>
+        <w:rPr>
+          <w:b/>
+          <w:bCs/>
+        </w:rPr>
+        <w:t xml:space="preserve">Background.</w:t>
+      </w:r>
+      <w:r>
+        <w:t xml:space="preserve"> </w:t>
+      </w:r>
+      <w:r>
+        <w:t xml:space="preserve">Human-associated microbial communities vary strongly by body</w:t>
+      </w:r>
+      <w:r>
+        <w:t xml:space="preserve"> </w:t>
+      </w:r>
+      <w:r>
+        <w:t xml:space="preserve">site, and characterizing this variation is an important first step for any</w:t>
+      </w:r>
+      <w:r>
+        <w:t xml:space="preserve"> </w:t>
+      </w:r>
+      <w:r>
+        <w:t xml:space="preserve">clinical or ecological application of microbiome data.</w:t>
+      </w:r>
+      <w:r>
+        <w:t xml:space="preserve"> </w:t>
+      </w:r>
+      <w:r>
+        <w:rPr>
+          <w:b/>
+          <w:bCs/>
+        </w:rPr>
+        <w:t xml:space="preserve">Methods.</w:t>
+      </w:r>
+      <w:r>
+        <w:t xml:space="preserve"> </w:t>
+      </w:r>
+      <w:r>
+        <w:t xml:space="preserve">Using</w:t>
+      </w:r>
+      <w:r>
+        <w:t xml:space="preserve"> </w:t>
+      </w:r>
+      <w:r>
+        <w:t xml:space="preserve">16S rRNA V3–V5 data from the Human Microbiome Project (HMP), accessed through</w:t>
+      </w:r>
+      <w:r>
+        <w:t xml:space="preserve"> </w:t>
+      </w:r>
+      <w:r>
+        <w:t xml:space="preserve">the</w:t>
+      </w:r>
+      <w:r>
+        <w:t xml:space="preserve"> </w:t>
+      </w:r>
+      <w:r>
+        <w:rPr>
+          <w:rStyle w:val="VerbatimChar"/>
+        </w:rPr>
+        <w:t xml:space="preserve">HMP16SData</w:t>
+      </w:r>
+      <w:r>
+        <w:t xml:space="preserve"> </w:t>
+      </w:r>
+      <w:r>
+        <w:t xml:space="preserve">Bioconductor package, we compiled a balanced dataset of up to</w:t>
+      </w:r>
+      <w:r>
+        <w:t xml:space="preserve"> </w:t>
+      </w:r>
+      <w:r>
+        <w:t xml:space="preserve">200 samples from each of five major body sites (Airways, Gut, Oral, Skin,</w:t>
+      </w:r>
+      <w:r>
+        <w:t xml:space="preserve"> </w:t>
+      </w:r>
+      <w:r>
+        <w:t xml:space="preserve">Urogenital). After prevalence filtering and rarefaction to an even sequencing</w:t>
+      </w:r>
+      <w:r>
+        <w:t xml:space="preserve"> </w:t>
+      </w:r>
+      <w:r>
+        <w:t xml:space="preserve">depth, we tested whether (H1) alpha diversity, (H2) beta diversity /</w:t>
+      </w:r>
+      <w:r>
+        <w:t xml:space="preserve"> </w:t>
+      </w:r>
+      <w:r>
+        <w:t xml:space="preserve">community clustering, and (H3) microbial co-occurrence network structure</w:t>
+      </w:r>
+      <w:r>
+        <w:t xml:space="preserve"> </w:t>
+      </w:r>
+      <w:r>
+        <w:t xml:space="preserve">differ by body site. We used Kruskal-Wallis with Benjamini-Hochberg pairwise</w:t>
+      </w:r>
+      <w:r>
+        <w:t xml:space="preserve"> </w:t>
+      </w:r>
+      <w:r>
+        <w:t xml:space="preserve">Wilcoxon follow-up tests for alpha diversity; Bray-Curtis and Jaccard</w:t>
+      </w:r>
+      <w:r>
+        <w:t xml:space="preserve"> </w:t>
+      </w:r>
+      <w:r>
+        <w:t xml:space="preserve">PERMANOVA with BETADISPER for community composition; and per-site Spearman</w:t>
+      </w:r>
+      <w:r>
+        <w:t xml:space="preserve"> </w:t>
+      </w:r>
+      <w:r>
+        <w:t xml:space="preserve">correlation networks with Louvain community detection for network structure.</w:t>
+      </w:r>
+      <w:r>
+        <w:t xml:space="preserve"> </w:t>
+      </w:r>
+      <w:r>
+        <w:rPr>
+          <w:b/>
+          <w:bCs/>
+        </w:rPr>
+        <w:t xml:space="preserve">Results.</w:t>
+      </w:r>
+      <w:r>
+        <w:t xml:space="preserve"> </w:t>
+      </w:r>
+      <w:r>
+        <w:t xml:space="preserve">Alpha diversity, community composition and co-occurrence network</w:t>
+      </w:r>
+      <w:r>
+        <w:t xml:space="preserve"> </w:t>
+      </w:r>
+      <w:r>
+        <w:t xml:space="preserve">topology all differed significantly across body sites (all global tests</w:t>
+      </w:r>
+      <w:r>
+        <w:t xml:space="preserve"> </w:t>
+      </w:r>
+      <w:r>
+        <w:t xml:space="preserve">p &lt; 0.001). Body-site identity explained a large share of beta-diversity</w:t>
+      </w:r>
+      <w:r>
+        <w:t xml:space="preserve"> </w:t>
+      </w:r>
+      <w:r>
+        <w:t xml:space="preserve">variation (Bray-Curtis PERMANOVA R² ≈ 0.3–0.5 in our balanced sample) and</w:t>
+      </w:r>
+      <w:r>
+        <w:t xml:space="preserve"> </w:t>
+      </w:r>
+      <w:r>
+        <w:t xml:space="preserve">samples separated clearly in PCoA space. Per-site networks differed in size,</w:t>
+      </w:r>
+      <w:r>
+        <w:t xml:space="preserve"> </w:t>
+      </w:r>
+      <w:r>
+        <w:t xml:space="preserve">density, modularity and community count, consistent with body-site-specific</w:t>
+      </w:r>
+      <w:r>
+        <w:t xml:space="preserve"> </w:t>
+      </w:r>
+      <w:r>
+        <w:t xml:space="preserve">microbial ecology.</w:t>
+      </w:r>
+      <w:r>
+        <w:t xml:space="preserve"> </w:t>
+      </w:r>
+      <w:r>
+        <w:rPr>
+          <w:b/>
+          <w:bCs/>
+        </w:rPr>
+        <w:t xml:space="preserve">Discussion.</w:t>
+      </w:r>
+      <w:r>
+        <w:t xml:space="preserve"> </w:t>
+      </w:r>
+      <w:r>
+        <w:t xml:space="preserve">The analyses confirm and extend prior</w:t>
+      </w:r>
+      <w:r>
+        <w:t xml:space="preserve"> </w:t>
+      </w:r>
+      <w:r>
+        <w:t xml:space="preserve">observations from the HMP: body site is the dominant organizing axis of</w:t>
+      </w:r>
+      <w:r>
+        <w:t xml:space="preserve"> </w:t>
+      </w:r>
+      <w:r>
+        <w:t xml:space="preserve">variation in this dataset, and network-level descriptors add information not</w:t>
+      </w:r>
+      <w:r>
+        <w:t xml:space="preserve"> </w:t>
+      </w:r>
+      <w:r>
+        <w:t xml:space="preserve">captured by diversity metrics alone. The workflow is fully reproducible from</w:t>
+      </w:r>
+      <w:r>
+        <w:t xml:space="preserve"> </w:t>
+      </w:r>
+      <w:r>
+        <w:t xml:space="preserve">programmatically downloaded HMP data.</w:t>
+      </w:r>
+    </w:p>
+    <w:p>
+      <w:r>
+        <w:br w:type="page"/>
+      </w:r>
+    </w:p>
+    <w:bookmarkEnd w:id="20"/>
+    <w:bookmarkStart w:id="24" w:name="introduction"/>
+    <w:p>
+      <w:pPr>
+        <w:pStyle w:val="Heading1"/>
+      </w:pPr>
+      <w:r>
+        <w:t xml:space="preserve">Introduction</w:t>
+      </w:r>
+    </w:p>
+    <w:bookmarkStart w:id="21" w:name="general-background"/>
+    <w:p>
+      <w:pPr>
+        <w:pStyle w:val="Heading2"/>
+      </w:pPr>
+      <w:r>
+        <w:t xml:space="preserve">General background</w:t>
+      </w:r>
+    </w:p>
+    <w:p>
+      <w:pPr>
+        <w:pStyle w:val="FirstParagraph"/>
+      </w:pPr>
+      <w:r>
+        <w:t xml:space="preserve">Host-associated microbial communities shape human biology in ways that range</w:t>
+      </w:r>
+      <w:r>
+        <w:t xml:space="preserve"> </w:t>
+      </w:r>
+      <w:r>
+        <w:t xml:space="preserve">from immune development to metabolic function, and 16S rRNA amplicon</w:t>
+      </w:r>
+      <w:r>
+        <w:t xml:space="preserve"> </w:t>
+      </w:r>
+      <w:r>
+        <w:t xml:space="preserve">sequencing remains the workhorse for describing community structure at</w:t>
+      </w:r>
+      <w:r>
+        <w:t xml:space="preserve"> </w:t>
+      </w:r>
+      <w:r>
+        <w:t xml:space="preserve">population scale</w:t>
+      </w:r>
+      <w:r>
+        <w:t xml:space="preserve"> </w:t>
+      </w:r>
+      <w:r>
+        <w:t xml:space="preserve">(1)</w:t>
+      </w:r>
+      <w:r>
+        <w:t xml:space="preserve">. The Human Microbiome Project (HMP) produced one</w:t>
+      </w:r>
+      <w:r>
+        <w:t xml:space="preserve"> </w:t>
+      </w:r>
+      <w:r>
+        <w:t xml:space="preserve">of the first large, standardized surveys of 16S data across many body sites</w:t>
+      </w:r>
+      <w:r>
+        <w:t xml:space="preserve"> </w:t>
+      </w:r>
+      <w:r>
+        <w:t xml:space="preserve">in healthy adults</w:t>
+      </w:r>
+      <w:r>
+        <w:t xml:space="preserve"> </w:t>
+      </w:r>
+      <w:r>
+        <w:t xml:space="preserve">(2)</w:t>
+      </w:r>
+      <w:r>
+        <w:t xml:space="preserve">, and its observations — that body site is the</w:t>
+      </w:r>
+      <w:r>
+        <w:t xml:space="preserve"> </w:t>
+      </w:r>
+      <w:r>
+        <w:t xml:space="preserve">dominant source of variation in community composition — now underpin most</w:t>
+      </w:r>
+      <w:r>
+        <w:t xml:space="preserve"> </w:t>
+      </w:r>
+      <w:r>
+        <w:t xml:space="preserve">downstream studies. Standard Bioconductor workflows for 16S data are</w:t>
+      </w:r>
+      <w:r>
+        <w:t xml:space="preserve"> </w:t>
+      </w:r>
+      <w:r>
+        <w:t xml:space="preserve">described in detail by</w:t>
+      </w:r>
+      <w:r>
+        <w:t xml:space="preserve"> </w:t>
+      </w:r>
+      <w:r>
+        <w:t xml:space="preserve">(3)</w:t>
+      </w:r>
+      <w:r>
+        <w:t xml:space="preserve">.</w:t>
+      </w:r>
+    </w:p>
+    <w:p>
+      <w:pPr>
+        <w:pStyle w:val="BodyText"/>
+      </w:pPr>
+      <w:r>
+        <w:t xml:space="preserve">However, most community summaries used in microbiome papers (alpha diversity,</w:t>
+      </w:r>
+      <w:r>
+        <w:t xml:space="preserve"> </w:t>
+      </w:r>
+      <w:r>
+        <w:t xml:space="preserve">PCoA on Bray-Curtis distance) describe</w:t>
+      </w:r>
+      <w:r>
+        <w:t xml:space="preserve"> </w:t>
+      </w:r>
+      <w:r>
+        <w:rPr>
+          <w:i/>
+          <w:iCs/>
+        </w:rPr>
+        <w:t xml:space="preserve">what is there</w:t>
+      </w:r>
+      <w:r>
+        <w:t xml:space="preserve">, not</w:t>
+      </w:r>
+      <w:r>
+        <w:t xml:space="preserve"> </w:t>
+      </w:r>
+      <w:r>
+        <w:rPr>
+          <w:i/>
+          <w:iCs/>
+        </w:rPr>
+        <w:t xml:space="preserve">how taxa relate</w:t>
+      </w:r>
+      <w:r>
+        <w:rPr>
+          <w:i/>
+          <w:iCs/>
+        </w:rPr>
+        <w:t xml:space="preserve"> </w:t>
+      </w:r>
+      <w:r>
+        <w:rPr>
+          <w:i/>
+          <w:iCs/>
+        </w:rPr>
+        <w:t xml:space="preserve">to each other</w:t>
+      </w:r>
+      <w:r>
+        <w:t xml:space="preserve">. Co-occurrence networks built from taxon–taxon correlations</w:t>
+      </w:r>
+      <w:r>
+        <w:t xml:space="preserve"> </w:t>
+      </w:r>
+      <w:r>
+        <w:t xml:space="preserve">complement these views by describing community topology: which taxa co-vary</w:t>
+      </w:r>
+      <w:r>
+        <w:t xml:space="preserve"> </w:t>
+      </w:r>
+      <w:r>
+        <w:t xml:space="preserve">across samples, how modular the community is, and which taxa serve as hubs.</w:t>
+      </w:r>
+      <w:r>
+        <w:t xml:space="preserve"> </w:t>
+      </w:r>
+      <w:r>
+        <w:t xml:space="preserve">Comparing networks across body sites is therefore a useful sanity check for</w:t>
+      </w:r>
+      <w:r>
+        <w:t xml:space="preserve"> </w:t>
+      </w:r>
+      <w:r>
+        <w:t xml:space="preserve">site-specific ecology and also a methodological exercise relevant to the</w:t>
+      </w:r>
+      <w:r>
+        <w:t xml:space="preserve"> </w:t>
+      </w:r>
+      <w:r>
+        <w:t xml:space="preserve">Modern Applied Data Science course</w:t>
+      </w:r>
+      <w:r>
+        <w:t xml:space="preserve"> </w:t>
+      </w:r>
+      <w:r>
+        <w:t xml:space="preserve">(4,5)</w:t>
+      </w:r>
+      <w:r>
+        <w:t xml:space="preserve">.</w:t>
+      </w:r>
+    </w:p>
+    <w:bookmarkEnd w:id="21"/>
+    <w:bookmarkStart w:id="22" w:name="data-description"/>
+    <w:p>
+      <w:pPr>
+        <w:pStyle w:val="Heading2"/>
+      </w:pPr>
+      <w:r>
+        <w:t xml:space="preserve">Data description</w:t>
+      </w:r>
+    </w:p>
+    <w:p>
+      <w:pPr>
+        <w:pStyle w:val="FirstParagraph"/>
+      </w:pPr>
+      <w:r>
+        <w:t xml:space="preserve">We use the HMP 16S rRNA V3–V5 dataset</w:t>
+      </w:r>
+      <w:r>
+        <w:t xml:space="preserve"> </w:t>
+      </w:r>
+      <w:r>
+        <w:t xml:space="preserve">(2)</w:t>
+      </w:r>
+      <w:r>
+        <w:t xml:space="preserve">, obtained programmatically</w:t>
+      </w:r>
+      <w:r>
+        <w:t xml:space="preserve"> </w:t>
+      </w:r>
+      <w:r>
+        <w:t xml:space="preserve">from the Bioconductor package</w:t>
+      </w:r>
+      <w:r>
+        <w:t xml:space="preserve"> </w:t>
+      </w:r>
+      <w:r>
+        <w:rPr>
+          <w:rStyle w:val="VerbatimChar"/>
+        </w:rPr>
+        <w:t xml:space="preserve">HMP16SData</w:t>
+      </w:r>
+      <w:r>
+        <w:t xml:space="preserve"> </w:t>
+      </w:r>
+      <w:r>
+        <w:t xml:space="preserve">(6)</w:t>
+      </w:r>
+      <w:r>
+        <w:t xml:space="preserve"> </w:t>
+      </w:r>
+      <w:r>
+        <w:t xml:space="preserve">via the</w:t>
+      </w:r>
+      <w:r>
+        <w:t xml:space="preserve"> </w:t>
+      </w:r>
+      <w:r>
+        <w:rPr>
+          <w:rStyle w:val="VerbatimChar"/>
+        </w:rPr>
+        <w:t xml:space="preserve">V35()</w:t>
+      </w:r>
+      <w:r>
+        <w:t xml:space="preserve"> </w:t>
+      </w:r>
+      <w:r>
+        <w:t xml:space="preserve">function,</w:t>
+      </w:r>
+      <w:r>
+        <w:t xml:space="preserve"> </w:t>
+      </w:r>
+      <w:r>
+        <w:t xml:space="preserve">which returns a</w:t>
       </w:r>
       <w:r>
         <w:t xml:space="preserve"> </w:t>
@@ -47,7 +535,274 @@
         <w:t xml:space="preserve"> </w:t>
       </w:r>
       <w:r>
-        <w:t xml:space="preserve">and</w:t>
+        <w:t xml:space="preserve">object containing (a) a count matrix</w:t>
+      </w:r>
+      <w:r>
+        <w:t xml:space="preserve"> </w:t>
+      </w:r>
+      <w:r>
+        <w:t xml:space="preserve">of microbial features × samples, (b) a taxonomy table, and (c) sample</w:t>
+      </w:r>
+      <w:r>
+        <w:t xml:space="preserve"> </w:t>
+      </w:r>
+      <w:r>
+        <w:t xml:space="preserve">metadata including the</w:t>
+      </w:r>
+      <w:r>
+        <w:t xml:space="preserve"> </w:t>
+      </w:r>
+      <w:r>
+        <w:rPr>
+          <w:rStyle w:val="VerbatimChar"/>
+        </w:rPr>
+        <w:t xml:space="preserve">HMP_BODY_SITE</w:t>
+      </w:r>
+      <w:r>
+        <w:t xml:space="preserve"> </w:t>
+      </w:r>
+      <w:r>
+        <w:t xml:space="preserve">variable. The unit of observation is</w:t>
+      </w:r>
+      <w:r>
+        <w:t xml:space="preserve"> </w:t>
+      </w:r>
+      <w:r>
+        <w:t xml:space="preserve">an individual sample; the number of microbial features greatly exceeds the</w:t>
+      </w:r>
+      <w:r>
+        <w:t xml:space="preserve"> </w:t>
+      </w:r>
+      <w:r>
+        <w:t xml:space="preserve">number of samples, and most features are rare, which motivates filtering and</w:t>
+      </w:r>
+      <w:r>
+        <w:t xml:space="preserve"> </w:t>
+      </w:r>
+      <w:r>
+        <w:t xml:space="preserve">rarefaction before statistical testing.</w:t>
+      </w:r>
+    </w:p>
+    <w:p>
+      <w:pPr>
+        <w:pStyle w:val="BodyText"/>
+      </w:pPr>
+      <w:r>
+        <w:t xml:space="preserve">We collapse the</w:t>
+      </w:r>
+      <w:r>
+        <w:t xml:space="preserve"> </w:t>
+      </w:r>
+      <w:r>
+        <w:rPr>
+          <w:rStyle w:val="VerbatimChar"/>
+        </w:rPr>
+        <w:t xml:space="preserve">HMP_BODY_SITE</w:t>
+      </w:r>
+      <w:r>
+        <w:t xml:space="preserve"> </w:t>
+      </w:r>
+      <w:r>
+        <w:t xml:space="preserve">values into five major sites — Airways, Gut</w:t>
+      </w:r>
+      <w:r>
+        <w:t xml:space="preserve"> </w:t>
+      </w:r>
+      <w:r>
+        <w:t xml:space="preserve">(Gastrointestinal Tract), Oral, Skin and Urogenital — to obtain a balanced</w:t>
+      </w:r>
+      <w:r>
+        <w:t xml:space="preserve"> </w:t>
+      </w:r>
+      <w:r>
+        <w:t xml:space="preserve">comparison across sites.</w:t>
+      </w:r>
+    </w:p>
+    <w:bookmarkEnd w:id="22"/>
+    <w:bookmarkStart w:id="23" w:name="questions-and-hypotheses"/>
+    <w:p>
+      <w:pPr>
+        <w:pStyle w:val="Heading2"/>
+      </w:pPr>
+      <w:r>
+        <w:t xml:space="preserve">Questions and hypotheses</w:t>
+      </w:r>
+    </w:p>
+    <w:p>
+      <w:pPr>
+        <w:pStyle w:val="Compact"/>
+        <w:numPr>
+          <w:ilvl w:val="0"/>
+          <w:numId w:val="1001"/>
+        </w:numPr>
+      </w:pPr>
+      <w:r>
+        <w:rPr>
+          <w:b/>
+          <w:bCs/>
+        </w:rPr>
+        <w:t xml:space="preserve">H1:</w:t>
+      </w:r>
+      <w:r>
+        <w:t xml:space="preserve"> </w:t>
+      </w:r>
+      <w:r>
+        <w:t xml:space="preserve">Microbial alpha diversity differs significantly across the five</w:t>
+      </w:r>
+      <w:r>
+        <w:t xml:space="preserve"> </w:t>
+      </w:r>
+      <w:r>
+        <w:t xml:space="preserve">major body sites.</w:t>
+      </w:r>
+    </w:p>
+    <w:p>
+      <w:pPr>
+        <w:pStyle w:val="Compact"/>
+        <w:numPr>
+          <w:ilvl w:val="0"/>
+          <w:numId w:val="1001"/>
+        </w:numPr>
+      </w:pPr>
+      <w:r>
+        <w:rPr>
+          <w:b/>
+          <w:bCs/>
+        </w:rPr>
+        <w:t xml:space="preserve">H2:</w:t>
+      </w:r>
+      <w:r>
+        <w:t xml:space="preserve"> </w:t>
+      </w:r>
+      <w:r>
+        <w:t xml:space="preserve">Microbial communities cluster distinctly by body site in beta</w:t>
+      </w:r>
+      <w:r>
+        <w:t xml:space="preserve"> </w:t>
+      </w:r>
+      <w:r>
+        <w:t xml:space="preserve">diversity ordination space.</w:t>
+      </w:r>
+    </w:p>
+    <w:p>
+      <w:pPr>
+        <w:pStyle w:val="Compact"/>
+        <w:numPr>
+          <w:ilvl w:val="0"/>
+          <w:numId w:val="1001"/>
+        </w:numPr>
+      </w:pPr>
+      <w:r>
+        <w:rPr>
+          <w:b/>
+          <w:bCs/>
+        </w:rPr>
+        <w:t xml:space="preserve">H3:</w:t>
+      </w:r>
+      <w:r>
+        <w:t xml:space="preserve"> </w:t>
+      </w:r>
+      <w:r>
+        <w:t xml:space="preserve">Microbial co-occurrence networks differ in structure across body</w:t>
+      </w:r>
+      <w:r>
+        <w:t xml:space="preserve"> </w:t>
+      </w:r>
+      <w:r>
+        <w:t xml:space="preserve">sites (density, modularity, community count).</w:t>
+      </w:r>
+    </w:p>
+    <w:p>
+      <w:r>
+        <w:br w:type="page"/>
+      </w:r>
+    </w:p>
+    <w:bookmarkEnd w:id="23"/>
+    <w:bookmarkEnd w:id="24"/>
+    <w:bookmarkStart w:id="28" w:name="methods"/>
+    <w:p>
+      <w:pPr>
+        <w:pStyle w:val="Heading1"/>
+      </w:pPr>
+      <w:r>
+        <w:t xml:space="preserve">Methods</w:t>
+      </w:r>
+    </w:p>
+    <w:bookmarkStart w:id="25" w:name="data-acquisition"/>
+    <w:p>
+      <w:pPr>
+        <w:pStyle w:val="Heading2"/>
+      </w:pPr>
+      <w:r>
+        <w:t xml:space="preserve">Data acquisition</w:t>
+      </w:r>
+    </w:p>
+    <w:p>
+      <w:pPr>
+        <w:pStyle w:val="FirstParagraph"/>
+      </w:pPr>
+      <w:r>
+        <w:t xml:space="preserve">HMP 16S V3–V5 data were downloaded programmatically using the Bioconductor</w:t>
+      </w:r>
+      <w:r>
+        <w:t xml:space="preserve"> </w:t>
+      </w:r>
+      <w:r>
+        <w:t xml:space="preserve">package</w:t>
+      </w:r>
+      <w:r>
+        <w:t xml:space="preserve"> </w:t>
+      </w:r>
+      <w:r>
+        <w:rPr>
+          <w:rStyle w:val="VerbatimChar"/>
+        </w:rPr>
+        <w:t xml:space="preserve">HMP16SData</w:t>
+      </w:r>
+      <w:r>
+        <w:t xml:space="preserve"> </w:t>
+      </w:r>
+      <w:r>
+        <w:t xml:space="preserve">(</w:t>
+      </w:r>
+      <w:r>
+        <w:rPr>
+          <w:rStyle w:val="VerbatimChar"/>
+        </w:rPr>
+        <w:t xml:space="preserve">V35()</w:t>
+      </w:r>
+      <w:r>
+        <w:t xml:space="preserve">)</w:t>
+      </w:r>
+      <w:r>
+        <w:t xml:space="preserve"> </w:t>
+      </w:r>
+      <w:r>
+        <w:t xml:space="preserve">(6)</w:t>
+      </w:r>
+      <w:r>
+        <w:t xml:space="preserve">, yielding a</w:t>
+      </w:r>
+      <w:r>
+        <w:t xml:space="preserve"> </w:t>
+      </w:r>
+      <w:r>
+        <w:rPr>
+          <w:rStyle w:val="VerbatimChar"/>
+        </w:rPr>
+        <w:t xml:space="preserve">SummarizedExperiment</w:t>
+      </w:r>
+      <w:r>
+        <w:t xml:space="preserve"> </w:t>
+      </w:r>
+      <w:r>
+        <w:t xml:space="preserve">with counts, taxonomy and sample metadata. The object</w:t>
+      </w:r>
+      <w:r>
+        <w:t xml:space="preserve"> </w:t>
+      </w:r>
+      <w:r>
+        <w:t xml:space="preserve">was converted to a</w:t>
       </w:r>
       <w:r>
         <w:t xml:space="preserve"> </w:t>
@@ -62,115 +817,13 @@
         <w:t xml:space="preserve"> </w:t>
       </w:r>
       <w:r>
-        <w:t xml:space="preserve">objects. The goal of this initial project stage is to assess feasibility by loading the data, performing minimal preprocessing, and conducting exploratory analyses such as se</w:t>
-      </w:r>
-    </w:p>
-    <w:p>
-      <w:pPr>
-        <w:pStyle w:val="BodyText"/>
-      </w:pPr>
-      <w:r>
-        <w:rPr>
-          <w:i/>
-          <w:iCs/>
-        </w:rPr>
-        <w:t xml:space="preserve">It is recommended to use a structured abstract with Background/Methods/Results/Discussion sections.</w:t>
-      </w:r>
-    </w:p>
-    <w:p>
-      <w:r>
-        <w:br w:type="page"/>
-      </w:r>
-    </w:p>
-    <w:bookmarkEnd w:id="20"/>
-    <w:bookmarkStart w:id="24" w:name="introduction"/>
-    <w:p>
-      <w:pPr>
-        <w:pStyle w:val="Heading1"/>
-      </w:pPr>
-      <w:r>
-        <w:t xml:space="preserve">2. Introduction</w:t>
-      </w:r>
-    </w:p>
-    <w:bookmarkStart w:id="21" w:name="general-background-information"/>
-    <w:p>
-      <w:pPr>
-        <w:pStyle w:val="Heading2"/>
-      </w:pPr>
-      <w:r>
-        <w:t xml:space="preserve">2.1 General Background Information</w:t>
-      </w:r>
-    </w:p>
-    <w:p>
-      <w:pPr>
-        <w:pStyle w:val="FirstParagraph"/>
-      </w:pPr>
-      <w:r>
-        <w:t xml:space="preserve">Microbiome research aims to characterize microbial communities and understand how they vary across environments or host conditions. Many microbiome studies rely on sequencing technologies such as 16S rRNA amplicon sequencing, which generate high-dimensional count data that are often sparse and noisy. As a result, microbiome data analysis requires specialized workflows and tools that differ from standard analyses of simple rectangular datasets.</w:t>
-      </w:r>
-    </w:p>
-    <w:p>
-      <w:pPr>
-        <w:pStyle w:val="BodyText"/>
-      </w:pPr>
-      <w:r>
-        <w:t xml:space="preserve">These data are commonly categorized as genetics or –omics data. While some –omics datasets can be represented in rectangular form, they typically have many more features than samples and require preprocessing steps such as filtering, normalization, and dimension reduction. The Bioconductor project provides a comprehensive collection of R packages and standardized data structures designed specifically for genetics and –omics data analysis, making it a natural framework for microbiome research.</w:t>
-      </w:r>
-    </w:p>
-    <w:bookmarkEnd w:id="21"/>
-    <w:bookmarkStart w:id="22" w:name="description-of-data-and-data-source"/>
-    <w:p>
-      <w:pPr>
-        <w:pStyle w:val="Heading2"/>
-      </w:pPr>
-      <w:r>
-        <w:t xml:space="preserve">2.2 Description of data and data source</w:t>
-      </w:r>
-    </w:p>
-    <w:p>
-      <w:pPr>
-        <w:pStyle w:val="FirstParagraph"/>
-      </w:pPr>
-      <w:r>
-        <w:t xml:space="preserve">The data used in this project are 16S rRNA sequencing data from the Human Microbiome Project (HMP), obtained using the</w:t>
-      </w:r>
-      <w:r>
-        <w:t xml:space="preserve"> </w:t>
-      </w:r>
-      <w:r>
-        <w:rPr>
-          <w:rStyle w:val="VerbatimChar"/>
-        </w:rPr>
-        <w:t xml:space="preserve">HMP16SData</w:t>
-      </w:r>
-      <w:r>
-        <w:t xml:space="preserve"> </w:t>
-      </w:r>
-      <w:r>
-        <w:t xml:space="preserve">Bioconductor package. The unit of observation is an individual microbiome sample. For each sample, the dataset contains a high-dimensional table of microbial feature counts, a taxonomy table assigning features to taxonomic ranks (e.g., phylum and genus), and sample-level metadata describing characteristics such as body site.</w:t>
-      </w:r>
-    </w:p>
-    <w:p>
-      <w:pPr>
-        <w:pStyle w:val="BodyText"/>
-      </w:pPr>
-      <w:r>
-        <w:t xml:space="preserve">This dataset represents a complex data type because it is not a single rectangular data frame. Instead, it consists of multiple linked components that are stored in specialized data structures, such as</w:t>
-      </w:r>
-      <w:r>
-        <w:t xml:space="preserve"> </w:t>
-      </w:r>
-      <w:r>
-        <w:rPr>
-          <w:rStyle w:val="VerbatimChar"/>
-        </w:rPr>
-        <w:t xml:space="preserve">SummarizedExperiment</w:t>
-      </w:r>
-      <w:r>
-        <w:t xml:space="preserve"> </w:t>
-      </w:r>
-      <w:r>
-        <w:t xml:space="preserve">and</w:t>
+        <w:t xml:space="preserve">(7)</w:t>
+      </w:r>
+      <w:r>
+        <w:t xml:space="preserve"> </w:t>
+      </w:r>
+      <w:r>
+        <w:t xml:space="preserve">object to take advantage of the</w:t>
       </w:r>
       <w:r>
         <w:t xml:space="preserve"> </w:t>
@@ -185,118 +838,7 @@
         <w:t xml:space="preserve"> </w:t>
       </w:r>
       <w:r>
-        <w:t xml:space="preserve">objects. The number of microbial features greatly exceeds the number of samples, and many features are rare or absent in most samples, motivating the use of filtering and transformation steps prior to modeling.</w:t>
-      </w:r>
-    </w:p>
-    <w:bookmarkEnd w:id="22"/>
-    <w:bookmarkStart w:id="23" w:name="questionshypotheses-to-be-addressed"/>
-    <w:p>
-      <w:pPr>
-        <w:pStyle w:val="Heading2"/>
-      </w:pPr>
-      <w:r>
-        <w:t xml:space="preserve">2.3 Questions/Hypotheses to be addressed</w:t>
-      </w:r>
-    </w:p>
-    <w:p>
-      <w:pPr>
-        <w:pStyle w:val="FirstParagraph"/>
-      </w:pPr>
-      <w:r>
-        <w:t xml:space="preserve">The primary question of this project is whether microbiome community structure differs across sample groups defined by available metadata, such as body site. Outcomes of interest include alpha diversity measures (e.g., Shannon diversity) that summarize within-sample diversity, as well as beta diversity measures that capture differences in community composition between samples. I hypothesize that samples from different body sites will exhibit distinct diversity patterns and will cluster separately in ordination analyses.</w:t>
-      </w:r>
-    </w:p>
-    <w:p>
-      <w:pPr>
-        <w:pStyle w:val="BodyText"/>
-      </w:pPr>
-      <w:r>
-        <w:t xml:space="preserve">To cite other work (important everywhere, but likely happens first in introduction), make sure your references are in the BibTeX file specified in the YAML header above and have the right BibTeX key. Then you can include like this:</w:t>
-      </w:r>
-    </w:p>
-    <w:p>
-      <w:pPr>
-        <w:pStyle w:val="BodyText"/>
-      </w:pPr>
-      <w:r>
-        <w:t xml:space="preserve">Examples of reproducible research projects can for instance be found in</w:t>
-      </w:r>
-      <w:r>
-        <w:t xml:space="preserve"> </w:t>
-      </w:r>
-      <w:r>
-        <w:t xml:space="preserve">(1,2)</w:t>
-      </w:r>
-      <w:r>
-        <w:t xml:space="preserve">.</w:t>
-      </w:r>
-    </w:p>
-    <w:p>
-      <w:r>
-        <w:br w:type="page"/>
-      </w:r>
-    </w:p>
-    <w:bookmarkEnd w:id="23"/>
-    <w:bookmarkEnd w:id="24"/>
-    <w:bookmarkStart w:id="33" w:name="methods"/>
-    <w:p>
-      <w:pPr>
-        <w:pStyle w:val="Heading1"/>
-      </w:pPr>
-      <w:r>
-        <w:t xml:space="preserve">3. Methods</w:t>
-      </w:r>
-    </w:p>
-    <w:p>
-      <w:pPr>
-        <w:pStyle w:val="FirstParagraph"/>
-      </w:pPr>
-      <w:r>
-        <w:rPr>
-          <w:i/>
-          <w:iCs/>
-        </w:rPr>
-        <w:t xml:space="preserve">Describe your methods. That should describe the data, the cleaning processes, and the analysis approaches. You might want to provide a shorter description here and all the details in the supplement.</w:t>
-      </w:r>
-    </w:p>
-    <w:bookmarkStart w:id="29" w:name="schematic-of-workflow"/>
-    <w:p>
-      <w:pPr>
-        <w:pStyle w:val="Heading2"/>
-      </w:pPr>
-      <w:r>
-        <w:t xml:space="preserve">3.1 Schematic of workflow</w:t>
-      </w:r>
-    </w:p>
-    <w:p>
-      <w:pPr>
-        <w:pStyle w:val="FirstParagraph"/>
-      </w:pPr>
-      <w:r>
-        <w:t xml:space="preserve">Sometimes you might want to show a schematic diagram/figure that was not created with code (if you can do it with code, do it).</w:t>
-      </w:r>
-      <w:r>
-        <w:t xml:space="preserve"> </w:t>
-      </w:r>
-      <w:hyperlink w:anchor="fig-schematic">
-        <w:r>
-          <w:rPr>
-            <w:rStyle w:val="Hyperlink"/>
-          </w:rPr>
-          <w:t xml:space="preserve">Figure 1</w:t>
-        </w:r>
-      </w:hyperlink>
-      <w:r>
-        <w:t xml:space="preserve"> </w:t>
-      </w:r>
-      <w:r>
-        <w:t xml:space="preserve">is an example of some - completely random/unrelated - schematic that was generated with BioRender.</w:t>
-      </w:r>
-      <w:r>
-        <w:t xml:space="preserve"> </w:t>
-      </w:r>
-      <w:r>
-        <w:t xml:space="preserve">We store those figures in the</w:t>
+        <w:t xml:space="preserve">/</w:t>
       </w:r>
       <w:r>
         <w:t xml:space="preserve"> </w:t>
@@ -305,13 +847,650 @@
         <w:rPr>
           <w:rStyle w:val="VerbatimChar"/>
         </w:rPr>
-        <w:t xml:space="preserve">assets</w:t>
-      </w:r>
-      <w:r>
-        <w:t xml:space="preserve"> </w:t>
-      </w:r>
-      <w:r>
-        <w:t xml:space="preserve">folder.</w:t>
+        <w:t xml:space="preserve">vegan</w:t>
+      </w:r>
+      <w:r>
+        <w:t xml:space="preserve"> </w:t>
+      </w:r>
+      <w:r>
+        <w:t xml:space="preserve">(8)</w:t>
+      </w:r>
+      <w:r>
+        <w:t xml:space="preserve"> </w:t>
+      </w:r>
+      <w:r>
+        <w:t xml:space="preserve">ecosystem for microbiome-specific</w:t>
+      </w:r>
+      <w:r>
+        <w:t xml:space="preserve"> </w:t>
+      </w:r>
+      <w:r>
+        <w:t xml:space="preserve">handling.</w:t>
+      </w:r>
+    </w:p>
+    <w:bookmarkEnd w:id="25"/>
+    <w:bookmarkStart w:id="26" w:name="processing-and-cleaning"/>
+    <w:p>
+      <w:pPr>
+        <w:pStyle w:val="Heading2"/>
+      </w:pPr>
+      <w:r>
+        <w:t xml:space="preserve">Processing and cleaning</w:t>
+      </w:r>
+    </w:p>
+    <w:p>
+      <w:pPr>
+        <w:pStyle w:val="FirstParagraph"/>
+      </w:pPr>
+      <w:r>
+        <w:t xml:space="preserve">The</w:t>
+      </w:r>
+      <w:r>
+        <w:t xml:space="preserve"> </w:t>
+      </w:r>
+      <w:r>
+        <w:rPr>
+          <w:rStyle w:val="VerbatimChar"/>
+        </w:rPr>
+        <w:t xml:space="preserve">HMP_BODY_SITE</w:t>
+      </w:r>
+      <w:r>
+        <w:t xml:space="preserve"> </w:t>
+      </w:r>
+      <w:r>
+        <w:t xml:space="preserve">variable was simplified by renaming</w:t>
+      </w:r>
+      <w:r>
+        <w:t xml:space="preserve"> </w:t>
+      </w:r>
+      <w:r>
+        <w:t xml:space="preserve">“Gastrointestinal Tract”</w:t>
+      </w:r>
+      <w:r>
+        <w:t xml:space="preserve"> </w:t>
+      </w:r>
+      <w:r>
+        <w:t xml:space="preserve">→</w:t>
+      </w:r>
+      <w:r>
+        <w:t xml:space="preserve"> </w:t>
+      </w:r>
+      <w:r>
+        <w:t xml:space="preserve">“Gut”</w:t>
+      </w:r>
+      <w:r>
+        <w:t xml:space="preserve"> </w:t>
+      </w:r>
+      <w:r>
+        <w:t xml:space="preserve">and</w:t>
+      </w:r>
+      <w:r>
+        <w:t xml:space="preserve"> </w:t>
+      </w:r>
+      <w:r>
+        <w:t xml:space="preserve">“Urogenital Tract”</w:t>
+      </w:r>
+      <w:r>
+        <w:t xml:space="preserve"> </w:t>
+      </w:r>
+      <w:r>
+        <w:t xml:space="preserve">→</w:t>
+      </w:r>
+      <w:r>
+        <w:t xml:space="preserve"> </w:t>
+      </w:r>
+      <w:r>
+        <w:t xml:space="preserve">“Urogenital”</w:t>
+      </w:r>
+      <w:r>
+        <w:t xml:space="preserve">. To</w:t>
+      </w:r>
+      <w:r>
+        <w:t xml:space="preserve"> </w:t>
+      </w:r>
+      <w:r>
+        <w:t xml:space="preserve">obtain a balanced dataset, we performed stratified random subsampling of up</w:t>
+      </w:r>
+      <w:r>
+        <w:t xml:space="preserve"> </w:t>
+      </w:r>
+      <w:r>
+        <w:t xml:space="preserve">to 200 samples per body site (</w:t>
+      </w:r>
+      <w:r>
+        <w:rPr>
+          <w:rStyle w:val="VerbatimChar"/>
+        </w:rPr>
+        <w:t xml:space="preserve">set.seed(123)</w:t>
+      </w:r>
+      <w:r>
+        <w:t xml:space="preserve">). Low-abundance taxa were</w:t>
+      </w:r>
+      <w:r>
+        <w:t xml:space="preserve"> </w:t>
+      </w:r>
+      <w:r>
+        <w:t xml:space="preserve">removed by requiring each taxon to appear in at least 10 samples and to have</w:t>
+      </w:r>
+      <w:r>
+        <w:t xml:space="preserve"> </w:t>
+      </w:r>
+      <w:r>
+        <w:t xml:space="preserve">a total read count ≥ 50. Any samples that became empty after filtering were</w:t>
+      </w:r>
+      <w:r>
+        <w:t xml:space="preserve"> </w:t>
+      </w:r>
+      <w:r>
+        <w:t xml:space="preserve">dropped. For alpha and beta diversity, samples were rarefied to the 5th</w:t>
+      </w:r>
+      <w:r>
+        <w:t xml:space="preserve"> </w:t>
+      </w:r>
+      <w:r>
+        <w:t xml:space="preserve">percentile of sequencing depth.</w:t>
+      </w:r>
+    </w:p>
+    <w:bookmarkEnd w:id="26"/>
+    <w:bookmarkStart w:id="27" w:name="statistical-analysis"/>
+    <w:p>
+      <w:pPr>
+        <w:pStyle w:val="Heading2"/>
+      </w:pPr>
+      <w:r>
+        <w:t xml:space="preserve">Statistical analysis</w:t>
+      </w:r>
+    </w:p>
+    <w:p>
+      <w:pPr>
+        <w:pStyle w:val="FirstParagraph"/>
+      </w:pPr>
+      <w:r>
+        <w:rPr>
+          <w:b/>
+          <w:bCs/>
+        </w:rPr>
+        <w:t xml:space="preserve">H1 (alpha diversity).</w:t>
+      </w:r>
+      <w:r>
+        <w:t xml:space="preserve"> </w:t>
+      </w:r>
+      <w:r>
+        <w:t xml:space="preserve">For each sample we calculated Observed richness,</w:t>
+      </w:r>
+      <w:r>
+        <w:t xml:space="preserve"> </w:t>
+      </w:r>
+      <w:r>
+        <w:t xml:space="preserve">Shannon</w:t>
+      </w:r>
+      <w:r>
+        <w:t xml:space="preserve"> </w:t>
+      </w:r>
+      <w:r>
+        <w:t xml:space="preserve">(9)</w:t>
+      </w:r>
+      <w:r>
+        <w:t xml:space="preserve">, Simpson and Chao1 indices using</w:t>
+      </w:r>
+      <w:r>
+        <w:t xml:space="preserve"> </w:t>
+      </w:r>
+      <w:r>
+        <w:rPr>
+          <w:rStyle w:val="VerbatimChar"/>
+        </w:rPr>
+        <w:t xml:space="preserve">phyloseq::estimate_richness()</w:t>
+      </w:r>
+      <w:r>
+        <w:t xml:space="preserve"> </w:t>
+      </w:r>
+      <w:r>
+        <w:t xml:space="preserve">(7)</w:t>
+      </w:r>
+      <w:r>
+        <w:t xml:space="preserve">. For each metric we tested</w:t>
+      </w:r>
+      <w:r>
+        <w:t xml:space="preserve"> </w:t>
+      </w:r>
+      <w:r>
+        <w:t xml:space="preserve">for a body-site effect with a Kruskal-Wallis test; when significant</w:t>
+      </w:r>
+      <w:r>
+        <w:t xml:space="preserve"> </w:t>
+      </w:r>
+      <w:r>
+        <w:t xml:space="preserve">(α = 0.05) we performed Benjamini-Hochberg-adjusted pairwise Wilcoxon tests.</w:t>
+      </w:r>
+    </w:p>
+    <w:p>
+      <w:pPr>
+        <w:pStyle w:val="BodyText"/>
+      </w:pPr>
+      <w:r>
+        <w:rPr>
+          <w:b/>
+          <w:bCs/>
+        </w:rPr>
+        <w:t xml:space="preserve">H2 (beta diversity).</w:t>
+      </w:r>
+      <w:r>
+        <w:t xml:space="preserve"> </w:t>
+      </w:r>
+      <w:r>
+        <w:t xml:space="preserve">We log(1 + x) transformed counts and computed</w:t>
+      </w:r>
+      <w:r>
+        <w:t xml:space="preserve"> </w:t>
+      </w:r>
+      <w:r>
+        <w:t xml:space="preserve">Bray-Curtis</w:t>
+      </w:r>
+      <w:r>
+        <w:t xml:space="preserve"> </w:t>
+      </w:r>
+      <w:r>
+        <w:t xml:space="preserve">(10)</w:t>
+      </w:r>
+      <w:r>
+        <w:t xml:space="preserve"> </w:t>
+      </w:r>
+      <w:r>
+        <w:t xml:space="preserve">and Jaccard distances using</w:t>
+      </w:r>
+      <w:r>
+        <w:t xml:space="preserve"> </w:t>
+      </w:r>
+      <w:r>
+        <w:rPr>
+          <w:rStyle w:val="VerbatimChar"/>
+        </w:rPr>
+        <w:t xml:space="preserve">vegan::vegdist</w:t>
+      </w:r>
+      <w:r>
+        <w:t xml:space="preserve"> </w:t>
+      </w:r>
+      <w:r>
+        <w:t xml:space="preserve">(8)</w:t>
+      </w:r>
+      <w:r>
+        <w:t xml:space="preserve">. Body-site effects were tested with PERMANOVA</w:t>
+      </w:r>
+      <w:r>
+        <w:t xml:space="preserve"> </w:t>
+      </w:r>
+      <w:r>
+        <w:t xml:space="preserve">(11)</w:t>
+      </w:r>
+      <w:r>
+        <w:t xml:space="preserve"> </w:t>
+      </w:r>
+      <w:r>
+        <w:t xml:space="preserve">(</w:t>
+      </w:r>
+      <w:r>
+        <w:rPr>
+          <w:rStyle w:val="VerbatimChar"/>
+        </w:rPr>
+        <w:t xml:space="preserve">vegan::adonis2</w:t>
+      </w:r>
+      <w:r>
+        <w:t xml:space="preserve">), together with a BETADISPER test for</w:t>
+      </w:r>
+      <w:r>
+        <w:t xml:space="preserve"> </w:t>
+      </w:r>
+      <w:r>
+        <w:t xml:space="preserve">equality of dispersion. Samples were visualized in PCoA space (Bray-Curtis)</w:t>
+      </w:r>
+      <w:r>
+        <w:t xml:space="preserve"> </w:t>
+      </w:r>
+      <w:r>
+        <w:t xml:space="preserve">with 95% confidence ellipses and via Ward-D2 hierarchical clustering.</w:t>
+      </w:r>
+    </w:p>
+    <w:p>
+      <w:pPr>
+        <w:pStyle w:val="BodyText"/>
+      </w:pPr>
+      <w:r>
+        <w:rPr>
+          <w:b/>
+          <w:bCs/>
+        </w:rPr>
+        <w:t xml:space="preserve">H3 (co-occurrence networks).</w:t>
+      </w:r>
+      <w:r>
+        <w:t xml:space="preserve"> </w:t>
+      </w:r>
+      <w:r>
+        <w:t xml:space="preserve">For each body site we computed a Spearman</w:t>
+      </w:r>
+      <w:r>
+        <w:t xml:space="preserve"> </w:t>
+      </w:r>
+      <w:r>
+        <w:t xml:space="preserve">correlation matrix over taxa that appeared in ≥ 10% of samples</w:t>
+      </w:r>
+      <w:r>
+        <w:t xml:space="preserve"> </w:t>
+      </w:r>
+      <w:r>
+        <w:t xml:space="preserve">(</w:t>
+      </w:r>
+      <w:r>
+        <w:rPr>
+          <w:rStyle w:val="VerbatimChar"/>
+        </w:rPr>
+        <w:t xml:space="preserve">Hmisc::rcorr</w:t>
+      </w:r>
+      <w:r>
+        <w:t xml:space="preserve">). Edges were retained when |r| ≥ 0.5 and p &lt; 0.01; isolated</w:t>
+      </w:r>
+      <w:r>
+        <w:t xml:space="preserve"> </w:t>
+      </w:r>
+      <w:r>
+        <w:t xml:space="preserve">nodes were removed. Networks were built and analyzed with</w:t>
+      </w:r>
+      <w:r>
+        <w:t xml:space="preserve"> </w:t>
+      </w:r>
+      <w:r>
+        <w:rPr>
+          <w:rStyle w:val="VerbatimChar"/>
+        </w:rPr>
+        <w:t xml:space="preserve">igraph</w:t>
+      </w:r>
+      <w:r>
+        <w:t xml:space="preserve"> </w:t>
+      </w:r>
+      <w:r>
+        <w:t xml:space="preserve">(12)</w:t>
+      </w:r>
+      <w:r>
+        <w:t xml:space="preserve">, with communities detected by the Louvain algorithm</w:t>
+      </w:r>
+      <w:r>
+        <w:t xml:space="preserve"> </w:t>
+      </w:r>
+      <w:r>
+        <w:t xml:space="preserve">(13)</w:t>
+      </w:r>
+      <w:r>
+        <w:t xml:space="preserve">. We characterized each network by node count, edge count,</w:t>
+      </w:r>
+      <w:r>
+        <w:t xml:space="preserve"> </w:t>
+      </w:r>
+      <w:r>
+        <w:t xml:space="preserve">density, average degree, global clustering coefficient, Louvain modularity,</w:t>
+      </w:r>
+      <w:r>
+        <w:t xml:space="preserve"> </w:t>
+      </w:r>
+      <w:r>
+        <w:t xml:space="preserve">and number of Louvain communities. Networks were compared visually using</w:t>
+      </w:r>
+      <w:r>
+        <w:t xml:space="preserve"> </w:t>
+      </w:r>
+      <w:r>
+        <w:t xml:space="preserve">bar plots of these summaries.</w:t>
+      </w:r>
+    </w:p>
+    <w:p>
+      <w:pPr>
+        <w:pStyle w:val="BodyText"/>
+      </w:pPr>
+      <w:r>
+        <w:rPr>
+          <w:b/>
+          <w:bCs/>
+        </w:rPr>
+        <w:t xml:space="preserve">H4 (supervised classification).</w:t>
+      </w:r>
+      <w:r>
+        <w:t xml:space="preserve"> </w:t>
+      </w:r>
+      <w:r>
+        <w:t xml:space="preserve">A held-out classifier was fit using the</w:t>
+      </w:r>
+      <w:r>
+        <w:t xml:space="preserve"> </w:t>
+      </w:r>
+      <w:r>
+        <w:rPr>
+          <w:rStyle w:val="VerbatimChar"/>
+        </w:rPr>
+        <w:t xml:space="preserve">tidymodels</w:t>
+      </w:r>
+      <w:r>
+        <w:t xml:space="preserve"> </w:t>
+      </w:r>
+      <w:r>
+        <w:t xml:space="preserve">framework</w:t>
+      </w:r>
+      <w:r>
+        <w:t xml:space="preserve"> </w:t>
+      </w:r>
+      <w:r>
+        <w:t xml:space="preserve">(14)</w:t>
+      </w:r>
+      <w:r>
+        <w:t xml:space="preserve"> </w:t>
+      </w:r>
+      <w:r>
+        <w:t xml:space="preserve">with the top 300 most abundant</w:t>
+      </w:r>
+      <w:r>
+        <w:t xml:space="preserve"> </w:t>
+      </w:r>
+      <w:r>
+        <w:t xml:space="preserve">taxa as features (log(1+x) transformed, z-scored). We compared an elastic-net</w:t>
+      </w:r>
+      <w:r>
+        <w:t xml:space="preserve"> </w:t>
+      </w:r>
+      <w:r>
+        <w:t xml:space="preserve">multinomial logistic regression</w:t>
+      </w:r>
+      <w:r>
+        <w:t xml:space="preserve"> </w:t>
+      </w:r>
+      <w:r>
+        <w:t xml:space="preserve">(15)</w:t>
+      </w:r>
+      <w:r>
+        <w:t xml:space="preserve"> </w:t>
+      </w:r>
+      <w:r>
+        <w:t xml:space="preserve">and a random forest</w:t>
+      </w:r>
+      <w:r>
+        <w:t xml:space="preserve"> </w:t>
+      </w:r>
+      <w:r>
+        <w:t xml:space="preserve">(16)</w:t>
+      </w:r>
+      <w:r>
+        <w:t xml:space="preserve">, with hyperparameters tuned by 5-fold cross-validation</w:t>
+      </w:r>
+      <w:r>
+        <w:t xml:space="preserve"> </w:t>
+      </w:r>
+      <w:r>
+        <w:t xml:space="preserve">on a stratified 75/25 train/test split.</w:t>
+      </w:r>
+    </w:p>
+    <w:p>
+      <w:pPr>
+        <w:pStyle w:val="BodyText"/>
+      </w:pPr>
+      <w:r>
+        <w:t xml:space="preserve">All analyses use</w:t>
+      </w:r>
+      <w:r>
+        <w:t xml:space="preserve"> </w:t>
+      </w:r>
+      <w:r>
+        <w:rPr>
+          <w:rStyle w:val="VerbatimChar"/>
+        </w:rPr>
+        <w:t xml:space="preserve">set.seed(123)</w:t>
+      </w:r>
+      <w:r>
+        <w:t xml:space="preserve"> </w:t>
+      </w:r>
+      <w:r>
+        <w:t xml:space="preserve">where randomness is involved. The full</w:t>
+      </w:r>
+      <w:r>
+        <w:t xml:space="preserve"> </w:t>
+      </w:r>
+      <w:r>
+        <w:t xml:space="preserve">analysis pipeline is implemented in three files:</w:t>
+      </w:r>
+    </w:p>
+    <w:p>
+      <w:pPr>
+        <w:pStyle w:val="Compact"/>
+        <w:numPr>
+          <w:ilvl w:val="0"/>
+          <w:numId w:val="1002"/>
+        </w:numPr>
+      </w:pPr>
+      <w:r>
+        <w:rPr>
+          <w:rStyle w:val="VerbatimChar"/>
+        </w:rPr>
+        <w:t xml:space="preserve">code/processing-code/processingfile-v1.qmd</w:t>
+      </w:r>
+      <w:r>
+        <w:t xml:space="preserve"> </w:t>
+      </w:r>
+      <w:r>
+        <w:t xml:space="preserve">(processing: downloads HMP</w:t>
+      </w:r>
+      <w:r>
+        <w:t xml:space="preserve"> </w:t>
+      </w:r>
+      <w:r>
+        <w:t xml:space="preserve">via</w:t>
+      </w:r>
+      <w:r>
+        <w:t xml:space="preserve"> </w:t>
+      </w:r>
+      <w:r>
+        <w:rPr>
+          <w:rStyle w:val="VerbatimChar"/>
+        </w:rPr>
+        <w:t xml:space="preserve">HMP16SData::V35()</w:t>
+      </w:r>
+      <w:r>
+        <w:t xml:space="preserve">, filters rare taxa, saves</w:t>
+      </w:r>
+      <w:r>
+        <w:t xml:space="preserve"> </w:t>
+      </w:r>
+      <w:r>
+        <w:rPr>
+          <w:rStyle w:val="VerbatimChar"/>
+        </w:rPr>
+        <w:t xml:space="preserve">ps_filt.rds</w:t>
+      </w:r>
+      <w:r>
+        <w:t xml:space="preserve"> </w:t>
+      </w:r>
+      <w:r>
+        <w:t xml:space="preserve">and</w:t>
+      </w:r>
+      <w:r>
+        <w:t xml:space="preserve"> </w:t>
+      </w:r>
+      <w:r>
+        <w:rPr>
+          <w:rStyle w:val="VerbatimChar"/>
+        </w:rPr>
+        <w:t xml:space="preserve">ps_rel.rds</w:t>
+      </w:r>
+      <w:r>
+        <w:t xml:space="preserve">)</w:t>
+      </w:r>
+    </w:p>
+    <w:p>
+      <w:pPr>
+        <w:pStyle w:val="Compact"/>
+        <w:numPr>
+          <w:ilvl w:val="0"/>
+          <w:numId w:val="1002"/>
+        </w:numPr>
+      </w:pPr>
+      <w:r>
+        <w:rPr>
+          <w:rStyle w:val="VerbatimChar"/>
+        </w:rPr>
+        <w:t xml:space="preserve">code/eda-code/eda.qmd</w:t>
+      </w:r>
+      <w:r>
+        <w:t xml:space="preserve"> </w:t>
+      </w:r>
+      <w:r>
+        <w:t xml:space="preserve">(exploratory data analysis)</w:t>
+      </w:r>
+    </w:p>
+    <w:p>
+      <w:pPr>
+        <w:pStyle w:val="Compact"/>
+        <w:numPr>
+          <w:ilvl w:val="0"/>
+          <w:numId w:val="1002"/>
+        </w:numPr>
+      </w:pPr>
+      <w:r>
+        <w:rPr>
+          <w:rStyle w:val="VerbatimChar"/>
+        </w:rPr>
+        <w:t xml:space="preserve">code/analysis-code/statistical-analysis.R</w:t>
+      </w:r>
+      <w:r>
+        <w:t xml:space="preserve"> </w:t>
+      </w:r>
+      <w:r>
+        <w:t xml:space="preserve">(formal analysis + tidymodels</w:t>
+      </w:r>
+      <w:r>
+        <w:t xml:space="preserve"> </w:t>
+      </w:r>
+      <w:r>
+        <w:t xml:space="preserve">classification)</w:t>
+      </w:r>
+    </w:p>
+    <w:p>
+      <w:r>
+        <w:br w:type="page"/>
+      </w:r>
+    </w:p>
+    <w:bookmarkEnd w:id="27"/>
+    <w:bookmarkEnd w:id="28"/>
+    <w:bookmarkStart w:id="67" w:name="results"/>
+    <w:p>
+      <w:pPr>
+        <w:pStyle w:val="Heading1"/>
+      </w:pPr>
+      <w:r>
+        <w:t xml:space="preserve">Results</w:t>
+      </w:r>
+    </w:p>
+    <w:bookmarkStart w:id="38" w:name="exploratory-descriptive-analysis"/>
+    <w:p>
+      <w:pPr>
+        <w:pStyle w:val="Heading2"/>
+      </w:pPr>
+      <w:r>
+        <w:t xml:space="preserve">Exploratory / descriptive analysis</w:t>
       </w:r>
     </w:p>
     <w:tbl>
@@ -327,55 +1506,7 @@
       <w:tr>
         <w:tc>
           <w:tcPr/>
-          <w:bookmarkStart w:id="28" w:name="fig-schematic"/>
-          <w:p>
-            <w:pPr>
-              <w:pStyle w:val="Compact"/>
-              <w:jc w:val="center"/>
-            </w:pPr>
-            <w:r>
-              <w:drawing>
-                <wp:inline>
-                  <wp:extent cx="5334000" cy="4978399"/>
-                  <wp:effectExtent b="0" l="0" r="0" t="0"/>
-                  <wp:docPr descr="" title="" id="26" name="Picture"/>
-                  <a:graphic>
-                    <a:graphicData uri="http://schemas.openxmlformats.org/drawingml/2006/picture">
-                      <pic:pic>
-                        <pic:nvPicPr>
-                          <pic:cNvPr descr="../../assets/antigen-recognition.png" id="27" name="Picture"/>
-                          <pic:cNvPicPr>
-                            <a:picLocks noChangeArrowheads="1" noChangeAspect="1"/>
-                          </pic:cNvPicPr>
-                        </pic:nvPicPr>
-                        <pic:blipFill>
-                          <a:blip r:embed="rId25"/>
-                          <a:stretch>
-                            <a:fillRect/>
-                          </a:stretch>
-                        </pic:blipFill>
-                        <pic:spPr bwMode="auto">
-                          <a:xfrm>
-                            <a:off x="0" y="0"/>
-                            <a:ext cx="5334000" cy="4978399"/>
-                          </a:xfrm>
-                          <a:prstGeom prst="rect">
-                            <a:avLst/>
-                          </a:prstGeom>
-                          <a:noFill/>
-                          <a:ln w="9525">
-                            <a:noFill/>
-                            <a:headEnd/>
-                            <a:tailEnd/>
-                          </a:ln>
-                        </pic:spPr>
-                      </pic:pic>
-                    </a:graphicData>
-                  </a:graphic>
-                </wp:inline>
-              </w:drawing>
-            </w:r>
-          </w:p>
+          <w:bookmarkStart w:id="29" w:name="tbl-exploratory-summary"/>
           <w:p>
             <w:pPr>
               <w:jc w:val="center"/>
@@ -386,305 +1517,7 @@
               <w:pStyle w:val="ImageCaption"/>
             </w:pPr>
             <w:r>
-              <w:t xml:space="preserve">Figure 1: A figure that is manually generated and shows some overview/schematic. This has nothing to do with the data, it’s just a random one from one of our projects I found and placed here.</w:t>
-            </w:r>
-          </w:p>
-          <w:bookmarkEnd w:id="28"/>
-        </w:tc>
-      </w:tr>
-    </w:tbl>
-    <w:bookmarkEnd w:id="29"/>
-    <w:bookmarkStart w:id="30" w:name="data-acquisition"/>
-    <w:p>
-      <w:pPr>
-        <w:pStyle w:val="Heading2"/>
-      </w:pPr>
-      <w:r>
-        <w:t xml:space="preserve">3.2 Data acquisition</w:t>
-      </w:r>
-    </w:p>
-    <w:p>
-      <w:pPr>
-        <w:pStyle w:val="FirstParagraph"/>
-      </w:pPr>
-      <w:r>
-        <w:t xml:space="preserve">The data were obtained directly from the Human Microbiome Project using the Bioconductor package</w:t>
-      </w:r>
-      <w:r>
-        <w:t xml:space="preserve"> </w:t>
-      </w:r>
-      <w:r>
-        <w:rPr>
-          <w:rStyle w:val="VerbatimChar"/>
-        </w:rPr>
-        <w:t xml:space="preserve">HMP16SData</w:t>
-      </w:r>
-      <w:r>
-        <w:t xml:space="preserve">. The V3–V5 16S rRNA amplicon dataset was imported programmatically in R using the</w:t>
-      </w:r>
-      <w:r>
-        <w:t xml:space="preserve"> </w:t>
-      </w:r>
-      <w:r>
-        <w:rPr>
-          <w:rStyle w:val="VerbatimChar"/>
-        </w:rPr>
-        <w:t xml:space="preserve">V35()</w:t>
-      </w:r>
-      <w:r>
-        <w:t xml:space="preserve"> </w:t>
-      </w:r>
-      <w:r>
-        <w:t xml:space="preserve">function, which returns the data as a</w:t>
-      </w:r>
-      <w:r>
-        <w:t xml:space="preserve"> </w:t>
-      </w:r>
-      <w:r>
-        <w:rPr>
-          <w:rStyle w:val="VerbatimChar"/>
-        </w:rPr>
-        <w:t xml:space="preserve">SummarizedExperiment</w:t>
-      </w:r>
-      <w:r>
-        <w:t xml:space="preserve"> </w:t>
-      </w:r>
-      <w:r>
-        <w:t xml:space="preserve">object containing microbial feature counts, taxonomic annotations, and sample metadata. The data were then converted to a</w:t>
-      </w:r>
-      <w:r>
-        <w:t xml:space="preserve"> </w:t>
-      </w:r>
-      <w:r>
-        <w:rPr>
-          <w:rStyle w:val="VerbatimChar"/>
-        </w:rPr>
-        <w:t xml:space="preserve">phyloseq</w:t>
-      </w:r>
-      <w:r>
-        <w:t xml:space="preserve"> </w:t>
-      </w:r>
-      <w:r>
-        <w:t xml:space="preserve">object to support microbiome-specific data handling and exploratory analysis. Programmatic data access through Bioconductor ensures reproducibility and avoids manual data downloads.</w:t>
-      </w:r>
-    </w:p>
-    <w:bookmarkEnd w:id="30"/>
-    <w:bookmarkStart w:id="31" w:name="data-import-and-cleaning"/>
-    <w:p>
-      <w:pPr>
-        <w:pStyle w:val="Heading2"/>
-      </w:pPr>
-      <w:r>
-        <w:t xml:space="preserve">3.3 Data import and cleaning</w:t>
-      </w:r>
-    </w:p>
-    <w:p>
-      <w:pPr>
-        <w:pStyle w:val="FirstParagraph"/>
-      </w:pPr>
-      <w:r>
-        <w:t xml:space="preserve">After loading the data, several basic data checks and preprocessing steps were performed to prepare the microbiome data for exploratory analysis. Taxonomy and sample metadata were inspected to confirm successful import and consistency. Microbial features with zero total counts were removed, and rare taxa present in only a small number of samples were filtered out to reduce sparsity. Finally, raw count data were transformed to relative abundances to account for differences in sequencing depth across samples. These steps produced a cleaned dataset suitabl</w:t>
-      </w:r>
-    </w:p>
-    <w:bookmarkEnd w:id="31"/>
-    <w:bookmarkStart w:id="32" w:name="statistical-analysis"/>
-    <w:p>
-      <w:pPr>
-        <w:pStyle w:val="Heading2"/>
-      </w:pPr>
-      <w:r>
-        <w:t xml:space="preserve">3.4 Statistical analysis</w:t>
-      </w:r>
-    </w:p>
-    <w:p>
-      <w:pPr>
-        <w:pStyle w:val="FirstParagraph"/>
-      </w:pPr>
-      <w:r>
-        <w:rPr>
-          <w:i/>
-          <w:iCs/>
-        </w:rPr>
-        <w:t xml:space="preserve">Explain anything related to your statistical analyses.</w:t>
-      </w:r>
-    </w:p>
-    <w:p>
-      <w:r>
-        <w:br w:type="page"/>
-      </w:r>
-    </w:p>
-    <w:bookmarkEnd w:id="32"/>
-    <w:bookmarkEnd w:id="33"/>
-    <w:bookmarkStart w:id="50" w:name="results"/>
-    <w:p>
-      <w:pPr>
-        <w:pStyle w:val="Heading1"/>
-      </w:pPr>
-      <w:r>
-        <w:t xml:space="preserve">4. Results</w:t>
-      </w:r>
-    </w:p>
-    <w:bookmarkStart w:id="35" w:name="exploratorydescriptive-analysis"/>
-    <w:p>
-      <w:pPr>
-        <w:pStyle w:val="Heading2"/>
-      </w:pPr>
-      <w:r>
-        <w:t xml:space="preserve">4.1 Exploratory/Descriptive analysis</w:t>
-      </w:r>
-    </w:p>
-    <w:p>
-      <w:pPr>
-        <w:pStyle w:val="FirstParagraph"/>
-      </w:pPr>
-      <w:r>
-        <w:t xml:space="preserve">Exploratory analyses were used to summarize key characteristics of the microbiome dataset and assess feasibility for later modeling. I first examined sequencing depth across samples to understand variability in read counts. Next, I summarized community composition by visualizing relative abundances of dominant taxonomic groups (phylum level). Finally, I computed alpha diversity (Shannon index) to describe within-sample diversity and compared it across a metadata-defined grouping variable (e.g., body subsite). These descriptive results provide a high-level overview of the data structure and major patterns without performing formal hypothesis testing.</w:t>
-      </w:r>
-    </w:p>
-    <w:p>
-      <w:pPr>
-        <w:pStyle w:val="BodyText"/>
-      </w:pPr>
-      <w:hyperlink w:anchor="tbl-exploratory-summary">
-        <w:r>
-          <w:rPr>
-            <w:rStyle w:val="Hyperlink"/>
-          </w:rPr>
-          <w:t xml:space="preserve">Table 1</w:t>
-        </w:r>
-      </w:hyperlink>
-      <w:r>
-        <w:t xml:space="preserve"> </w:t>
-      </w:r>
-      <w:r>
-        <w:t xml:space="preserve">shows a summary of the data.</w:t>
-      </w:r>
-    </w:p>
-    <w:p>
-      <w:pPr>
-        <w:pStyle w:val="BodyText"/>
-      </w:pPr>
-      <w:r>
-        <w:t xml:space="preserve">Note the loading of the data providing a</w:t>
-      </w:r>
-      <w:r>
-        <w:t xml:space="preserve"> </w:t>
-      </w:r>
-      <w:r>
-        <w:rPr>
-          <w:b/>
-          <w:bCs/>
-        </w:rPr>
-        <w:t xml:space="preserve">relative</w:t>
-      </w:r>
-      <w:r>
-        <w:t xml:space="preserve"> </w:t>
-      </w:r>
-      <w:r>
-        <w:t xml:space="preserve">path using the</w:t>
-      </w:r>
-      <w:r>
-        <w:t xml:space="preserve"> </w:t>
-      </w:r>
-      <w:r>
-        <w:rPr>
-          <w:rStyle w:val="VerbatimChar"/>
-        </w:rPr>
-        <w:t xml:space="preserve">../../</w:t>
-      </w:r>
-      <w:r>
-        <w:t xml:space="preserve"> </w:t>
-      </w:r>
-      <w:r>
-        <w:t xml:space="preserve">notation. (Two dots means a folder up). You never want to specify an</w:t>
-      </w:r>
-      <w:r>
-        <w:t xml:space="preserve"> </w:t>
-      </w:r>
-      <w:r>
-        <w:rPr>
-          <w:b/>
-          <w:bCs/>
-        </w:rPr>
-        <w:t xml:space="preserve">absolute</w:t>
-      </w:r>
-      <w:r>
-        <w:t xml:space="preserve"> </w:t>
-      </w:r>
-      <w:r>
-        <w:t xml:space="preserve">path like</w:t>
-      </w:r>
-      <w:r>
-        <w:t xml:space="preserve"> </w:t>
-      </w:r>
-      <w:r>
-        <w:rPr>
-          <w:rStyle w:val="VerbatimChar"/>
-        </w:rPr>
-        <w:t xml:space="preserve">C:\ahandel\myproject\results\</w:t>
-      </w:r>
-      <w:r>
-        <w:t xml:space="preserve"> </w:t>
-      </w:r>
-      <w:r>
-        <w:t xml:space="preserve">because if you share this with someone, it won’t work for them since they don’t have that path. You can also use the</w:t>
-      </w:r>
-      <w:r>
-        <w:t xml:space="preserve"> </w:t>
-      </w:r>
-      <w:r>
-        <w:rPr>
-          <w:rStyle w:val="VerbatimChar"/>
-        </w:rPr>
-        <w:t xml:space="preserve">here</w:t>
-      </w:r>
-      <w:r>
-        <w:t xml:space="preserve"> </w:t>
-      </w:r>
-      <w:r>
-        <w:t xml:space="preserve">R package to create paths. See examples of that below. I generally recommend the</w:t>
-      </w:r>
-      <w:r>
-        <w:t xml:space="preserve"> </w:t>
-      </w:r>
-      <w:r>
-        <w:rPr>
-          <w:rStyle w:val="VerbatimChar"/>
-        </w:rPr>
-        <w:t xml:space="preserve">here</w:t>
-      </w:r>
-      <w:r>
-        <w:t xml:space="preserve"> </w:t>
-      </w:r>
-      <w:r>
-        <w:t xml:space="preserve">package.</w:t>
-      </w:r>
-    </w:p>
-    <w:tbl>
-      <w:tblPr>
-        <w:tblStyle w:val="Table"/>
-        <w:tblW w:type="pct" w:w="5000"/>
-        <w:tblLayout w:type="fixed"/>
-        <w:tblLook w:firstRow="0" w:lastRow="0" w:firstColumn="0" w:lastColumn="0" w:noHBand="0" w:noVBand="0" w:val="0000"/>
-      </w:tblPr>
-      <w:tblGrid>
-        <w:gridCol w:w="7920"/>
-      </w:tblGrid>
-      <w:tr>
-        <w:tc>
-          <w:tcPr/>
-          <w:bookmarkStart w:id="34" w:name="tbl-exploratory-summary"/>
-          <w:p>
-            <w:pPr>
-              <w:jc w:val="center"/>
-            </w:pPr>
-            <w:pPr>
-              <w:jc w:val="left"/>
-              <w:spacing w:before="200"/>
-              <w:pStyle w:val="ImageCaption"/>
-            </w:pPr>
-            <w:r>
-              <w:t xml:space="preserve">Table 1: Exploratory summary by body subsite (sample size, sequencing depth, and Shannon diversity).</w:t>
+              <w:t xml:space="preserve">Table 1: Summary of the processed dataset by body site (sample size, mean sequencing depth, alpha diversity).</w:t>
             </w:r>
           </w:p>
           <w:tbl>
@@ -820,20 +1653,20 @@
                     <w:jc w:val="center"/>
                   </w:pPr>
                   <w:r>
-                    <w:t xml:space="preserve">4.460047</w:t>
-                  </w:r>
-                </w:p>
-              </w:tc>
-              <w:tc>
-                <w:tcPr/>
-                <w:p>
-                  <w:pPr>
-                    <w:pStyle w:val="Compact"/>
-                    <w:jc w:val="right"/>
-                    <w:jc w:val="center"/>
-                  </w:pPr>
-                  <w:r>
-                    <w:t xml:space="preserve">0.8706772</w:t>
+                    <w:t xml:space="preserve">4.46</w:t>
+                  </w:r>
+                </w:p>
+              </w:tc>
+              <w:tc>
+                <w:tcPr/>
+                <w:p>
+                  <w:pPr>
+                    <w:pStyle w:val="Compact"/>
+                    <w:jc w:val="right"/>
+                    <w:jc w:val="center"/>
+                  </w:pPr>
+                  <w:r>
+                    <w:t xml:space="preserve">0.87</w:t>
                   </w:r>
                 </w:p>
               </w:tc>
@@ -887,20 +1720,20 @@
                     <w:jc w:val="center"/>
                   </w:pPr>
                   <w:r>
-                    <w:t xml:space="preserve">4.653602</w:t>
-                  </w:r>
-                </w:p>
-              </w:tc>
-              <w:tc>
-                <w:tcPr/>
-                <w:p>
-                  <w:pPr>
-                    <w:pStyle w:val="Compact"/>
-                    <w:jc w:val="right"/>
-                    <w:jc w:val="center"/>
-                  </w:pPr>
-                  <w:r>
-                    <w:t xml:space="preserve">0.7127585</w:t>
+                    <w:t xml:space="preserve">4.65</w:t>
+                  </w:r>
+                </w:p>
+              </w:tc>
+              <w:tc>
+                <w:tcPr/>
+                <w:p>
+                  <w:pPr>
+                    <w:pStyle w:val="Compact"/>
+                    <w:jc w:val="right"/>
+                    <w:jc w:val="center"/>
+                  </w:pPr>
+                  <w:r>
+                    <w:t xml:space="preserve">0.71</w:t>
                   </w:r>
                 </w:p>
               </w:tc>
@@ -954,20 +1787,20 @@
                     <w:jc w:val="center"/>
                   </w:pPr>
                   <w:r>
-                    <w:t xml:space="preserve">4.876263</w:t>
-                  </w:r>
-                </w:p>
-              </w:tc>
-              <w:tc>
-                <w:tcPr/>
-                <w:p>
-                  <w:pPr>
-                    <w:pStyle w:val="Compact"/>
-                    <w:jc w:val="right"/>
-                    <w:jc w:val="center"/>
-                  </w:pPr>
-                  <w:r>
-                    <w:t xml:space="preserve">0.7913452</w:t>
+                    <w:t xml:space="preserve">4.88</w:t>
+                  </w:r>
+                </w:p>
+              </w:tc>
+              <w:tc>
+                <w:tcPr/>
+                <w:p>
+                  <w:pPr>
+                    <w:pStyle w:val="Compact"/>
+                    <w:jc w:val="right"/>
+                    <w:jc w:val="center"/>
+                  </w:pPr>
+                  <w:r>
+                    <w:t xml:space="preserve">0.79</w:t>
                   </w:r>
                 </w:p>
               </w:tc>
@@ -1021,20 +1854,20 @@
                     <w:jc w:val="center"/>
                   </w:pPr>
                   <w:r>
-                    <w:t xml:space="preserve">5.254429</w:t>
-                  </w:r>
-                </w:p>
-              </w:tc>
-              <w:tc>
-                <w:tcPr/>
-                <w:p>
-                  <w:pPr>
-                    <w:pStyle w:val="Compact"/>
-                    <w:jc w:val="right"/>
-                    <w:jc w:val="center"/>
-                  </w:pPr>
-                  <w:r>
-                    <w:t xml:space="preserve">0.7266700</w:t>
+                    <w:t xml:space="preserve">5.25</w:t>
+                  </w:r>
+                </w:p>
+              </w:tc>
+              <w:tc>
+                <w:tcPr/>
+                <w:p>
+                  <w:pPr>
+                    <w:pStyle w:val="Compact"/>
+                    <w:jc w:val="right"/>
+                    <w:jc w:val="center"/>
+                  </w:pPr>
+                  <w:r>
+                    <w:t xml:space="preserve">0.73</w:t>
                   </w:r>
                 </w:p>
               </w:tc>
@@ -1088,20 +1921,20 @@
                     <w:jc w:val="center"/>
                   </w:pPr>
                   <w:r>
-                    <w:t xml:space="preserve">3.848909</w:t>
-                  </w:r>
-                </w:p>
-              </w:tc>
-              <w:tc>
-                <w:tcPr/>
-                <w:p>
-                  <w:pPr>
-                    <w:pStyle w:val="Compact"/>
-                    <w:jc w:val="right"/>
-                    <w:jc w:val="center"/>
-                  </w:pPr>
-                  <w:r>
-                    <w:t xml:space="preserve">1.5461660</w:t>
+                    <w:t xml:space="preserve">3.85</w:t>
+                  </w:r>
+                </w:p>
+              </w:tc>
+              <w:tc>
+                <w:tcPr/>
+                <w:p>
+                  <w:pPr>
+                    <w:pStyle w:val="Compact"/>
+                    <w:jc w:val="right"/>
+                    <w:jc w:val="center"/>
+                  </w:pPr>
+                  <w:r>
+                    <w:t xml:space="preserve">1.55</w:t>
                   </w:r>
                 </w:p>
               </w:tc>
@@ -1155,20 +1988,20 @@
                     <w:jc w:val="center"/>
                   </w:pPr>
                   <w:r>
-                    <w:t xml:space="preserve">3.632808</w:t>
-                  </w:r>
-                </w:p>
-              </w:tc>
-              <w:tc>
-                <w:tcPr/>
-                <w:p>
-                  <w:pPr>
-                    <w:pStyle w:val="Compact"/>
-                    <w:jc w:val="right"/>
-                    <w:jc w:val="center"/>
-                  </w:pPr>
-                  <w:r>
-                    <w:t xml:space="preserve">0.9239779</w:t>
+                    <w:t xml:space="preserve">3.63</w:t>
+                  </w:r>
+                </w:p>
+              </w:tc>
+              <w:tc>
+                <w:tcPr/>
+                <w:p>
+                  <w:pPr>
+                    <w:pStyle w:val="Compact"/>
+                    <w:jc w:val="right"/>
+                    <w:jc w:val="center"/>
+                  </w:pPr>
+                  <w:r>
+                    <w:t xml:space="preserve">0.92</w:t>
                   </w:r>
                 </w:p>
               </w:tc>
@@ -1222,20 +2055,20 @@
                     <w:jc w:val="center"/>
                   </w:pPr>
                   <w:r>
-                    <w:t xml:space="preserve">3.507213</w:t>
-                  </w:r>
-                </w:p>
-              </w:tc>
-              <w:tc>
-                <w:tcPr/>
-                <w:p>
-                  <w:pPr>
-                    <w:pStyle w:val="Compact"/>
-                    <w:jc w:val="right"/>
-                    <w:jc w:val="center"/>
-                  </w:pPr>
-                  <w:r>
-                    <w:t xml:space="preserve">0.7114570</w:t>
+                    <w:t xml:space="preserve">3.51</w:t>
+                  </w:r>
+                </w:p>
+              </w:tc>
+              <w:tc>
+                <w:tcPr/>
+                <w:p>
+                  <w:pPr>
+                    <w:pStyle w:val="Compact"/>
+                    <w:jc w:val="right"/>
+                    <w:jc w:val="center"/>
+                  </w:pPr>
+                  <w:r>
+                    <w:t xml:space="preserve">0.71</w:t>
                   </w:r>
                 </w:p>
               </w:tc>
@@ -1289,20 +2122,20 @@
                     <w:jc w:val="center"/>
                   </w:pPr>
                   <w:r>
-                    <w:t xml:space="preserve">5.658271</w:t>
-                  </w:r>
-                </w:p>
-              </w:tc>
-              <w:tc>
-                <w:tcPr/>
-                <w:p>
-                  <w:pPr>
-                    <w:pStyle w:val="Compact"/>
-                    <w:jc w:val="right"/>
-                    <w:jc w:val="center"/>
-                  </w:pPr>
-                  <w:r>
-                    <w:t xml:space="preserve">0.5904853</w:t>
+                    <w:t xml:space="preserve">5.66</w:t>
+                  </w:r>
+                </w:p>
+              </w:tc>
+              <w:tc>
+                <w:tcPr/>
+                <w:p>
+                  <w:pPr>
+                    <w:pStyle w:val="Compact"/>
+                    <w:jc w:val="right"/>
+                    <w:jc w:val="center"/>
+                  </w:pPr>
+                  <w:r>
+                    <w:t xml:space="preserve">0.59</w:t>
                   </w:r>
                 </w:p>
               </w:tc>
@@ -1356,20 +2189,20 @@
                     <w:jc w:val="center"/>
                   </w:pPr>
                   <w:r>
-                    <w:t xml:space="preserve">3.354566</w:t>
-                  </w:r>
-                </w:p>
-              </w:tc>
-              <w:tc>
-                <w:tcPr/>
-                <w:p>
-                  <w:pPr>
-                    <w:pStyle w:val="Compact"/>
-                    <w:jc w:val="right"/>
-                    <w:jc w:val="center"/>
-                  </w:pPr>
-                  <w:r>
-                    <w:t xml:space="preserve">0.7002623</w:t>
+                    <w:t xml:space="preserve">3.35</w:t>
+                  </w:r>
+                </w:p>
+              </w:tc>
+              <w:tc>
+                <w:tcPr/>
+                <w:p>
+                  <w:pPr>
+                    <w:pStyle w:val="Compact"/>
+                    <w:jc w:val="right"/>
+                    <w:jc w:val="center"/>
+                  </w:pPr>
+                  <w:r>
+                    <w:t xml:space="preserve">0.70</w:t>
                   </w:r>
                 </w:p>
               </w:tc>
@@ -1423,20 +2256,20 @@
                     <w:jc w:val="center"/>
                   </w:pPr>
                   <w:r>
-                    <w:t xml:space="preserve">3.777690</w:t>
-                  </w:r>
-                </w:p>
-              </w:tc>
-              <w:tc>
-                <w:tcPr/>
-                <w:p>
-                  <w:pPr>
-                    <w:pStyle w:val="Compact"/>
-                    <w:jc w:val="right"/>
-                    <w:jc w:val="center"/>
-                  </w:pPr>
-                  <w:r>
-                    <w:t xml:space="preserve">1.4166886</w:t>
+                    <w:t xml:space="preserve">3.78</w:t>
+                  </w:r>
+                </w:p>
+              </w:tc>
+              <w:tc>
+                <w:tcPr/>
+                <w:p>
+                  <w:pPr>
+                    <w:pStyle w:val="Compact"/>
+                    <w:jc w:val="right"/>
+                    <w:jc w:val="center"/>
+                  </w:pPr>
+                  <w:r>
+                    <w:t xml:space="preserve">1.42</w:t>
                   </w:r>
                 </w:p>
               </w:tc>
@@ -1490,20 +2323,20 @@
                     <w:jc w:val="center"/>
                   </w:pPr>
                   <w:r>
-                    <w:t xml:space="preserve">3.720827</w:t>
-                  </w:r>
-                </w:p>
-              </w:tc>
-              <w:tc>
-                <w:tcPr/>
-                <w:p>
-                  <w:pPr>
-                    <w:pStyle w:val="Compact"/>
-                    <w:jc w:val="right"/>
-                    <w:jc w:val="center"/>
-                  </w:pPr>
-                  <w:r>
-                    <w:t xml:space="preserve">0.8131103</w:t>
+                    <w:t xml:space="preserve">3.72</w:t>
+                  </w:r>
+                </w:p>
+              </w:tc>
+              <w:tc>
+                <w:tcPr/>
+                <w:p>
+                  <w:pPr>
+                    <w:pStyle w:val="Compact"/>
+                    <w:jc w:val="right"/>
+                    <w:jc w:val="center"/>
+                  </w:pPr>
+                  <w:r>
+                    <w:t xml:space="preserve">0.81</w:t>
                   </w:r>
                 </w:p>
               </w:tc>
@@ -1557,20 +2390,20 @@
                     <w:jc w:val="center"/>
                   </w:pPr>
                   <w:r>
-                    <w:t xml:space="preserve">6.006401</w:t>
-                  </w:r>
-                </w:p>
-              </w:tc>
-              <w:tc>
-                <w:tcPr/>
-                <w:p>
-                  <w:pPr>
-                    <w:pStyle w:val="Compact"/>
-                    <w:jc w:val="right"/>
-                    <w:jc w:val="center"/>
-                  </w:pPr>
-                  <w:r>
-                    <w:t xml:space="preserve">0.4902087</w:t>
+                    <w:t xml:space="preserve">6.01</w:t>
+                  </w:r>
+                </w:p>
+              </w:tc>
+              <w:tc>
+                <w:tcPr/>
+                <w:p>
+                  <w:pPr>
+                    <w:pStyle w:val="Compact"/>
+                    <w:jc w:val="right"/>
+                    <w:jc w:val="center"/>
+                  </w:pPr>
+                  <w:r>
+                    <w:t xml:space="preserve">0.49</w:t>
                   </w:r>
                 </w:p>
               </w:tc>
@@ -1624,20 +2457,20 @@
                     <w:jc w:val="center"/>
                   </w:pPr>
                   <w:r>
-                    <w:t xml:space="preserve">5.528866</w:t>
-                  </w:r>
-                </w:p>
-              </w:tc>
-              <w:tc>
-                <w:tcPr/>
-                <w:p>
-                  <w:pPr>
-                    <w:pStyle w:val="Compact"/>
-                    <w:jc w:val="right"/>
-                    <w:jc w:val="center"/>
-                  </w:pPr>
-                  <w:r>
-                    <w:t xml:space="preserve">0.4893080</w:t>
+                    <w:t xml:space="preserve">5.53</w:t>
+                  </w:r>
+                </w:p>
+              </w:tc>
+              <w:tc>
+                <w:tcPr/>
+                <w:p>
+                  <w:pPr>
+                    <w:pStyle w:val="Compact"/>
+                    <w:jc w:val="right"/>
+                    <w:jc w:val="center"/>
+                  </w:pPr>
+                  <w:r>
+                    <w:t xml:space="preserve">0.49</w:t>
                   </w:r>
                 </w:p>
               </w:tc>
@@ -1691,20 +2524,20 @@
                     <w:jc w:val="center"/>
                   </w:pPr>
                   <w:r>
-                    <w:t xml:space="preserve">5.878620</w:t>
-                  </w:r>
-                </w:p>
-              </w:tc>
-              <w:tc>
-                <w:tcPr/>
-                <w:p>
-                  <w:pPr>
-                    <w:pStyle w:val="Compact"/>
-                    <w:jc w:val="right"/>
-                    <w:jc w:val="center"/>
-                  </w:pPr>
-                  <w:r>
-                    <w:t xml:space="preserve">0.5504130</w:t>
+                    <w:t xml:space="preserve">5.88</w:t>
+                  </w:r>
+                </w:p>
+              </w:tc>
+              <w:tc>
+                <w:tcPr/>
+                <w:p>
+                  <w:pPr>
+                    <w:pStyle w:val="Compact"/>
+                    <w:jc w:val="right"/>
+                    <w:jc w:val="center"/>
+                  </w:pPr>
+                  <w:r>
+                    <w:t xml:space="preserve">0.55</w:t>
                   </w:r>
                 </w:p>
               </w:tc>
@@ -1758,20 +2591,20 @@
                     <w:jc w:val="center"/>
                   </w:pPr>
                   <w:r>
-                    <w:t xml:space="preserve">5.848824</w:t>
-                  </w:r>
-                </w:p>
-              </w:tc>
-              <w:tc>
-                <w:tcPr/>
-                <w:p>
-                  <w:pPr>
-                    <w:pStyle w:val="Compact"/>
-                    <w:jc w:val="right"/>
-                    <w:jc w:val="center"/>
-                  </w:pPr>
-                  <w:r>
-                    <w:t xml:space="preserve">0.4947012</w:t>
+                    <w:t xml:space="preserve">5.85</w:t>
+                  </w:r>
+                </w:p>
+              </w:tc>
+              <w:tc>
+                <w:tcPr/>
+                <w:p>
+                  <w:pPr>
+                    <w:pStyle w:val="Compact"/>
+                    <w:jc w:val="right"/>
+                    <w:jc w:val="center"/>
+                  </w:pPr>
+                  <w:r>
+                    <w:t xml:space="preserve">0.49</w:t>
                   </w:r>
                 </w:p>
               </w:tc>
@@ -1825,20 +2658,20 @@
                     <w:jc w:val="center"/>
                   </w:pPr>
                   <w:r>
-                    <w:t xml:space="preserve">5.537592</w:t>
-                  </w:r>
-                </w:p>
-              </w:tc>
-              <w:tc>
-                <w:tcPr/>
-                <w:p>
-                  <w:pPr>
-                    <w:pStyle w:val="Compact"/>
-                    <w:jc w:val="right"/>
-                    <w:jc w:val="center"/>
-                  </w:pPr>
-                  <w:r>
-                    <w:t xml:space="preserve">0.7611261</w:t>
+                    <w:t xml:space="preserve">5.54</w:t>
+                  </w:r>
+                </w:p>
+              </w:tc>
+              <w:tc>
+                <w:tcPr/>
+                <w:p>
+                  <w:pPr>
+                    <w:pStyle w:val="Compact"/>
+                    <w:jc w:val="right"/>
+                    <w:jc w:val="center"/>
+                  </w:pPr>
+                  <w:r>
+                    <w:t xml:space="preserve">0.76</w:t>
                   </w:r>
                 </w:p>
               </w:tc>
@@ -1892,20 +2725,20 @@
                     <w:jc w:val="center"/>
                   </w:pPr>
                   <w:r>
-                    <w:t xml:space="preserve">5.498167</w:t>
-                  </w:r>
-                </w:p>
-              </w:tc>
-              <w:tc>
-                <w:tcPr/>
-                <w:p>
-                  <w:pPr>
-                    <w:pStyle w:val="Compact"/>
-                    <w:jc w:val="right"/>
-                    <w:jc w:val="center"/>
-                  </w:pPr>
-                  <w:r>
-                    <w:t xml:space="preserve">0.4704104</w:t>
+                    <w:t xml:space="preserve">5.50</w:t>
+                  </w:r>
+                </w:p>
+              </w:tc>
+              <w:tc>
+                <w:tcPr/>
+                <w:p>
+                  <w:pPr>
+                    <w:pStyle w:val="Compact"/>
+                    <w:jc w:val="right"/>
+                    <w:jc w:val="center"/>
+                  </w:pPr>
+                  <w:r>
+                    <w:t xml:space="preserve">0.47</w:t>
                   </w:r>
                 </w:p>
               </w:tc>
@@ -1959,38 +2792,82 @@
                     <w:jc w:val="center"/>
                   </w:pPr>
                   <w:r>
-                    <w:t xml:space="preserve">3.686701</w:t>
-                  </w:r>
-                </w:p>
-              </w:tc>
-              <w:tc>
-                <w:tcPr/>
-                <w:p>
-                  <w:pPr>
-                    <w:pStyle w:val="Compact"/>
-                    <w:jc w:val="right"/>
-                    <w:jc w:val="center"/>
-                  </w:pPr>
-                  <w:r>
-                    <w:t xml:space="preserve">0.7645409</w:t>
+                    <w:t xml:space="preserve">3.69</w:t>
+                  </w:r>
+                </w:p>
+              </w:tc>
+              <w:tc>
+                <w:tcPr/>
+                <w:p>
+                  <w:pPr>
+                    <w:pStyle w:val="Compact"/>
+                    <w:jc w:val="right"/>
+                    <w:jc w:val="center"/>
+                  </w:pPr>
+                  <w:r>
+                    <w:t xml:space="preserve">0.76</w:t>
                   </w:r>
                 </w:p>
               </w:tc>
             </w:tr>
           </w:tbl>
-          <w:bookmarkEnd w:id="34"/>
+          <w:bookmarkEnd w:id="29"/>
           <w:p/>
         </w:tc>
       </w:tr>
     </w:tbl>
-    <w:bookmarkEnd w:id="35"/>
-    <w:bookmarkStart w:id="48" w:name="basic-statistical-analysis"/>
     <w:p>
       <w:pPr>
-        <w:pStyle w:val="Heading2"/>
-      </w:pPr>
-      <w:r>
-        <w:t xml:space="preserve">4.2 Basic statistical analysis</w:t>
+        <w:pStyle w:val="BodyText"/>
+      </w:pPr>
+      <w:r>
+        <w:t xml:space="preserve">Figure</w:t>
+      </w:r>
+      <w:r>
+        <w:t xml:space="preserve"> </w:t>
+      </w:r>
+      <w:hyperlink w:anchor="fig-seq-depth">
+        <w:r>
+          <w:rPr>
+            <w:rStyle w:val="Hyperlink"/>
+          </w:rPr>
+          <w:t xml:space="preserve">Figure 1</w:t>
+        </w:r>
+      </w:hyperlink>
+      <w:r>
+        <w:t xml:space="preserve"> </w:t>
+      </w:r>
+      <w:r>
+        <w:t xml:space="preserve">shows the distribution of per-sample sequencing depth,</w:t>
+      </w:r>
+      <w:r>
+        <w:t xml:space="preserve"> </w:t>
+      </w:r>
+      <w:r>
+        <w:t xml:space="preserve">motivating the rarefaction step. Figure</w:t>
+      </w:r>
+      <w:r>
+        <w:t xml:space="preserve"> </w:t>
+      </w:r>
+      <w:hyperlink w:anchor="fig-top-phyla">
+        <w:r>
+          <w:rPr>
+            <w:rStyle w:val="Hyperlink"/>
+          </w:rPr>
+          <w:t xml:space="preserve">Figure 2</w:t>
+        </w:r>
+      </w:hyperlink>
+      <w:r>
+        <w:t xml:space="preserve"> </w:t>
+      </w:r>
+      <w:r>
+        <w:t xml:space="preserve">shows the relative</w:t>
+      </w:r>
+      <w:r>
+        <w:t xml:space="preserve"> </w:t>
+      </w:r>
+      <w:r>
+        <w:t xml:space="preserve">abundance of the 10 most abundant phyla across samples.</w:t>
       </w:r>
     </w:p>
     <w:tbl>
@@ -2006,7 +2883,7 @@
       <w:tr>
         <w:tc>
           <w:tcPr/>
-          <w:bookmarkStart w:id="39" w:name="fig-seq-depth"/>
+          <w:bookmarkStart w:id="33" w:name="fig-seq-depth"/>
           <w:p>
             <w:pPr>
               <w:pStyle w:val="Compact"/>
@@ -2017,18 +2894,18 @@
                 <wp:inline>
                   <wp:extent cx="5334000" cy="3556000"/>
                   <wp:effectExtent b="0" l="0" r="0" t="0"/>
-                  <wp:docPr descr="" title="" id="37" name="Picture"/>
+                  <wp:docPr descr="" title="" id="31" name="Picture"/>
                   <a:graphic>
                     <a:graphicData uri="http://schemas.openxmlformats.org/drawingml/2006/picture">
                       <pic:pic>
                         <pic:nvPicPr>
-                          <pic:cNvPr descr="../../results/figures/seq_depth.png" id="38" name="Picture"/>
+                          <pic:cNvPr descr="../../results/figures/seq_depth.png" id="32" name="Picture"/>
                           <pic:cNvPicPr>
                             <a:picLocks noChangeArrowheads="1" noChangeAspect="1"/>
                           </pic:cNvPicPr>
                         </pic:nvPicPr>
                         <pic:blipFill>
-                          <a:blip r:embed="rId36"/>
+                          <a:blip r:embed="rId30"/>
                           <a:stretch>
                             <a:fillRect/>
                           </a:stretch>
@@ -2065,10 +2942,10 @@
               <w:pStyle w:val="ImageCaption"/>
             </w:pPr>
             <w:r>
-              <w:t xml:space="preserve">Figure 2: Sequencing depth distribution across samples.</w:t>
+              <w:t xml:space="preserve">Figure 1: Sequencing depth distribution across samples.</w:t>
             </w:r>
           </w:p>
-          <w:bookmarkEnd w:id="39"/>
+          <w:bookmarkEnd w:id="33"/>
         </w:tc>
       </w:tr>
     </w:tbl>
@@ -2085,7 +2962,7 @@
       <w:tr>
         <w:tc>
           <w:tcPr/>
-          <w:bookmarkStart w:id="43" w:name="fig-top-phyla"/>
+          <w:bookmarkStart w:id="37" w:name="fig-top-phyla"/>
           <w:p>
             <w:pPr>
               <w:pStyle w:val="Compact"/>
@@ -2096,18 +2973,18 @@
                 <wp:inline>
                   <wp:extent cx="5334000" cy="2667000"/>
                   <wp:effectExtent b="0" l="0" r="0" t="0"/>
-                  <wp:docPr descr="" title="" id="41" name="Picture"/>
+                  <wp:docPr descr="" title="" id="35" name="Picture"/>
                   <a:graphic>
                     <a:graphicData uri="http://schemas.openxmlformats.org/drawingml/2006/picture">
                       <pic:pic>
                         <pic:nvPicPr>
-                          <pic:cNvPr descr="../../results/figures/top_phyla.png" id="42" name="Picture"/>
+                          <pic:cNvPr descr="../../results/figures/top_phyla.png" id="36" name="Picture"/>
                           <pic:cNvPicPr>
                             <a:picLocks noChangeArrowheads="1" noChangeAspect="1"/>
                           </pic:cNvPicPr>
                         </pic:nvPicPr>
                         <pic:blipFill>
-                          <a:blip r:embed="rId40"/>
+                          <a:blip r:embed="rId34"/>
                           <a:stretch>
                             <a:fillRect/>
                           </a:stretch>
@@ -2144,10 +3021,419 @@
               <w:pStyle w:val="ImageCaption"/>
             </w:pPr>
             <w:r>
-              <w:t xml:space="preserve">Figure 3: Relative abundance of the top 10 phyla across samples (stacked bar plot).</w:t>
+              <w:t xml:space="preserve">Figure 2: Relative abundance of the top 10 phyla across samples.</w:t>
             </w:r>
           </w:p>
-          <w:bookmarkEnd w:id="43"/>
+          <w:bookmarkEnd w:id="37"/>
+        </w:tc>
+      </w:tr>
+    </w:tbl>
+    <w:bookmarkEnd w:id="38"/>
+    <w:bookmarkStart w:id="44" w:name="h1-alpha-diversity-differs-by-body-site"/>
+    <w:p>
+      <w:pPr>
+        <w:pStyle w:val="Heading2"/>
+      </w:pPr>
+      <w:r>
+        <w:t xml:space="preserve">H1: Alpha diversity differs by body site</w:t>
+      </w:r>
+    </w:p>
+    <w:p>
+      <w:pPr>
+        <w:pStyle w:val="FirstParagraph"/>
+      </w:pPr>
+      <w:r>
+        <w:t xml:space="preserve">Kruskal-Wallis tests rejected the null of equal alpha diversity across body</w:t>
+      </w:r>
+      <w:r>
+        <w:t xml:space="preserve"> </w:t>
+      </w:r>
+      <w:r>
+        <w:t xml:space="preserve">sites for all four indices (Table</w:t>
+      </w:r>
+      <w:r>
+        <w:t xml:space="preserve"> </w:t>
+      </w:r>
+      <w:hyperlink w:anchor="tbl-alpha-kw">
+        <w:r>
+          <w:rPr>
+            <w:rStyle w:val="Hyperlink"/>
+          </w:rPr>
+          <w:t xml:space="preserve">Table 2</w:t>
+        </w:r>
+      </w:hyperlink>
+      <w:r>
+        <w:t xml:space="preserve">). Pairwise Wilcoxon follow-up</w:t>
+      </w:r>
+      <w:r>
+        <w:t xml:space="preserve"> </w:t>
+      </w:r>
+      <w:r>
+        <w:t xml:space="preserve">tests (Benjamini-Hochberg corrected) are stored in</w:t>
+      </w:r>
+      <w:r>
+        <w:t xml:space="preserve"> </w:t>
+      </w:r>
+      <w:r>
+        <w:rPr>
+          <w:rStyle w:val="VerbatimChar"/>
+        </w:rPr>
+        <w:t xml:space="preserve">results/tables/alpha_pairwise.rds</w:t>
+      </w:r>
+      <w:r>
+        <w:t xml:space="preserve">. Figure</w:t>
+      </w:r>
+      <w:r>
+        <w:t xml:space="preserve"> </w:t>
+      </w:r>
+      <w:hyperlink w:anchor="fig-alpha">
+        <w:r>
+          <w:rPr>
+            <w:rStyle w:val="Hyperlink"/>
+          </w:rPr>
+          <w:t xml:space="preserve">Figure 3</w:t>
+        </w:r>
+      </w:hyperlink>
+      <w:r>
+        <w:t xml:space="preserve"> </w:t>
+      </w:r>
+      <w:r>
+        <w:t xml:space="preserve">shows per-site</w:t>
+      </w:r>
+      <w:r>
+        <w:t xml:space="preserve"> </w:t>
+      </w:r>
+      <w:r>
+        <w:t xml:space="preserve">boxplots for the four indices; Oral and Gut samples show the highest Shannon</w:t>
+      </w:r>
+      <w:r>
+        <w:t xml:space="preserve"> </w:t>
+      </w:r>
+      <w:r>
+        <w:t xml:space="preserve">values, while Skin and Urogenital samples show lower and more variable</w:t>
+      </w:r>
+      <w:r>
+        <w:t xml:space="preserve"> </w:t>
+      </w:r>
+      <w:r>
+        <w:t xml:space="preserve">diversity.</w:t>
+      </w:r>
+    </w:p>
+    <w:tbl>
+      <w:tblPr>
+        <w:tblStyle w:val="Table"/>
+        <w:tblW w:type="pct" w:w="5000"/>
+        <w:tblLayout w:type="fixed"/>
+        <w:tblLook w:firstRow="0" w:lastRow="0" w:firstColumn="0" w:lastColumn="0" w:noHBand="0" w:noVBand="0" w:val="0000"/>
+      </w:tblPr>
+      <w:tblGrid>
+        <w:gridCol w:w="7920"/>
+      </w:tblGrid>
+      <w:tr>
+        <w:tc>
+          <w:tcPr/>
+          <w:bookmarkStart w:id="39" w:name="tbl-alpha-kw"/>
+          <w:p>
+            <w:pPr>
+              <w:jc w:val="center"/>
+            </w:pPr>
+            <w:pPr>
+              <w:jc w:val="left"/>
+              <w:spacing w:before="200"/>
+              <w:pStyle w:val="ImageCaption"/>
+            </w:pPr>
+            <w:r>
+              <w:t xml:space="preserve">Table 2: Kruskal-Wallis tests of alpha diversity differences across the five body sites.</w:t>
+            </w:r>
+          </w:p>
+          <w:tbl>
+            <w:tblPr>
+              <w:tblStyle w:val="Table"/>
+              <w:tblW w:type="auto" w:w="0"/>
+              <w:tblLook w:firstRow="1" w:lastRow="0" w:firstColumn="0" w:lastColumn="0" w:noHBand="0" w:noVBand="0" w:val="0020"/>
+            </w:tblPr>
+            <w:tblGrid>
+              <w:gridCol w:w="1980"/>
+              <w:gridCol w:w="1980"/>
+              <w:gridCol w:w="1980"/>
+              <w:gridCol w:w="1980"/>
+            </w:tblGrid>
+            <w:tr>
+              <w:trPr>
+                <w:tblHeader w:val="on"/>
+              </w:trPr>
+              <w:tc>
+                <w:tcPr/>
+                <w:p>
+                  <w:pPr>
+                    <w:pStyle w:val="Compact"/>
+                    <w:jc w:val="left"/>
+                    <w:jc w:val="center"/>
+                  </w:pPr>
+                  <w:r>
+                    <w:t xml:space="preserve">metric</w:t>
+                  </w:r>
+                </w:p>
+              </w:tc>
+              <w:tc>
+                <w:tcPr/>
+                <w:p>
+                  <w:pPr>
+                    <w:pStyle w:val="Compact"/>
+                    <w:jc w:val="right"/>
+                    <w:jc w:val="center"/>
+                  </w:pPr>
+                  <w:r>
+                    <w:t xml:space="preserve">chi_sq</w:t>
+                  </w:r>
+                </w:p>
+              </w:tc>
+              <w:tc>
+                <w:tcPr/>
+                <w:p>
+                  <w:pPr>
+                    <w:pStyle w:val="Compact"/>
+                    <w:jc w:val="right"/>
+                    <w:jc w:val="center"/>
+                  </w:pPr>
+                  <w:r>
+                    <w:t xml:space="preserve">df</w:t>
+                  </w:r>
+                </w:p>
+              </w:tc>
+              <w:tc>
+                <w:tcPr/>
+                <w:p>
+                  <w:pPr>
+                    <w:pStyle w:val="Compact"/>
+                    <w:jc w:val="right"/>
+                    <w:jc w:val="center"/>
+                  </w:pPr>
+                  <w:r>
+                    <w:t xml:space="preserve">p</w:t>
+                  </w:r>
+                </w:p>
+              </w:tc>
+            </w:tr>
+            <w:tr>
+              <w:tc>
+                <w:tcPr/>
+                <w:p>
+                  <w:pPr>
+                    <w:pStyle w:val="Compact"/>
+                    <w:jc w:val="left"/>
+                    <w:jc w:val="center"/>
+                  </w:pPr>
+                  <w:r>
+                    <w:t xml:space="preserve">Observed</w:t>
+                  </w:r>
+                </w:p>
+              </w:tc>
+              <w:tc>
+                <w:tcPr/>
+                <w:p>
+                  <w:pPr>
+                    <w:pStyle w:val="Compact"/>
+                    <w:jc w:val="right"/>
+                    <w:jc w:val="center"/>
+                  </w:pPr>
+                  <w:r>
+                    <w:t xml:space="preserve">565.8054</w:t>
+                  </w:r>
+                </w:p>
+              </w:tc>
+              <w:tc>
+                <w:tcPr/>
+                <w:p>
+                  <w:pPr>
+                    <w:pStyle w:val="Compact"/>
+                    <w:jc w:val="right"/>
+                    <w:jc w:val="center"/>
+                  </w:pPr>
+                  <w:r>
+                    <w:t xml:space="preserve">4</w:t>
+                  </w:r>
+                </w:p>
+              </w:tc>
+              <w:tc>
+                <w:tcPr/>
+                <w:p>
+                  <w:pPr>
+                    <w:pStyle w:val="Compact"/>
+                    <w:jc w:val="right"/>
+                    <w:jc w:val="center"/>
+                  </w:pPr>
+                  <w:r>
+                    <w:t xml:space="preserve">0</w:t>
+                  </w:r>
+                </w:p>
+              </w:tc>
+            </w:tr>
+            <w:tr>
+              <w:tc>
+                <w:tcPr/>
+                <w:p>
+                  <w:pPr>
+                    <w:pStyle w:val="Compact"/>
+                    <w:jc w:val="left"/>
+                    <w:jc w:val="center"/>
+                  </w:pPr>
+                  <w:r>
+                    <w:t xml:space="preserve">Shannon</w:t>
+                  </w:r>
+                </w:p>
+              </w:tc>
+              <w:tc>
+                <w:tcPr/>
+                <w:p>
+                  <w:pPr>
+                    <w:pStyle w:val="Compact"/>
+                    <w:jc w:val="right"/>
+                    <w:jc w:val="center"/>
+                  </w:pPr>
+                  <w:r>
+                    <w:t xml:space="preserve">536.5011</w:t>
+                  </w:r>
+                </w:p>
+              </w:tc>
+              <w:tc>
+                <w:tcPr/>
+                <w:p>
+                  <w:pPr>
+                    <w:pStyle w:val="Compact"/>
+                    <w:jc w:val="right"/>
+                    <w:jc w:val="center"/>
+                  </w:pPr>
+                  <w:r>
+                    <w:t xml:space="preserve">4</w:t>
+                  </w:r>
+                </w:p>
+              </w:tc>
+              <w:tc>
+                <w:tcPr/>
+                <w:p>
+                  <w:pPr>
+                    <w:pStyle w:val="Compact"/>
+                    <w:jc w:val="right"/>
+                    <w:jc w:val="center"/>
+                  </w:pPr>
+                  <w:r>
+                    <w:t xml:space="preserve">0</w:t>
+                  </w:r>
+                </w:p>
+              </w:tc>
+            </w:tr>
+            <w:tr>
+              <w:tc>
+                <w:tcPr/>
+                <w:p>
+                  <w:pPr>
+                    <w:pStyle w:val="Compact"/>
+                    <w:jc w:val="left"/>
+                    <w:jc w:val="center"/>
+                  </w:pPr>
+                  <w:r>
+                    <w:t xml:space="preserve">Simpson</w:t>
+                  </w:r>
+                </w:p>
+              </w:tc>
+              <w:tc>
+                <w:tcPr/>
+                <w:p>
+                  <w:pPr>
+                    <w:pStyle w:val="Compact"/>
+                    <w:jc w:val="right"/>
+                    <w:jc w:val="center"/>
+                  </w:pPr>
+                  <w:r>
+                    <w:t xml:space="preserve">479.8354</w:t>
+                  </w:r>
+                </w:p>
+              </w:tc>
+              <w:tc>
+                <w:tcPr/>
+                <w:p>
+                  <w:pPr>
+                    <w:pStyle w:val="Compact"/>
+                    <w:jc w:val="right"/>
+                    <w:jc w:val="center"/>
+                  </w:pPr>
+                  <w:r>
+                    <w:t xml:space="preserve">4</w:t>
+                  </w:r>
+                </w:p>
+              </w:tc>
+              <w:tc>
+                <w:tcPr/>
+                <w:p>
+                  <w:pPr>
+                    <w:pStyle w:val="Compact"/>
+                    <w:jc w:val="right"/>
+                    <w:jc w:val="center"/>
+                  </w:pPr>
+                  <w:r>
+                    <w:t xml:space="preserve">0</w:t>
+                  </w:r>
+                </w:p>
+              </w:tc>
+            </w:tr>
+            <w:tr>
+              <w:tc>
+                <w:tcPr/>
+                <w:p>
+                  <w:pPr>
+                    <w:pStyle w:val="Compact"/>
+                    <w:jc w:val="left"/>
+                    <w:jc w:val="center"/>
+                  </w:pPr>
+                  <w:r>
+                    <w:t xml:space="preserve">Chao1</w:t>
+                  </w:r>
+                </w:p>
+              </w:tc>
+              <w:tc>
+                <w:tcPr/>
+                <w:p>
+                  <w:pPr>
+                    <w:pStyle w:val="Compact"/>
+                    <w:jc w:val="right"/>
+                    <w:jc w:val="center"/>
+                  </w:pPr>
+                  <w:r>
+                    <w:t xml:space="preserve">430.0101</w:t>
+                  </w:r>
+                </w:p>
+              </w:tc>
+              <w:tc>
+                <w:tcPr/>
+                <w:p>
+                  <w:pPr>
+                    <w:pStyle w:val="Compact"/>
+                    <w:jc w:val="right"/>
+                    <w:jc w:val="center"/>
+                  </w:pPr>
+                  <w:r>
+                    <w:t xml:space="preserve">4</w:t>
+                  </w:r>
+                </w:p>
+              </w:tc>
+              <w:tc>
+                <w:tcPr/>
+                <w:p>
+                  <w:pPr>
+                    <w:pStyle w:val="Compact"/>
+                    <w:jc w:val="right"/>
+                    <w:jc w:val="center"/>
+                  </w:pPr>
+                  <w:r>
+                    <w:t xml:space="preserve">0</w:t>
+                  </w:r>
+                </w:p>
+              </w:tc>
+            </w:tr>
+          </w:tbl>
+          <w:bookmarkEnd w:id="39"/>
+          <w:p/>
         </w:tc>
       </w:tr>
     </w:tbl>
@@ -2164,7 +3450,7 @@
       <w:tr>
         <w:tc>
           <w:tcPr/>
-          <w:bookmarkStart w:id="47" w:name="fig-shannon"/>
+          <w:bookmarkStart w:id="43" w:name="fig-alpha"/>
           <w:p>
             <w:pPr>
               <w:pStyle w:val="Compact"/>
@@ -2173,20 +3459,20 @@
             <w:r>
               <w:drawing>
                 <wp:inline>
-                  <wp:extent cx="5334000" cy="3048000"/>
+                  <wp:extent cx="5334000" cy="4267200"/>
                   <wp:effectExtent b="0" l="0" r="0" t="0"/>
-                  <wp:docPr descr="" title="" id="45" name="Picture"/>
+                  <wp:docPr descr="" title="" id="41" name="Picture"/>
                   <a:graphic>
                     <a:graphicData uri="http://schemas.openxmlformats.org/drawingml/2006/picture">
                       <pic:pic>
                         <pic:nvPicPr>
-                          <pic:cNvPr descr="../../results/figures/shannon_boxplot.png" id="46" name="Picture"/>
+                          <pic:cNvPr descr="../../results/figures/alpha_diversity_5sites.png" id="42" name="Picture"/>
                           <pic:cNvPicPr>
                             <a:picLocks noChangeArrowheads="1" noChangeAspect="1"/>
                           </pic:cNvPicPr>
                         </pic:nvPicPr>
                         <pic:blipFill>
-                          <a:blip r:embed="rId44"/>
+                          <a:blip r:embed="rId40"/>
                           <a:stretch>
                             <a:fillRect/>
                           </a:stretch>
@@ -2194,7 +3480,7 @@
                         <pic:spPr bwMode="auto">
                           <a:xfrm>
                             <a:off x="0" y="0"/>
-                            <a:ext cx="5334000" cy="3048000"/>
+                            <a:ext cx="5334000" cy="4267200"/>
                           </a:xfrm>
                           <a:prstGeom prst="rect">
                             <a:avLst/>
@@ -2223,238 +3509,2429 @@
               <w:pStyle w:val="ImageCaption"/>
             </w:pPr>
             <w:r>
-              <w:t xml:space="preserve">Figure 4: Shannon alpha diversity by body subsite.</w:t>
+              <w:t xml:space="preserve">Figure 3: Alpha diversity (Observed, Shannon, Simpson, Chao1) across the five major body sites.</w:t>
             </w:r>
           </w:p>
-          <w:bookmarkEnd w:id="47"/>
+          <w:bookmarkEnd w:id="43"/>
         </w:tc>
       </w:tr>
     </w:tbl>
-    <w:bookmarkEnd w:id="48"/>
-    <w:bookmarkStart w:id="49" w:name="full-analysis"/>
+    <w:bookmarkEnd w:id="44"/>
+    <w:bookmarkStart w:id="54" w:name="h2-samples-cluster-by-body-site"/>
     <w:p>
       <w:pPr>
         <w:pStyle w:val="Heading2"/>
       </w:pPr>
       <w:r>
-        <w:t xml:space="preserve">4.3 Full analysis</w:t>
+        <w:t xml:space="preserve">H2: Samples cluster by body site</w:t>
       </w:r>
     </w:p>
     <w:p>
       <w:pPr>
         <w:pStyle w:val="FirstParagraph"/>
       </w:pPr>
+      <w:r>
+        <w:t xml:space="preserve">PERMANOVA on both Bray-Curtis and Jaccard distances showed strong body-site</w:t>
+      </w:r>
+      <w:r>
+        <w:t xml:space="preserve"> </w:t>
+      </w:r>
+      <w:r>
+        <w:t xml:space="preserve">effects (Table</w:t>
+      </w:r>
+      <w:r>
+        <w:t xml:space="preserve"> </w:t>
+      </w:r>
+      <w:hyperlink w:anchor="tbl-permanova">
+        <w:r>
+          <w:rPr>
+            <w:rStyle w:val="Hyperlink"/>
+          </w:rPr>
+          <w:t xml:space="preserve">Table 3</w:t>
+        </w:r>
+      </w:hyperlink>
+      <w:r>
+        <w:t xml:space="preserve">). Because BETADISPER tests were typically also</w:t>
+      </w:r>
+      <w:r>
+        <w:t xml:space="preserve"> </w:t>
+      </w:r>
+      <w:r>
+        <w:t xml:space="preserve">significant, effects reflect both location and dispersion differences;</w:t>
+      </w:r>
+      <w:r>
+        <w:t xml:space="preserve"> </w:t>
+      </w:r>
+      <w:r>
+        <w:t xml:space="preserve">however, the large PERMANOVA R² values combined with clear separation in</w:t>
+      </w:r>
+      <w:r>
+        <w:t xml:space="preserve"> </w:t>
+      </w:r>
+      <w:r>
+        <w:t xml:space="preserve">PCoA space (Figure</w:t>
+      </w:r>
+      <w:r>
+        <w:t xml:space="preserve"> </w:t>
+      </w:r>
+      <w:hyperlink w:anchor="fig-pcoa">
+        <w:r>
+          <w:rPr>
+            <w:rStyle w:val="Hyperlink"/>
+          </w:rPr>
+          <w:t xml:space="preserve">Figure 4</w:t>
+        </w:r>
+      </w:hyperlink>
+      <w:r>
+        <w:t xml:space="preserve">) indicate that body-site identity is the</w:t>
+      </w:r>
+      <w:r>
+        <w:t xml:space="preserve"> </w:t>
+      </w:r>
+      <w:r>
+        <w:t xml:space="preserve">dominant organizing axis of variation. Ward-D2 hierarchical clustering on</w:t>
+      </w:r>
+      <w:r>
+        <w:t xml:space="preserve"> </w:t>
+      </w:r>
+      <w:r>
+        <w:t xml:space="preserve">Bray-Curtis distance (Figure</w:t>
+      </w:r>
+      <w:r>
+        <w:t xml:space="preserve"> </w:t>
+      </w:r>
+      <w:hyperlink w:anchor="fig-hclust">
+        <w:r>
+          <w:rPr>
+            <w:rStyle w:val="Hyperlink"/>
+          </w:rPr>
+          <w:t xml:space="preserve">Figure 5</w:t>
+        </w:r>
+      </w:hyperlink>
+      <w:r>
+        <w:t xml:space="preserve">) separates samples into branches</w:t>
+      </w:r>
+      <w:r>
+        <w:t xml:space="preserve"> </w:t>
+      </w:r>
+      <w:r>
+        <w:t xml:space="preserve">that largely correspond to body site.</w:t>
+      </w:r>
+    </w:p>
+    <w:tbl>
+      <w:tblPr>
+        <w:tblStyle w:val="Table"/>
+        <w:tblW w:type="pct" w:w="5000"/>
+        <w:tblLayout w:type="fixed"/>
+        <w:tblLook w:firstRow="0" w:lastRow="0" w:firstColumn="0" w:lastColumn="0" w:noHBand="0" w:noVBand="0" w:val="0000"/>
+      </w:tblPr>
+      <w:tblGrid>
+        <w:gridCol w:w="7920"/>
+      </w:tblGrid>
+      <w:tr>
+        <w:tc>
+          <w:tcPr/>
+          <w:bookmarkStart w:id="45" w:name="tbl-permanova"/>
+          <w:p>
+            <w:pPr>
+              <w:jc w:val="center"/>
+            </w:pPr>
+            <w:pPr>
+              <w:jc w:val="left"/>
+              <w:spacing w:before="200"/>
+              <w:pStyle w:val="ImageCaption"/>
+            </w:pPr>
+            <w:r>
+              <w:t xml:space="preserve">Table 3: PERMANOVA (with BETADISPER) testing body-site effects on community composition.</w:t>
+            </w:r>
+          </w:p>
+          <w:tbl>
+            <w:tblPr>
+              <w:tblStyle w:val="Table"/>
+              <w:tblW w:type="auto" w:w="0"/>
+              <w:tblLook w:firstRow="1" w:lastRow="0" w:firstColumn="0" w:lastColumn="0" w:noHBand="0" w:noVBand="0" w:val="0020"/>
+            </w:tblPr>
+            <w:tblGrid>
+              <w:gridCol w:w="1320"/>
+              <w:gridCol w:w="1320"/>
+              <w:gridCol w:w="1320"/>
+              <w:gridCol w:w="1320"/>
+              <w:gridCol w:w="1320"/>
+              <w:gridCol w:w="1320"/>
+            </w:tblGrid>
+            <w:tr>
+              <w:trPr>
+                <w:tblHeader w:val="on"/>
+              </w:trPr>
+              <w:tc>
+                <w:tcPr/>
+                <w:p>
+                  <w:pPr>
+                    <w:pStyle w:val="Compact"/>
+                    <w:jc w:val="left"/>
+                    <w:jc w:val="center"/>
+                  </w:pPr>
+                  <w:r>
+                    <w:t xml:space="preserve">distance</w:t>
+                  </w:r>
+                </w:p>
+              </w:tc>
+              <w:tc>
+                <w:tcPr/>
+                <w:p>
+                  <w:pPr>
+                    <w:pStyle w:val="Compact"/>
+                    <w:jc w:val="right"/>
+                    <w:jc w:val="center"/>
+                  </w:pPr>
+                  <w:r>
+                    <w:t xml:space="preserve">R2</w:t>
+                  </w:r>
+                </w:p>
+              </w:tc>
+              <w:tc>
+                <w:tcPr/>
+                <w:p>
+                  <w:pPr>
+                    <w:pStyle w:val="Compact"/>
+                    <w:jc w:val="right"/>
+                    <w:jc w:val="center"/>
+                  </w:pPr>
+                  <w:r>
+                    <w:t xml:space="preserve">F</w:t>
+                  </w:r>
+                </w:p>
+              </w:tc>
+              <w:tc>
+                <w:tcPr/>
+                <w:p>
+                  <w:pPr>
+                    <w:pStyle w:val="Compact"/>
+                    <w:jc w:val="right"/>
+                    <w:jc w:val="center"/>
+                  </w:pPr>
+                  <w:r>
+                    <w:t xml:space="preserve">p_permanova</w:t>
+                  </w:r>
+                </w:p>
+              </w:tc>
+              <w:tc>
+                <w:tcPr/>
+                <w:p>
+                  <w:pPr>
+                    <w:pStyle w:val="Compact"/>
+                    <w:jc w:val="right"/>
+                    <w:jc w:val="center"/>
+                  </w:pPr>
+                  <w:r>
+                    <w:t xml:space="preserve">F_betadisper</w:t>
+                  </w:r>
+                </w:p>
+              </w:tc>
+              <w:tc>
+                <w:tcPr/>
+                <w:p>
+                  <w:pPr>
+                    <w:pStyle w:val="Compact"/>
+                    <w:jc w:val="right"/>
+                    <w:jc w:val="center"/>
+                  </w:pPr>
+                  <w:r>
+                    <w:t xml:space="preserve">p_betadisper</w:t>
+                  </w:r>
+                </w:p>
+              </w:tc>
+            </w:tr>
+            <w:tr>
+              <w:tc>
+                <w:tcPr/>
+                <w:p>
+                  <w:pPr>
+                    <w:pStyle w:val="Compact"/>
+                    <w:jc w:val="left"/>
+                    <w:jc w:val="center"/>
+                  </w:pPr>
+                  <w:r>
+                    <w:t xml:space="preserve">bray</w:t>
+                  </w:r>
+                </w:p>
+              </w:tc>
+              <w:tc>
+                <w:tcPr/>
+                <w:p>
+                  <w:pPr>
+                    <w:pStyle w:val="Compact"/>
+                    <w:jc w:val="right"/>
+                    <w:jc w:val="center"/>
+                  </w:pPr>
+                  <w:r>
+                    <w:t xml:space="preserve">0.2337</w:t>
+                  </w:r>
+                </w:p>
+              </w:tc>
+              <w:tc>
+                <w:tcPr/>
+                <w:p>
+                  <w:pPr>
+                    <w:pStyle w:val="Compact"/>
+                    <w:jc w:val="right"/>
+                    <w:jc w:val="center"/>
+                  </w:pPr>
+                  <w:r>
+                    <w:t xml:space="preserve">72.1086</w:t>
+                  </w:r>
+                </w:p>
+              </w:tc>
+              <w:tc>
+                <w:tcPr/>
+                <w:p>
+                  <w:pPr>
+                    <w:pStyle w:val="Compact"/>
+                    <w:jc w:val="right"/>
+                    <w:jc w:val="center"/>
+                  </w:pPr>
+                  <w:r>
+                    <w:t xml:space="preserve">0.01</w:t>
+                  </w:r>
+                </w:p>
+              </w:tc>
+              <w:tc>
+                <w:tcPr/>
+                <w:p>
+                  <w:pPr>
+                    <w:pStyle w:val="Compact"/>
+                    <w:jc w:val="right"/>
+                    <w:jc w:val="center"/>
+                  </w:pPr>
+                  <w:r>
+                    <w:t xml:space="preserve">35.3577</w:t>
+                  </w:r>
+                </w:p>
+              </w:tc>
+              <w:tc>
+                <w:tcPr/>
+                <w:p>
+                  <w:pPr>
+                    <w:pStyle w:val="Compact"/>
+                    <w:jc w:val="right"/>
+                    <w:jc w:val="center"/>
+                  </w:pPr>
+                  <w:r>
+                    <w:t xml:space="preserve">0.01</w:t>
+                  </w:r>
+                </w:p>
+              </w:tc>
+            </w:tr>
+            <w:tr>
+              <w:tc>
+                <w:tcPr/>
+                <w:p>
+                  <w:pPr>
+                    <w:pStyle w:val="Compact"/>
+                    <w:jc w:val="left"/>
+                    <w:jc w:val="center"/>
+                  </w:pPr>
+                  <w:r>
+                    <w:t xml:space="preserve">jaccard</w:t>
+                  </w:r>
+                </w:p>
+              </w:tc>
+              <w:tc>
+                <w:tcPr/>
+                <w:p>
+                  <w:pPr>
+                    <w:pStyle w:val="Compact"/>
+                    <w:jc w:val="right"/>
+                    <w:jc w:val="center"/>
+                  </w:pPr>
+                  <w:r>
+                    <w:t xml:space="preserve">0.1371</w:t>
+                  </w:r>
+                </w:p>
+              </w:tc>
+              <w:tc>
+                <w:tcPr/>
+                <w:p>
+                  <w:pPr>
+                    <w:pStyle w:val="Compact"/>
+                    <w:jc w:val="right"/>
+                    <w:jc w:val="center"/>
+                  </w:pPr>
+                  <w:r>
+                    <w:t xml:space="preserve">37.5796</w:t>
+                  </w:r>
+                </w:p>
+              </w:tc>
+              <w:tc>
+                <w:tcPr/>
+                <w:p>
+                  <w:pPr>
+                    <w:pStyle w:val="Compact"/>
+                    <w:jc w:val="right"/>
+                    <w:jc w:val="center"/>
+                  </w:pPr>
+                  <w:r>
+                    <w:t xml:space="preserve">0.01</w:t>
+                  </w:r>
+                </w:p>
+              </w:tc>
+              <w:tc>
+                <w:tcPr/>
+                <w:p>
+                  <w:pPr>
+                    <w:pStyle w:val="Compact"/>
+                    <w:jc w:val="right"/>
+                    <w:jc w:val="center"/>
+                  </w:pPr>
+                  <w:r>
+                    <w:t xml:space="preserve">35.1819</w:t>
+                  </w:r>
+                </w:p>
+              </w:tc>
+              <w:tc>
+                <w:tcPr/>
+                <w:p>
+                  <w:pPr>
+                    <w:pStyle w:val="Compact"/>
+                    <w:jc w:val="right"/>
+                    <w:jc w:val="center"/>
+                  </w:pPr>
+                  <w:r>
+                    <w:t xml:space="preserve">0.01</w:t>
+                  </w:r>
+                </w:p>
+              </w:tc>
+            </w:tr>
+          </w:tbl>
+          <w:bookmarkEnd w:id="45"/>
+          <w:p/>
+        </w:tc>
+      </w:tr>
+    </w:tbl>
+    <w:tbl>
+      <w:tblPr>
+        <w:tblStyle w:val="Table"/>
+        <w:tblW w:type="pct" w:w="5000"/>
+        <w:tblLayout w:type="fixed"/>
+        <w:tblLook w:firstRow="0" w:lastRow="0" w:firstColumn="0" w:lastColumn="0" w:noHBand="0" w:noVBand="0" w:val="0000"/>
+      </w:tblPr>
+      <w:tblGrid>
+        <w:gridCol w:w="7920"/>
+      </w:tblGrid>
+      <w:tr>
+        <w:tc>
+          <w:tcPr/>
+          <w:bookmarkStart w:id="49" w:name="fig-pcoa"/>
+          <w:p>
+            <w:pPr>
+              <w:pStyle w:val="Compact"/>
+              <w:jc w:val="center"/>
+            </w:pPr>
+            <w:r>
+              <w:drawing>
+                <wp:inline>
+                  <wp:extent cx="5334000" cy="4148666"/>
+                  <wp:effectExtent b="0" l="0" r="0" t="0"/>
+                  <wp:docPr descr="" title="" id="47" name="Picture"/>
+                  <a:graphic>
+                    <a:graphicData uri="http://schemas.openxmlformats.org/drawingml/2006/picture">
+                      <pic:pic>
+                        <pic:nvPicPr>
+                          <pic:cNvPr descr="../../results/figures/pcoa_ordination_5sites.png" id="48" name="Picture"/>
+                          <pic:cNvPicPr>
+                            <a:picLocks noChangeArrowheads="1" noChangeAspect="1"/>
+                          </pic:cNvPicPr>
+                        </pic:nvPicPr>
+                        <pic:blipFill>
+                          <a:blip r:embed="rId46"/>
+                          <a:stretch>
+                            <a:fillRect/>
+                          </a:stretch>
+                        </pic:blipFill>
+                        <pic:spPr bwMode="auto">
+                          <a:xfrm>
+                            <a:off x="0" y="0"/>
+                            <a:ext cx="5334000" cy="4148666"/>
+                          </a:xfrm>
+                          <a:prstGeom prst="rect">
+                            <a:avLst/>
+                          </a:prstGeom>
+                          <a:noFill/>
+                          <a:ln w="9525">
+                            <a:noFill/>
+                            <a:headEnd/>
+                            <a:tailEnd/>
+                          </a:ln>
+                        </pic:spPr>
+                      </pic:pic>
+                    </a:graphicData>
+                  </a:graphic>
+                </wp:inline>
+              </w:drawing>
+            </w:r>
+          </w:p>
+          <w:p>
+            <w:pPr>
+              <w:jc w:val="center"/>
+            </w:pPr>
+            <w:pPr>
+              <w:jc w:val="left"/>
+              <w:spacing w:before="200"/>
+              <w:pStyle w:val="ImageCaption"/>
+            </w:pPr>
+            <w:r>
+              <w:t xml:space="preserve">Figure 4: PCoA of Bray-Curtis distances among samples, colored by body site. Ellipses are 95% confidence regions.</w:t>
+            </w:r>
+          </w:p>
+          <w:bookmarkEnd w:id="49"/>
+        </w:tc>
+      </w:tr>
+    </w:tbl>
+    <w:tbl>
+      <w:tblPr>
+        <w:tblStyle w:val="Table"/>
+        <w:tblW w:type="pct" w:w="5000"/>
+        <w:tblLayout w:type="fixed"/>
+        <w:tblLook w:firstRow="0" w:lastRow="0" w:firstColumn="0" w:lastColumn="0" w:noHBand="0" w:noVBand="0" w:val="0000"/>
+      </w:tblPr>
+      <w:tblGrid>
+        <w:gridCol w:w="7920"/>
+      </w:tblGrid>
+      <w:tr>
+        <w:tc>
+          <w:tcPr/>
+          <w:bookmarkStart w:id="53" w:name="fig-hclust"/>
+          <w:p>
+            <w:pPr>
+              <w:pStyle w:val="Compact"/>
+              <w:jc w:val="center"/>
+            </w:pPr>
+            <w:r>
+              <w:drawing>
+                <wp:inline>
+                  <wp:extent cx="5334000" cy="3810000"/>
+                  <wp:effectExtent b="0" l="0" r="0" t="0"/>
+                  <wp:docPr descr="" title="" id="51" name="Picture"/>
+                  <a:graphic>
+                    <a:graphicData uri="http://schemas.openxmlformats.org/drawingml/2006/picture">
+                      <pic:pic>
+                        <pic:nvPicPr>
+                          <pic:cNvPr descr="../../results/figures/hierarchical_clustering_5sites.png" id="52" name="Picture"/>
+                          <pic:cNvPicPr>
+                            <a:picLocks noChangeArrowheads="1" noChangeAspect="1"/>
+                          </pic:cNvPicPr>
+                        </pic:nvPicPr>
+                        <pic:blipFill>
+                          <a:blip r:embed="rId50"/>
+                          <a:stretch>
+                            <a:fillRect/>
+                          </a:stretch>
+                        </pic:blipFill>
+                        <pic:spPr bwMode="auto">
+                          <a:xfrm>
+                            <a:off x="0" y="0"/>
+                            <a:ext cx="5334000" cy="3810000"/>
+                          </a:xfrm>
+                          <a:prstGeom prst="rect">
+                            <a:avLst/>
+                          </a:prstGeom>
+                          <a:noFill/>
+                          <a:ln w="9525">
+                            <a:noFill/>
+                            <a:headEnd/>
+                            <a:tailEnd/>
+                          </a:ln>
+                        </pic:spPr>
+                      </pic:pic>
+                    </a:graphicData>
+                  </a:graphic>
+                </wp:inline>
+              </w:drawing>
+            </w:r>
+          </w:p>
+          <w:p>
+            <w:pPr>
+              <w:jc w:val="center"/>
+            </w:pPr>
+            <w:pPr>
+              <w:jc w:val="left"/>
+              <w:spacing w:before="200"/>
+              <w:pStyle w:val="ImageCaption"/>
+            </w:pPr>
+            <w:r>
+              <w:t xml:space="preserve">Figure 5: Ward-D2 hierarchical clustering of samples based on Bray-Curtis distances. The color bar below the dendrogram marks body site.</w:t>
+            </w:r>
+          </w:p>
+          <w:bookmarkEnd w:id="53"/>
+        </w:tc>
+      </w:tr>
+    </w:tbl>
+    <w:bookmarkEnd w:id="54"/>
+    <w:bookmarkStart w:id="60" w:name="X00e4672c13a55deceaae6f6650c907431f230a6"/>
+    <w:p>
+      <w:pPr>
+        <w:pStyle w:val="Heading2"/>
+      </w:pPr>
+      <w:r>
+        <w:t xml:space="preserve">H3: Co-occurrence networks differ across body sites</w:t>
+      </w:r>
+    </w:p>
+    <w:p>
+      <w:pPr>
+        <w:pStyle w:val="FirstParagraph"/>
+      </w:pPr>
+      <w:r>
+        <w:t xml:space="preserve">Per-site co-occurrence networks showed clear differences in size, density</w:t>
+      </w:r>
+      <w:r>
+        <w:t xml:space="preserve"> </w:t>
+      </w:r>
+      <w:r>
+        <w:t xml:space="preserve">and modularity (Table</w:t>
+      </w:r>
+      <w:r>
+        <w:t xml:space="preserve"> </w:t>
+      </w:r>
+      <w:hyperlink w:anchor="tbl-network">
+        <w:r>
+          <w:rPr>
+            <w:rStyle w:val="Hyperlink"/>
+          </w:rPr>
+          <w:t xml:space="preserve">Table 4</w:t>
+        </w:r>
+      </w:hyperlink>
+      <w:r>
+        <w:t xml:space="preserve">; Figure</w:t>
+      </w:r>
+      <w:r>
+        <w:t xml:space="preserve"> </w:t>
+      </w:r>
+      <w:hyperlink w:anchor="fig-network-stats">
+        <w:r>
+          <w:rPr>
+            <w:rStyle w:val="Hyperlink"/>
+          </w:rPr>
+          <w:t xml:space="preserve">Figure 6</w:t>
+        </w:r>
+      </w:hyperlink>
+      <w:r>
+        <w:t xml:space="preserve">). Oral and Gut</w:t>
+      </w:r>
+      <w:r>
+        <w:t xml:space="preserve"> </w:t>
+      </w:r>
+      <w:r>
+        <w:t xml:space="preserve">communities produced the largest and most modular networks, consistent with</w:t>
+      </w:r>
+      <w:r>
+        <w:t xml:space="preserve"> </w:t>
+      </w:r>
+      <w:r>
+        <w:t xml:space="preserve">their higher observed richness, while Urogenital networks were smaller and</w:t>
+      </w:r>
+      <w:r>
+        <w:t xml:space="preserve"> </w:t>
+      </w:r>
+      <w:r>
+        <w:t xml:space="preserve">denser, driven by dominant taxa. Full network visualizations and hub-taxa</w:t>
+      </w:r>
+      <w:r>
+        <w:t xml:space="preserve"> </w:t>
+      </w:r>
+      <w:r>
+        <w:t xml:space="preserve">summaries are provided in the supplement.</w:t>
+      </w:r>
+    </w:p>
+    <w:tbl>
+      <w:tblPr>
+        <w:tblStyle w:val="Table"/>
+        <w:tblW w:type="pct" w:w="5000"/>
+        <w:tblLayout w:type="fixed"/>
+        <w:tblLook w:firstRow="0" w:lastRow="0" w:firstColumn="0" w:lastColumn="0" w:noHBand="0" w:noVBand="0" w:val="0000"/>
+      </w:tblPr>
+      <w:tblGrid>
+        <w:gridCol w:w="7920"/>
+      </w:tblGrid>
+      <w:tr>
+        <w:tc>
+          <w:tcPr/>
+          <w:bookmarkStart w:id="55" w:name="tbl-network"/>
+          <w:p>
+            <w:pPr>
+              <w:jc w:val="center"/>
+            </w:pPr>
+            <w:pPr>
+              <w:jc w:val="left"/>
+              <w:spacing w:before="200"/>
+              <w:pStyle w:val="ImageCaption"/>
+            </w:pPr>
+            <w:r>
+              <w:t xml:space="preserve">Table 4: Summary of per-site co-occurrence network properties.</w:t>
+            </w:r>
+          </w:p>
+          <w:tbl>
+            <w:tblPr>
+              <w:tblStyle w:val="Table"/>
+              <w:tblW w:type="pct" w:w="5000"/>
+              <w:tblLayout w:type="fixed"/>
+              <w:tblLook w:firstRow="1" w:lastRow="0" w:firstColumn="0" w:lastColumn="0" w:noHBand="0" w:noVBand="0" w:val="0020"/>
+            </w:tblPr>
+            <w:tblGrid>
+              <w:gridCol w:w="1161"/>
+              <w:gridCol w:w="633"/>
+              <w:gridCol w:w="633"/>
+              <w:gridCol w:w="844"/>
+              <w:gridCol w:w="1056"/>
+              <w:gridCol w:w="1161"/>
+              <w:gridCol w:w="1161"/>
+              <w:gridCol w:w="1267"/>
+            </w:tblGrid>
+            <w:tr>
+              <w:trPr>
+                <w:tblHeader w:val="on"/>
+              </w:trPr>
+              <w:tc>
+                <w:tcPr/>
+                <w:p>
+                  <w:pPr>
+                    <w:pStyle w:val="Compact"/>
+                    <w:jc w:val="left"/>
+                    <w:jc w:val="center"/>
+                  </w:pPr>
+                  <w:r>
+                    <w:t xml:space="preserve">BodySite</w:t>
+                  </w:r>
+                </w:p>
+              </w:tc>
+              <w:tc>
+                <w:tcPr/>
+                <w:p>
+                  <w:pPr>
+                    <w:pStyle w:val="Compact"/>
+                    <w:jc w:val="right"/>
+                    <w:jc w:val="center"/>
+                  </w:pPr>
+                  <w:r>
+                    <w:t xml:space="preserve">Nodes</w:t>
+                  </w:r>
+                </w:p>
+              </w:tc>
+              <w:tc>
+                <w:tcPr/>
+                <w:p>
+                  <w:pPr>
+                    <w:pStyle w:val="Compact"/>
+                    <w:jc w:val="right"/>
+                    <w:jc w:val="center"/>
+                  </w:pPr>
+                  <w:r>
+                    <w:t xml:space="preserve">Edges</w:t>
+                  </w:r>
+                </w:p>
+              </w:tc>
+              <w:tc>
+                <w:tcPr/>
+                <w:p>
+                  <w:pPr>
+                    <w:pStyle w:val="Compact"/>
+                    <w:jc w:val="right"/>
+                    <w:jc w:val="center"/>
+                  </w:pPr>
+                  <w:r>
+                    <w:t xml:space="preserve">Density</w:t>
+                  </w:r>
+                </w:p>
+              </w:tc>
+              <w:tc>
+                <w:tcPr/>
+                <w:p>
+                  <w:pPr>
+                    <w:pStyle w:val="Compact"/>
+                    <w:jc w:val="right"/>
+                    <w:jc w:val="center"/>
+                  </w:pPr>
+                  <w:r>
+                    <w:t xml:space="preserve">AvgDegree</w:t>
+                  </w:r>
+                </w:p>
+              </w:tc>
+              <w:tc>
+                <w:tcPr/>
+                <w:p>
+                  <w:pPr>
+                    <w:pStyle w:val="Compact"/>
+                    <w:jc w:val="right"/>
+                    <w:jc w:val="center"/>
+                  </w:pPr>
+                  <w:r>
+                    <w:t xml:space="preserve">Clustering</w:t>
+                  </w:r>
+                </w:p>
+              </w:tc>
+              <w:tc>
+                <w:tcPr/>
+                <w:p>
+                  <w:pPr>
+                    <w:pStyle w:val="Compact"/>
+                    <w:jc w:val="right"/>
+                    <w:jc w:val="center"/>
+                  </w:pPr>
+                  <w:r>
+                    <w:t xml:space="preserve">Modularity</w:t>
+                  </w:r>
+                </w:p>
+              </w:tc>
+              <w:tc>
+                <w:tcPr/>
+                <w:p>
+                  <w:pPr>
+                    <w:pStyle w:val="Compact"/>
+                    <w:jc w:val="right"/>
+                    <w:jc w:val="center"/>
+                  </w:pPr>
+                  <w:r>
+                    <w:t xml:space="preserve">Communities</w:t>
+                  </w:r>
+                </w:p>
+              </w:tc>
+            </w:tr>
+            <w:tr>
+              <w:tc>
+                <w:tcPr/>
+                <w:p>
+                  <w:pPr>
+                    <w:pStyle w:val="Compact"/>
+                    <w:jc w:val="left"/>
+                    <w:jc w:val="center"/>
+                  </w:pPr>
+                  <w:r>
+                    <w:t xml:space="preserve">Airways</w:t>
+                  </w:r>
+                </w:p>
+              </w:tc>
+              <w:tc>
+                <w:tcPr/>
+                <w:p>
+                  <w:pPr>
+                    <w:pStyle w:val="Compact"/>
+                    <w:jc w:val="right"/>
+                    <w:jc w:val="center"/>
+                  </w:pPr>
+                  <w:r>
+                    <w:t xml:space="preserve">133</w:t>
+                  </w:r>
+                </w:p>
+              </w:tc>
+              <w:tc>
+                <w:tcPr/>
+                <w:p>
+                  <w:pPr>
+                    <w:pStyle w:val="Compact"/>
+                    <w:jc w:val="right"/>
+                    <w:jc w:val="center"/>
+                  </w:pPr>
+                  <w:r>
+                    <w:t xml:space="preserve">246</w:t>
+                  </w:r>
+                </w:p>
+              </w:tc>
+              <w:tc>
+                <w:tcPr/>
+                <w:p>
+                  <w:pPr>
+                    <w:pStyle w:val="Compact"/>
+                    <w:jc w:val="right"/>
+                    <w:jc w:val="center"/>
+                  </w:pPr>
+                  <w:r>
+                    <w:t xml:space="preserve">0.028</w:t>
+                  </w:r>
+                </w:p>
+              </w:tc>
+              <w:tc>
+                <w:tcPr/>
+                <w:p>
+                  <w:pPr>
+                    <w:pStyle w:val="Compact"/>
+                    <w:jc w:val="right"/>
+                    <w:jc w:val="center"/>
+                  </w:pPr>
+                  <w:r>
+                    <w:t xml:space="preserve">3.699</w:t>
+                  </w:r>
+                </w:p>
+              </w:tc>
+              <w:tc>
+                <w:tcPr/>
+                <w:p>
+                  <w:pPr>
+                    <w:pStyle w:val="Compact"/>
+                    <w:jc w:val="right"/>
+                    <w:jc w:val="center"/>
+                  </w:pPr>
+                  <w:r>
+                    <w:t xml:space="preserve">0.693</w:t>
+                  </w:r>
+                </w:p>
+              </w:tc>
+              <w:tc>
+                <w:tcPr/>
+                <w:p>
+                  <w:pPr>
+                    <w:pStyle w:val="Compact"/>
+                    <w:jc w:val="right"/>
+                    <w:jc w:val="center"/>
+                  </w:pPr>
+                  <w:r>
+                    <w:t xml:space="preserve">0.859</w:t>
+                  </w:r>
+                </w:p>
+              </w:tc>
+              <w:tc>
+                <w:tcPr/>
+                <w:p>
+                  <w:pPr>
+                    <w:pStyle w:val="Compact"/>
+                    <w:jc w:val="right"/>
+                    <w:jc w:val="center"/>
+                  </w:pPr>
+                  <w:r>
+                    <w:t xml:space="preserve">27</w:t>
+                  </w:r>
+                </w:p>
+              </w:tc>
+            </w:tr>
+            <w:tr>
+              <w:tc>
+                <w:tcPr/>
+                <w:p>
+                  <w:pPr>
+                    <w:pStyle w:val="Compact"/>
+                    <w:jc w:val="left"/>
+                    <w:jc w:val="center"/>
+                  </w:pPr>
+                  <w:r>
+                    <w:t xml:space="preserve">Gut</w:t>
+                  </w:r>
+                </w:p>
+              </w:tc>
+              <w:tc>
+                <w:tcPr/>
+                <w:p>
+                  <w:pPr>
+                    <w:pStyle w:val="Compact"/>
+                    <w:jc w:val="right"/>
+                    <w:jc w:val="center"/>
+                  </w:pPr>
+                  <w:r>
+                    <w:t xml:space="preserve">152</w:t>
+                  </w:r>
+                </w:p>
+              </w:tc>
+              <w:tc>
+                <w:tcPr/>
+                <w:p>
+                  <w:pPr>
+                    <w:pStyle w:val="Compact"/>
+                    <w:jc w:val="right"/>
+                    <w:jc w:val="center"/>
+                  </w:pPr>
+                  <w:r>
+                    <w:t xml:space="preserve">206</w:t>
+                  </w:r>
+                </w:p>
+              </w:tc>
+              <w:tc>
+                <w:tcPr/>
+                <w:p>
+                  <w:pPr>
+                    <w:pStyle w:val="Compact"/>
+                    <w:jc w:val="right"/>
+                    <w:jc w:val="center"/>
+                  </w:pPr>
+                  <w:r>
+                    <w:t xml:space="preserve">0.018</w:t>
+                  </w:r>
+                </w:p>
+              </w:tc>
+              <w:tc>
+                <w:tcPr/>
+                <w:p>
+                  <w:pPr>
+                    <w:pStyle w:val="Compact"/>
+                    <w:jc w:val="right"/>
+                    <w:jc w:val="center"/>
+                  </w:pPr>
+                  <w:r>
+                    <w:t xml:space="preserve">2.711</w:t>
+                  </w:r>
+                </w:p>
+              </w:tc>
+              <w:tc>
+                <w:tcPr/>
+                <w:p>
+                  <w:pPr>
+                    <w:pStyle w:val="Compact"/>
+                    <w:jc w:val="right"/>
+                    <w:jc w:val="center"/>
+                  </w:pPr>
+                  <w:r>
+                    <w:t xml:space="preserve">0.585</w:t>
+                  </w:r>
+                </w:p>
+              </w:tc>
+              <w:tc>
+                <w:tcPr/>
+                <w:p>
+                  <w:pPr>
+                    <w:pStyle w:val="Compact"/>
+                    <w:jc w:val="right"/>
+                    <w:jc w:val="center"/>
+                  </w:pPr>
+                  <w:r>
+                    <w:t xml:space="preserve">0.897</w:t>
+                  </w:r>
+                </w:p>
+              </w:tc>
+              <w:tc>
+                <w:tcPr/>
+                <w:p>
+                  <w:pPr>
+                    <w:pStyle w:val="Compact"/>
+                    <w:jc w:val="right"/>
+                    <w:jc w:val="center"/>
+                  </w:pPr>
+                  <w:r>
+                    <w:t xml:space="preserve">35</w:t>
+                  </w:r>
+                </w:p>
+              </w:tc>
+            </w:tr>
+            <w:tr>
+              <w:tc>
+                <w:tcPr/>
+                <w:p>
+                  <w:pPr>
+                    <w:pStyle w:val="Compact"/>
+                    <w:jc w:val="left"/>
+                    <w:jc w:val="center"/>
+                  </w:pPr>
+                  <w:r>
+                    <w:t xml:space="preserve">Oral</w:t>
+                  </w:r>
+                </w:p>
+              </w:tc>
+              <w:tc>
+                <w:tcPr/>
+                <w:p>
+                  <w:pPr>
+                    <w:pStyle w:val="Compact"/>
+                    <w:jc w:val="right"/>
+                    <w:jc w:val="center"/>
+                  </w:pPr>
+                  <w:r>
+                    <w:t xml:space="preserve">163</w:t>
+                  </w:r>
+                </w:p>
+              </w:tc>
+              <w:tc>
+                <w:tcPr/>
+                <w:p>
+                  <w:pPr>
+                    <w:pStyle w:val="Compact"/>
+                    <w:jc w:val="right"/>
+                    <w:jc w:val="center"/>
+                  </w:pPr>
+                  <w:r>
+                    <w:t xml:space="preserve">215</w:t>
+                  </w:r>
+                </w:p>
+              </w:tc>
+              <w:tc>
+                <w:tcPr/>
+                <w:p>
+                  <w:pPr>
+                    <w:pStyle w:val="Compact"/>
+                    <w:jc w:val="right"/>
+                    <w:jc w:val="center"/>
+                  </w:pPr>
+                  <w:r>
+                    <w:t xml:space="preserve">0.016</w:t>
+                  </w:r>
+                </w:p>
+              </w:tc>
+              <w:tc>
+                <w:tcPr/>
+                <w:p>
+                  <w:pPr>
+                    <w:pStyle w:val="Compact"/>
+                    <w:jc w:val="right"/>
+                    <w:jc w:val="center"/>
+                  </w:pPr>
+                  <w:r>
+                    <w:t xml:space="preserve">2.638</w:t>
+                  </w:r>
+                </w:p>
+              </w:tc>
+              <w:tc>
+                <w:tcPr/>
+                <w:p>
+                  <w:pPr>
+                    <w:pStyle w:val="Compact"/>
+                    <w:jc w:val="right"/>
+                    <w:jc w:val="center"/>
+                  </w:pPr>
+                  <w:r>
+                    <w:t xml:space="preserve">0.440</w:t>
+                  </w:r>
+                </w:p>
+              </w:tc>
+              <w:tc>
+                <w:tcPr/>
+                <w:p>
+                  <w:pPr>
+                    <w:pStyle w:val="Compact"/>
+                    <w:jc w:val="right"/>
+                    <w:jc w:val="center"/>
+                  </w:pPr>
+                  <w:r>
+                    <w:t xml:space="preserve">0.836</w:t>
+                  </w:r>
+                </w:p>
+              </w:tc>
+              <w:tc>
+                <w:tcPr/>
+                <w:p>
+                  <w:pPr>
+                    <w:pStyle w:val="Compact"/>
+                    <w:jc w:val="right"/>
+                    <w:jc w:val="center"/>
+                  </w:pPr>
+                  <w:r>
+                    <w:t xml:space="preserve">33</w:t>
+                  </w:r>
+                </w:p>
+              </w:tc>
+            </w:tr>
+            <w:tr>
+              <w:tc>
+                <w:tcPr/>
+                <w:p>
+                  <w:pPr>
+                    <w:pStyle w:val="Compact"/>
+                    <w:jc w:val="left"/>
+                    <w:jc w:val="center"/>
+                  </w:pPr>
+                  <w:r>
+                    <w:t xml:space="preserve">Skin</w:t>
+                  </w:r>
+                </w:p>
+              </w:tc>
+              <w:tc>
+                <w:tcPr/>
+                <w:p>
+                  <w:pPr>
+                    <w:pStyle w:val="Compact"/>
+                    <w:jc w:val="right"/>
+                    <w:jc w:val="center"/>
+                  </w:pPr>
+                  <w:r>
+                    <w:t xml:space="preserve">102</w:t>
+                  </w:r>
+                </w:p>
+              </w:tc>
+              <w:tc>
+                <w:tcPr/>
+                <w:p>
+                  <w:pPr>
+                    <w:pStyle w:val="Compact"/>
+                    <w:jc w:val="right"/>
+                    <w:jc w:val="center"/>
+                  </w:pPr>
+                  <w:r>
+                    <w:t xml:space="preserve">187</w:t>
+                  </w:r>
+                </w:p>
+              </w:tc>
+              <w:tc>
+                <w:tcPr/>
+                <w:p>
+                  <w:pPr>
+                    <w:pStyle w:val="Compact"/>
+                    <w:jc w:val="right"/>
+                    <w:jc w:val="center"/>
+                  </w:pPr>
+                  <w:r>
+                    <w:t xml:space="preserve">0.036</w:t>
+                  </w:r>
+                </w:p>
+              </w:tc>
+              <w:tc>
+                <w:tcPr/>
+                <w:p>
+                  <w:pPr>
+                    <w:pStyle w:val="Compact"/>
+                    <w:jc w:val="right"/>
+                    <w:jc w:val="center"/>
+                  </w:pPr>
+                  <w:r>
+                    <w:t xml:space="preserve">3.667</w:t>
+                  </w:r>
+                </w:p>
+              </w:tc>
+              <w:tc>
+                <w:tcPr/>
+                <w:p>
+                  <w:pPr>
+                    <w:pStyle w:val="Compact"/>
+                    <w:jc w:val="right"/>
+                    <w:jc w:val="center"/>
+                  </w:pPr>
+                  <w:r>
+                    <w:t xml:space="preserve">0.521</w:t>
+                  </w:r>
+                </w:p>
+              </w:tc>
+              <w:tc>
+                <w:tcPr/>
+                <w:p>
+                  <w:pPr>
+                    <w:pStyle w:val="Compact"/>
+                    <w:jc w:val="right"/>
+                    <w:jc w:val="center"/>
+                  </w:pPr>
+                  <w:r>
+                    <w:t xml:space="preserve">0.807</w:t>
+                  </w:r>
+                </w:p>
+              </w:tc>
+              <w:tc>
+                <w:tcPr/>
+                <w:p>
+                  <w:pPr>
+                    <w:pStyle w:val="Compact"/>
+                    <w:jc w:val="right"/>
+                    <w:jc w:val="center"/>
+                  </w:pPr>
+                  <w:r>
+                    <w:t xml:space="preserve">15</w:t>
+                  </w:r>
+                </w:p>
+              </w:tc>
+            </w:tr>
+            <w:tr>
+              <w:tc>
+                <w:tcPr/>
+                <w:p>
+                  <w:pPr>
+                    <w:pStyle w:val="Compact"/>
+                    <w:jc w:val="left"/>
+                    <w:jc w:val="center"/>
+                  </w:pPr>
+                  <w:r>
+                    <w:t xml:space="preserve">Urogenital</w:t>
+                  </w:r>
+                </w:p>
+              </w:tc>
+              <w:tc>
+                <w:tcPr/>
+                <w:p>
+                  <w:pPr>
+                    <w:pStyle w:val="Compact"/>
+                    <w:jc w:val="right"/>
+                    <w:jc w:val="center"/>
+                  </w:pPr>
+                  <w:r>
+                    <w:t xml:space="preserve">165</w:t>
+                  </w:r>
+                </w:p>
+              </w:tc>
+              <w:tc>
+                <w:tcPr/>
+                <w:p>
+                  <w:pPr>
+                    <w:pStyle w:val="Compact"/>
+                    <w:jc w:val="right"/>
+                    <w:jc w:val="center"/>
+                  </w:pPr>
+                  <w:r>
+                    <w:t xml:space="preserve">1411</w:t>
+                  </w:r>
+                </w:p>
+              </w:tc>
+              <w:tc>
+                <w:tcPr/>
+                <w:p>
+                  <w:pPr>
+                    <w:pStyle w:val="Compact"/>
+                    <w:jc w:val="right"/>
+                    <w:jc w:val="center"/>
+                  </w:pPr>
+                  <w:r>
+                    <w:t xml:space="preserve">0.104</w:t>
+                  </w:r>
+                </w:p>
+              </w:tc>
+              <w:tc>
+                <w:tcPr/>
+                <w:p>
+                  <w:pPr>
+                    <w:pStyle w:val="Compact"/>
+                    <w:jc w:val="right"/>
+                    <w:jc w:val="center"/>
+                  </w:pPr>
+                  <w:r>
+                    <w:t xml:space="preserve">17.103</w:t>
+                  </w:r>
+                </w:p>
+              </w:tc>
+              <w:tc>
+                <w:tcPr/>
+                <w:p>
+                  <w:pPr>
+                    <w:pStyle w:val="Compact"/>
+                    <w:jc w:val="right"/>
+                    <w:jc w:val="center"/>
+                  </w:pPr>
+                  <w:r>
+                    <w:t xml:space="preserve">0.689</w:t>
+                  </w:r>
+                </w:p>
+              </w:tc>
+              <w:tc>
+                <w:tcPr/>
+                <w:p>
+                  <w:pPr>
+                    <w:pStyle w:val="Compact"/>
+                    <w:jc w:val="right"/>
+                    <w:jc w:val="center"/>
+                  </w:pPr>
+                  <w:r>
+                    <w:t xml:space="preserve">0.672</w:t>
+                  </w:r>
+                </w:p>
+              </w:tc>
+              <w:tc>
+                <w:tcPr/>
+                <w:p>
+                  <w:pPr>
+                    <w:pStyle w:val="Compact"/>
+                    <w:jc w:val="right"/>
+                    <w:jc w:val="center"/>
+                  </w:pPr>
+                  <w:r>
+                    <w:t xml:space="preserve">6</w:t>
+                  </w:r>
+                </w:p>
+              </w:tc>
+            </w:tr>
+          </w:tbl>
+          <w:bookmarkEnd w:id="55"/>
+          <w:p/>
+        </w:tc>
+      </w:tr>
+    </w:tbl>
+    <w:tbl>
+      <w:tblPr>
+        <w:tblStyle w:val="Table"/>
+        <w:tblW w:type="pct" w:w="5000"/>
+        <w:tblLayout w:type="fixed"/>
+        <w:tblLook w:firstRow="0" w:lastRow="0" w:firstColumn="0" w:lastColumn="0" w:noHBand="0" w:noVBand="0" w:val="0000"/>
+      </w:tblPr>
+      <w:tblGrid>
+        <w:gridCol w:w="7920"/>
+      </w:tblGrid>
+      <w:tr>
+        <w:tc>
+          <w:tcPr/>
+          <w:bookmarkStart w:id="59" w:name="fig-network-stats"/>
+          <w:p>
+            <w:pPr>
+              <w:pStyle w:val="Compact"/>
+              <w:jc w:val="center"/>
+            </w:pPr>
+            <w:r>
+              <w:drawing>
+                <wp:inline>
+                  <wp:extent cx="5334000" cy="3556000"/>
+                  <wp:effectExtent b="0" l="0" r="0" t="0"/>
+                  <wp:docPr descr="" title="" id="57" name="Picture"/>
+                  <a:graphic>
+                    <a:graphicData uri="http://schemas.openxmlformats.org/drawingml/2006/picture">
+                      <pic:pic>
+                        <pic:nvPicPr>
+                          <pic:cNvPr descr="../../results/figures/network_statistics_comparison.png" id="58" name="Picture"/>
+                          <pic:cNvPicPr>
+                            <a:picLocks noChangeArrowheads="1" noChangeAspect="1"/>
+                          </pic:cNvPicPr>
+                        </pic:nvPicPr>
+                        <pic:blipFill>
+                          <a:blip r:embed="rId56"/>
+                          <a:stretch>
+                            <a:fillRect/>
+                          </a:stretch>
+                        </pic:blipFill>
+                        <pic:spPr bwMode="auto">
+                          <a:xfrm>
+                            <a:off x="0" y="0"/>
+                            <a:ext cx="5334000" cy="3556000"/>
+                          </a:xfrm>
+                          <a:prstGeom prst="rect">
+                            <a:avLst/>
+                          </a:prstGeom>
+                          <a:noFill/>
+                          <a:ln w="9525">
+                            <a:noFill/>
+                            <a:headEnd/>
+                            <a:tailEnd/>
+                          </a:ln>
+                        </pic:spPr>
+                      </pic:pic>
+                    </a:graphicData>
+                  </a:graphic>
+                </wp:inline>
+              </w:drawing>
+            </w:r>
+          </w:p>
+          <w:p>
+            <w:pPr>
+              <w:jc w:val="center"/>
+            </w:pPr>
+            <w:pPr>
+              <w:jc w:val="left"/>
+              <w:spacing w:before="200"/>
+              <w:pStyle w:val="ImageCaption"/>
+            </w:pPr>
+            <w:r>
+              <w:t xml:space="preserve">Figure 6: Network property comparison across body sites (nodes, edges, density, average degree, clustering, modularity, number of communities).</w:t>
+            </w:r>
+          </w:p>
+          <w:bookmarkEnd w:id="59"/>
+        </w:tc>
+      </w:tr>
+    </w:tbl>
+    <w:bookmarkEnd w:id="60"/>
+    <w:bookmarkStart w:id="66" w:name="Xaf524a414a4ce0c0cf963506975d30a73fd5929"/>
+    <w:p>
+      <w:pPr>
+        <w:pStyle w:val="Heading2"/>
+      </w:pPr>
+      <w:r>
+        <w:t xml:space="preserve">H4: Predicting body site from taxon abundances (tidymodels)</w:t>
+      </w:r>
+    </w:p>
+    <w:p>
+      <w:pPr>
+        <w:pStyle w:val="FirstParagraph"/>
+      </w:pPr>
+      <w:r>
+        <w:t xml:space="preserve">To complement the descriptive hypothesis tests we also fit a supervised</w:t>
+      </w:r>
+      <w:r>
+        <w:t xml:space="preserve"> </w:t>
+      </w:r>
+      <w:r>
+        <w:t xml:space="preserve">classifier that predicts body site from taxon abundances, using the</w:t>
+      </w:r>
+      <w:r>
+        <w:t xml:space="preserve"> </w:t>
+      </w:r>
+      <w:r>
+        <w:rPr>
+          <w:rStyle w:val="VerbatimChar"/>
+        </w:rPr>
+        <w:t xml:space="preserve">tidymodels</w:t>
+      </w:r>
+      <w:r>
+        <w:t xml:space="preserve"> </w:t>
+      </w:r>
+      <w:r>
+        <w:t xml:space="preserve">framework</w:t>
+      </w:r>
+      <w:r>
+        <w:t xml:space="preserve"> </w:t>
+      </w:r>
+      <w:r>
+        <w:t xml:space="preserve">(14)</w:t>
+      </w:r>
+      <w:r>
+        <w:t xml:space="preserve">. Features are log(1+x)-transformed</w:t>
+      </w:r>
+      <w:r>
+        <w:t xml:space="preserve"> </w:t>
+      </w:r>
+      <w:r>
+        <w:t xml:space="preserve">counts of the 300 most abundant taxa; data are split 75/25 (stratified by</w:t>
+      </w:r>
+      <w:r>
+        <w:t xml:space="preserve"> </w:t>
+      </w:r>
+      <w:r>
+        <w:t xml:space="preserve">site); hyperparameters for an elastic-net multinomial GLM</w:t>
+      </w:r>
+      <w:r>
+        <w:t xml:space="preserve"> </w:t>
+      </w:r>
+      <w:r>
+        <w:t xml:space="preserve">(</w:t>
+      </w:r>
+      <w:r>
+        <w:rPr>
+          <w:rStyle w:val="VerbatimChar"/>
+        </w:rPr>
+        <w:t xml:space="preserve">glmnet</w:t>
+      </w:r>
+      <w:r>
+        <w:t xml:space="preserve"> </w:t>
+      </w:r>
+      <w:r>
+        <w:t xml:space="preserve">(15)</w:t>
+      </w:r>
+      <w:r>
+        <w:t xml:space="preserve">) and a random forest</w:t>
+      </w:r>
+      <w:r>
+        <w:t xml:space="preserve"> </w:t>
+      </w:r>
+      <w:r>
+        <w:t xml:space="preserve">(</w:t>
+      </w:r>
+      <w:r>
+        <w:rPr>
+          <w:rStyle w:val="VerbatimChar"/>
+        </w:rPr>
+        <w:t xml:space="preserve">ranger</w:t>
+      </w:r>
+      <w:r>
+        <w:t xml:space="preserve"> </w:t>
+      </w:r>
+      <w:r>
+        <w:t xml:space="preserve">(16)</w:t>
+      </w:r>
+      <w:r>
+        <w:t xml:space="preserve">) are tuned with 5-fold cross-validation. Test-set performance is reported in</w:t>
+      </w:r>
+      <w:r>
+        <w:t xml:space="preserve"> </w:t>
+      </w:r>
+      <w:r>
+        <w:t xml:space="preserve">Table</w:t>
+      </w:r>
+      <w:r>
+        <w:t xml:space="preserve"> </w:t>
+      </w:r>
+      <w:hyperlink w:anchor="tbl-ml-test">
+        <w:r>
+          <w:rPr>
+            <w:rStyle w:val="Hyperlink"/>
+          </w:rPr>
+          <w:t xml:space="preserve">Table 5</w:t>
+        </w:r>
+      </w:hyperlink>
+      <w:r>
+        <w:t xml:space="preserve">, and the confusion matrix for the better-performing model</w:t>
+      </w:r>
+      <w:r>
+        <w:t xml:space="preserve"> </w:t>
+      </w:r>
+      <w:r>
+        <w:t xml:space="preserve">is shown in Figure</w:t>
+      </w:r>
+      <w:r>
+        <w:t xml:space="preserve"> </w:t>
+      </w:r>
+      <w:hyperlink w:anchor="fig-ml-cm">
+        <w:r>
+          <w:rPr>
+            <w:rStyle w:val="Hyperlink"/>
+          </w:rPr>
+          <w:t xml:space="preserve">Figure 7</w:t>
+        </w:r>
+      </w:hyperlink>
+      <w:r>
+        <w:t xml:space="preserve">.</w:t>
+      </w:r>
+    </w:p>
+    <w:tbl>
+      <w:tblPr>
+        <w:tblStyle w:val="Table"/>
+        <w:tblW w:type="pct" w:w="5000"/>
+        <w:tblLayout w:type="fixed"/>
+        <w:tblLook w:firstRow="0" w:lastRow="0" w:firstColumn="0" w:lastColumn="0" w:noHBand="0" w:noVBand="0" w:val="0000"/>
+      </w:tblPr>
+      <w:tblGrid>
+        <w:gridCol w:w="7920"/>
+      </w:tblGrid>
+      <w:tr>
+        <w:tc>
+          <w:tcPr/>
+          <w:bookmarkStart w:id="61" w:name="tbl-ml-test"/>
+          <w:p>
+            <w:pPr>
+              <w:jc w:val="center"/>
+            </w:pPr>
+            <w:pPr>
+              <w:jc w:val="left"/>
+              <w:spacing w:before="200"/>
+              <w:pStyle w:val="ImageCaption"/>
+            </w:pPr>
+            <w:r>
+              <w:t xml:space="preserve">Table 5: Held-out test-set performance for the two tuned classifiers.</w:t>
+            </w:r>
+          </w:p>
+          <w:tbl>
+            <w:tblPr>
+              <w:tblStyle w:val="Table"/>
+              <w:tblW w:type="auto" w:w="0"/>
+              <w:tblLook w:firstRow="1" w:lastRow="0" w:firstColumn="0" w:lastColumn="0" w:noHBand="0" w:noVBand="0" w:val="0020"/>
+            </w:tblPr>
+            <w:tblGrid>
+              <w:gridCol w:w="1584"/>
+              <w:gridCol w:w="1584"/>
+              <w:gridCol w:w="1584"/>
+              <w:gridCol w:w="1584"/>
+              <w:gridCol w:w="1584"/>
+            </w:tblGrid>
+            <w:tr>
+              <w:trPr>
+                <w:tblHeader w:val="on"/>
+              </w:trPr>
+              <w:tc>
+                <w:tcPr/>
+                <w:p>
+                  <w:pPr>
+                    <w:pStyle w:val="Compact"/>
+                    <w:jc w:val="left"/>
+                    <w:jc w:val="center"/>
+                  </w:pPr>
+                  <w:r>
+                    <w:t xml:space="preserve">.metric</w:t>
+                  </w:r>
+                </w:p>
+              </w:tc>
+              <w:tc>
+                <w:tcPr/>
+                <w:p>
+                  <w:pPr>
+                    <w:pStyle w:val="Compact"/>
+                    <w:jc w:val="left"/>
+                    <w:jc w:val="center"/>
+                  </w:pPr>
+                  <w:r>
+                    <w:t xml:space="preserve">.estimator</w:t>
+                  </w:r>
+                </w:p>
+              </w:tc>
+              <w:tc>
+                <w:tcPr/>
+                <w:p>
+                  <w:pPr>
+                    <w:pStyle w:val="Compact"/>
+                    <w:jc w:val="right"/>
+                    <w:jc w:val="center"/>
+                  </w:pPr>
+                  <w:r>
+                    <w:t xml:space="preserve">.estimate</w:t>
+                  </w:r>
+                </w:p>
+              </w:tc>
+              <w:tc>
+                <w:tcPr/>
+                <w:p>
+                  <w:pPr>
+                    <w:pStyle w:val="Compact"/>
+                    <w:jc w:val="left"/>
+                    <w:jc w:val="center"/>
+                  </w:pPr>
+                  <w:r>
+                    <w:t xml:space="preserve">.config</w:t>
+                  </w:r>
+                </w:p>
+              </w:tc>
+              <w:tc>
+                <w:tcPr/>
+                <w:p>
+                  <w:pPr>
+                    <w:pStyle w:val="Compact"/>
+                    <w:jc w:val="left"/>
+                    <w:jc w:val="center"/>
+                  </w:pPr>
+                  <w:r>
+                    <w:t xml:space="preserve">model</w:t>
+                  </w:r>
+                </w:p>
+              </w:tc>
+            </w:tr>
+            <w:tr>
+              <w:tc>
+                <w:tcPr/>
+                <w:p>
+                  <w:pPr>
+                    <w:pStyle w:val="Compact"/>
+                    <w:jc w:val="left"/>
+                    <w:jc w:val="center"/>
+                  </w:pPr>
+                  <w:r>
+                    <w:t xml:space="preserve">accuracy</w:t>
+                  </w:r>
+                </w:p>
+              </w:tc>
+              <w:tc>
+                <w:tcPr/>
+                <w:p>
+                  <w:pPr>
+                    <w:pStyle w:val="Compact"/>
+                    <w:jc w:val="left"/>
+                    <w:jc w:val="center"/>
+                  </w:pPr>
+                  <w:r>
+                    <w:t xml:space="preserve">multiclass</w:t>
+                  </w:r>
+                </w:p>
+              </w:tc>
+              <w:tc>
+                <w:tcPr/>
+                <w:p>
+                  <w:pPr>
+                    <w:pStyle w:val="Compact"/>
+                    <w:jc w:val="right"/>
+                    <w:jc w:val="center"/>
+                  </w:pPr>
+                  <w:r>
+                    <w:t xml:space="preserve">0.944</w:t>
+                  </w:r>
+                </w:p>
+              </w:tc>
+              <w:tc>
+                <w:tcPr/>
+                <w:p>
+                  <w:pPr>
+                    <w:pStyle w:val="Compact"/>
+                    <w:jc w:val="left"/>
+                    <w:jc w:val="center"/>
+                  </w:pPr>
+                  <w:r>
+                    <w:t xml:space="preserve">pre0_mod0_post0</w:t>
+                  </w:r>
+                </w:p>
+              </w:tc>
+              <w:tc>
+                <w:tcPr/>
+                <w:p>
+                  <w:pPr>
+                    <w:pStyle w:val="Compact"/>
+                    <w:jc w:val="left"/>
+                    <w:jc w:val="center"/>
+                  </w:pPr>
+                  <w:r>
+                    <w:t xml:space="preserve">multinom_glmnet</w:t>
+                  </w:r>
+                </w:p>
+              </w:tc>
+            </w:tr>
+            <w:tr>
+              <w:tc>
+                <w:tcPr/>
+                <w:p>
+                  <w:pPr>
+                    <w:pStyle w:val="Compact"/>
+                    <w:jc w:val="left"/>
+                    <w:jc w:val="center"/>
+                  </w:pPr>
+                  <w:r>
+                    <w:t xml:space="preserve">roc_auc</w:t>
+                  </w:r>
+                </w:p>
+              </w:tc>
+              <w:tc>
+                <w:tcPr/>
+                <w:p>
+                  <w:pPr>
+                    <w:pStyle w:val="Compact"/>
+                    <w:jc w:val="left"/>
+                    <w:jc w:val="center"/>
+                  </w:pPr>
+                  <w:r>
+                    <w:t xml:space="preserve">hand_till</w:t>
+                  </w:r>
+                </w:p>
+              </w:tc>
+              <w:tc>
+                <w:tcPr/>
+                <w:p>
+                  <w:pPr>
+                    <w:pStyle w:val="Compact"/>
+                    <w:jc w:val="right"/>
+                    <w:jc w:val="center"/>
+                  </w:pPr>
+                  <w:r>
+                    <w:t xml:space="preserve">0.992</w:t>
+                  </w:r>
+                </w:p>
+              </w:tc>
+              <w:tc>
+                <w:tcPr/>
+                <w:p>
+                  <w:pPr>
+                    <w:pStyle w:val="Compact"/>
+                    <w:jc w:val="left"/>
+                    <w:jc w:val="center"/>
+                  </w:pPr>
+                  <w:r>
+                    <w:t xml:space="preserve">pre0_mod0_post0</w:t>
+                  </w:r>
+                </w:p>
+              </w:tc>
+              <w:tc>
+                <w:tcPr/>
+                <w:p>
+                  <w:pPr>
+                    <w:pStyle w:val="Compact"/>
+                    <w:jc w:val="left"/>
+                    <w:jc w:val="center"/>
+                  </w:pPr>
+                  <w:r>
+                    <w:t xml:space="preserve">multinom_glmnet</w:t>
+                  </w:r>
+                </w:p>
+              </w:tc>
+            </w:tr>
+            <w:tr>
+              <w:tc>
+                <w:tcPr/>
+                <w:p>
+                  <w:pPr>
+                    <w:pStyle w:val="Compact"/>
+                    <w:jc w:val="left"/>
+                    <w:jc w:val="center"/>
+                  </w:pPr>
+                  <w:r>
+                    <w:t xml:space="preserve">accuracy</w:t>
+                  </w:r>
+                </w:p>
+              </w:tc>
+              <w:tc>
+                <w:tcPr/>
+                <w:p>
+                  <w:pPr>
+                    <w:pStyle w:val="Compact"/>
+                    <w:jc w:val="left"/>
+                    <w:jc w:val="center"/>
+                  </w:pPr>
+                  <w:r>
+                    <w:t xml:space="preserve">multiclass</w:t>
+                  </w:r>
+                </w:p>
+              </w:tc>
+              <w:tc>
+                <w:tcPr/>
+                <w:p>
+                  <w:pPr>
+                    <w:pStyle w:val="Compact"/>
+                    <w:jc w:val="right"/>
+                    <w:jc w:val="center"/>
+                  </w:pPr>
+                  <w:r>
+                    <w:t xml:space="preserve">0.952</w:t>
+                  </w:r>
+                </w:p>
+              </w:tc>
+              <w:tc>
+                <w:tcPr/>
+                <w:p>
+                  <w:pPr>
+                    <w:pStyle w:val="Compact"/>
+                    <w:jc w:val="left"/>
+                    <w:jc w:val="center"/>
+                  </w:pPr>
+                  <w:r>
+                    <w:t xml:space="preserve">pre0_mod0_post0</w:t>
+                  </w:r>
+                </w:p>
+              </w:tc>
+              <w:tc>
+                <w:tcPr/>
+                <w:p>
+                  <w:pPr>
+                    <w:pStyle w:val="Compact"/>
+                    <w:jc w:val="left"/>
+                    <w:jc w:val="center"/>
+                  </w:pPr>
+                  <w:r>
+                    <w:t xml:space="preserve">random_forest</w:t>
+                  </w:r>
+                </w:p>
+              </w:tc>
+            </w:tr>
+            <w:tr>
+              <w:tc>
+                <w:tcPr/>
+                <w:p>
+                  <w:pPr>
+                    <w:pStyle w:val="Compact"/>
+                    <w:jc w:val="left"/>
+                    <w:jc w:val="center"/>
+                  </w:pPr>
+                  <w:r>
+                    <w:t xml:space="preserve">roc_auc</w:t>
+                  </w:r>
+                </w:p>
+              </w:tc>
+              <w:tc>
+                <w:tcPr/>
+                <w:p>
+                  <w:pPr>
+                    <w:pStyle w:val="Compact"/>
+                    <w:jc w:val="left"/>
+                    <w:jc w:val="center"/>
+                  </w:pPr>
+                  <w:r>
+                    <w:t xml:space="preserve">hand_till</w:t>
+                  </w:r>
+                </w:p>
+              </w:tc>
+              <w:tc>
+                <w:tcPr/>
+                <w:p>
+                  <w:pPr>
+                    <w:pStyle w:val="Compact"/>
+                    <w:jc w:val="right"/>
+                    <w:jc w:val="center"/>
+                  </w:pPr>
+                  <w:r>
+                    <w:t xml:space="preserve">0.994</w:t>
+                  </w:r>
+                </w:p>
+              </w:tc>
+              <w:tc>
+                <w:tcPr/>
+                <w:p>
+                  <w:pPr>
+                    <w:pStyle w:val="Compact"/>
+                    <w:jc w:val="left"/>
+                    <w:jc w:val="center"/>
+                  </w:pPr>
+                  <w:r>
+                    <w:t xml:space="preserve">pre0_mod0_post0</w:t>
+                  </w:r>
+                </w:p>
+              </w:tc>
+              <w:tc>
+                <w:tcPr/>
+                <w:p>
+                  <w:pPr>
+                    <w:pStyle w:val="Compact"/>
+                    <w:jc w:val="left"/>
+                    <w:jc w:val="center"/>
+                  </w:pPr>
+                  <w:r>
+                    <w:t xml:space="preserve">random_forest</w:t>
+                  </w:r>
+                </w:p>
+              </w:tc>
+            </w:tr>
+          </w:tbl>
+          <w:bookmarkEnd w:id="61"/>
+          <w:p/>
+        </w:tc>
+      </w:tr>
+    </w:tbl>
+    <w:tbl>
+      <w:tblPr>
+        <w:tblStyle w:val="Table"/>
+        <w:tblW w:type="pct" w:w="5000"/>
+        <w:tblLayout w:type="fixed"/>
+        <w:tblLook w:firstRow="0" w:lastRow="0" w:firstColumn="0" w:lastColumn="0" w:noHBand="0" w:noVBand="0" w:val="0000"/>
+      </w:tblPr>
+      <w:tblGrid>
+        <w:gridCol w:w="7920"/>
+      </w:tblGrid>
+      <w:tr>
+        <w:tc>
+          <w:tcPr/>
+          <w:bookmarkStart w:id="65" w:name="fig-ml-cm"/>
+          <w:p>
+            <w:pPr>
+              <w:pStyle w:val="Compact"/>
+              <w:jc w:val="center"/>
+            </w:pPr>
+            <w:r>
+              <w:drawing>
+                <wp:inline>
+                  <wp:extent cx="5334000" cy="4572000"/>
+                  <wp:effectExtent b="0" l="0" r="0" t="0"/>
+                  <wp:docPr descr="" title="" id="63" name="Picture"/>
+                  <a:graphic>
+                    <a:graphicData uri="http://schemas.openxmlformats.org/drawingml/2006/picture">
+                      <pic:pic>
+                        <pic:nvPicPr>
+                          <pic:cNvPr descr="../../results/figures/ml_confusion_matrix.png" id="64" name="Picture"/>
+                          <pic:cNvPicPr>
+                            <a:picLocks noChangeArrowheads="1" noChangeAspect="1"/>
+                          </pic:cNvPicPr>
+                        </pic:nvPicPr>
+                        <pic:blipFill>
+                          <a:blip r:embed="rId62"/>
+                          <a:stretch>
+                            <a:fillRect/>
+                          </a:stretch>
+                        </pic:blipFill>
+                        <pic:spPr bwMode="auto">
+                          <a:xfrm>
+                            <a:off x="0" y="0"/>
+                            <a:ext cx="5334000" cy="4572000"/>
+                          </a:xfrm>
+                          <a:prstGeom prst="rect">
+                            <a:avLst/>
+                          </a:prstGeom>
+                          <a:noFill/>
+                          <a:ln w="9525">
+                            <a:noFill/>
+                            <a:headEnd/>
+                            <a:tailEnd/>
+                          </a:ln>
+                        </pic:spPr>
+                      </pic:pic>
+                    </a:graphicData>
+                  </a:graphic>
+                </wp:inline>
+              </w:drawing>
+            </w:r>
+          </w:p>
+          <w:p>
+            <w:pPr>
+              <w:jc w:val="center"/>
+            </w:pPr>
+            <w:pPr>
+              <w:jc w:val="left"/>
+              <w:spacing w:before="200"/>
+              <w:pStyle w:val="ImageCaption"/>
+            </w:pPr>
+            <w:r>
+              <w:t xml:space="preserve">Figure 7: Confusion matrix of the best-performing classifier on the held-out test set.</w:t>
+            </w:r>
+          </w:p>
+          <w:bookmarkEnd w:id="65"/>
+        </w:tc>
+      </w:tr>
+    </w:tbl>
+    <w:p>
+      <w:r>
+        <w:br w:type="page"/>
+      </w:r>
+    </w:p>
+    <w:bookmarkEnd w:id="66"/>
+    <w:bookmarkEnd w:id="67"/>
+    <w:bookmarkStart w:id="71" w:name="discussion"/>
+    <w:p>
+      <w:pPr>
+        <w:pStyle w:val="Heading1"/>
+      </w:pPr>
+      <w:r>
+        <w:t xml:space="preserve">Discussion</w:t>
+      </w:r>
+    </w:p>
+    <w:bookmarkStart w:id="68" w:name="summary-and-interpretation"/>
+    <w:p>
+      <w:pPr>
+        <w:pStyle w:val="Heading2"/>
+      </w:pPr>
+      <w:r>
+        <w:t xml:space="preserve">Summary and interpretation</w:t>
+      </w:r>
+    </w:p>
+    <w:p>
+      <w:pPr>
+        <w:pStyle w:val="FirstParagraph"/>
+      </w:pPr>
+      <w:r>
+        <w:t xml:space="preserve">Across the three hypotheses, body site emerged as a strong and consistent</w:t>
+      </w:r>
+      <w:r>
+        <w:t xml:space="preserve"> </w:t>
+      </w:r>
+      <w:r>
+        <w:t xml:space="preserve">organizing axis of the HMP 16S data. Alpha diversity differed significantly</w:t>
+      </w:r>
+      <w:r>
+        <w:t xml:space="preserve"> </w:t>
+      </w:r>
+      <w:r>
+        <w:t xml:space="preserve">across the five major sites, the first two PCoA axes alone revealed clear</w:t>
+      </w:r>
+      <w:r>
+        <w:t xml:space="preserve"> </w:t>
+      </w:r>
+      <w:r>
+        <w:t xml:space="preserve">site-level clustering, and the per-site co-occurrence networks varied not</w:t>
+      </w:r>
+      <w:r>
+        <w:t xml:space="preserve"> </w:t>
+      </w:r>
+      <w:r>
+        <w:t xml:space="preserve">just in which taxa they contained but in their topology. This reproduces</w:t>
+      </w:r>
+      <w:r>
+        <w:t xml:space="preserve"> </w:t>
+      </w:r>
+      <w:r>
+        <w:t xml:space="preserve">the core observation of the HMP and extends it with network-level</w:t>
+      </w:r>
+      <w:r>
+        <w:t xml:space="preserve"> </w:t>
+      </w:r>
+      <w:r>
+        <w:t xml:space="preserve">descriptors.</w:t>
+      </w:r>
+    </w:p>
+    <w:bookmarkEnd w:id="68"/>
+    <w:bookmarkStart w:id="69" w:name="strengths-and-limitations"/>
+    <w:p>
+      <w:pPr>
+        <w:pStyle w:val="Heading2"/>
+      </w:pPr>
+      <w:r>
+        <w:t xml:space="preserve">Strengths and limitations</w:t>
+      </w:r>
+    </w:p>
+    <w:p>
+      <w:pPr>
+        <w:pStyle w:val="FirstParagraph"/>
+      </w:pPr>
+      <w:r>
+        <w:t xml:space="preserve">Strengths of the analysis include its full reproducibility — data are</w:t>
+      </w:r>
+      <w:r>
+        <w:t xml:space="preserve"> </w:t>
+      </w:r>
+      <w:r>
+        <w:t xml:space="preserve">downloaded programmatically, seeds are fixed, and every figure and table is</w:t>
+      </w:r>
+      <w:r>
+        <w:t xml:space="preserve"> </w:t>
+      </w:r>
+      <w:r>
+        <w:t xml:space="preserve">regenerated by the scripts — and its use of robust, non-parametric or</w:t>
+      </w:r>
+      <w:r>
+        <w:t xml:space="preserve"> </w:t>
+      </w:r>
+      <w:r>
+        <w:t xml:space="preserve">permutation-based tests that are appropriate for compositional microbiome</w:t>
+      </w:r>
+      <w:r>
+        <w:t xml:space="preserve"> </w:t>
+      </w:r>
+      <w:r>
+        <w:t xml:space="preserve">data. Limitations include (1) reliance on rarefaction, which discards reads</w:t>
+      </w:r>
+      <w:r>
+        <w:t xml:space="preserve"> </w:t>
+      </w:r>
+      <w:r>
+        <w:t xml:space="preserve">and may underestimate diversity in high-depth samples; (2) the Pearson-style</w:t>
+      </w:r>
+      <w:r>
+        <w:t xml:space="preserve"> </w:t>
+      </w:r>
+      <w:r>
+        <w:t xml:space="preserve">assumptions embedded in Spearman correlation networks, which do not handle</w:t>
+      </w:r>
+      <w:r>
+        <w:t xml:space="preserve"> </w:t>
+      </w:r>
+      <w:r>
+        <w:t xml:space="preserve">compositional zeros particularly well; and (3) a focus on the five</w:t>
+      </w:r>
+      <w:r>
+        <w:t xml:space="preserve"> </w:t>
+      </w:r>
       <w:r>
         <w:rPr>
           <w:i/>
           <w:iCs/>
         </w:rPr>
-        <w:t xml:space="preserve">Use one or several suitable statistical/machine learning methods to analyze your data and to produce meaningful figures, tables, etc. This might again be code that is best placed in one or several separate R scripts that need to be well documented. You want the code to produce figures and data ready for display as tables, and save those. Then you load them here.</w:t>
+        <w:t xml:space="preserve">major</w:t>
+      </w:r>
+      <w:r>
+        <w:t xml:space="preserve"> </w:t>
+      </w:r>
+      <w:r>
+        <w:t xml:space="preserve">body sites, which aggregates anatomically distinct subsites (e.g. tongue vs.</w:t>
+      </w:r>
+      <w:r>
+        <w:t xml:space="preserve"> </w:t>
+      </w:r>
+      <w:r>
+        <w:t xml:space="preserve">buccal mucosa within</w:t>
+      </w:r>
+      <w:r>
+        <w:t xml:space="preserve"> </w:t>
+      </w:r>
+      <w:r>
+        <w:t xml:space="preserve">“Oral”</w:t>
+      </w:r>
+      <w:r>
+        <w:t xml:space="preserve">).</w:t>
+      </w:r>
+    </w:p>
+    <w:bookmarkEnd w:id="69"/>
+    <w:bookmarkStart w:id="70" w:name="conclusions"/>
+    <w:p>
+      <w:pPr>
+        <w:pStyle w:val="Heading2"/>
+      </w:pPr>
+      <w:r>
+        <w:t xml:space="preserve">Conclusions</w:t>
       </w:r>
     </w:p>
     <w:p>
       <w:pPr>
-        <w:pStyle w:val="BodyText"/>
-      </w:pPr>
-      <w:r>
-        <w:t xml:space="preserve">Example</w:t>
-      </w:r>
-      <w:r>
-        <w:t xml:space="preserve"> </w:t>
-      </w:r>
-      <w:r>
-        <w:rPr>
-          <w:b/>
-          <w:bCs/>
-        </w:rPr>
-        <w:t xml:space="preserve">?@tbl-resulttable2</w:t>
-      </w:r>
-      <w:r>
-        <w:t xml:space="preserve"> </w:t>
-      </w:r>
-      <w:r>
-        <w:t xml:space="preserve">shows a summary of a linear model fit.</w:t>
+        <w:pStyle w:val="FirstParagraph"/>
+      </w:pPr>
+      <w:r>
+        <w:t xml:space="preserve">Body-site identity drives alpha diversity, community composition and</w:t>
+      </w:r>
+      <w:r>
+        <w:t xml:space="preserve"> </w:t>
+      </w:r>
+      <w:r>
+        <w:t xml:space="preserve">co-occurrence network structure in the HMP 16S data. Network-level</w:t>
+      </w:r>
+      <w:r>
+        <w:t xml:space="preserve"> </w:t>
+      </w:r>
+      <w:r>
+        <w:t xml:space="preserve">descriptors (modularity, number of communities, average degree) add</w:t>
+      </w:r>
+      <w:r>
+        <w:t xml:space="preserve"> </w:t>
+      </w:r>
+      <w:r>
+        <w:t xml:space="preserve">information beyond diversity indices and PCoA and are worth reporting in</w:t>
+      </w:r>
+      <w:r>
+        <w:t xml:space="preserve"> </w:t>
+      </w:r>
+      <w:r>
+        <w:t xml:space="preserve">comparative microbiome studies. The fully scripted workflow used here can</w:t>
+      </w:r>
+      <w:r>
+        <w:t xml:space="preserve"> </w:t>
+      </w:r>
+      <w:r>
+        <w:t xml:space="preserve">be adapted to new HMP subsets or to other 16S studies with minimal change.</w:t>
       </w:r>
     </w:p>
     <w:p>
-      <w:r>
-        <w:br w:type="page"/>
-      </w:r>
-    </w:p>
-    <w:bookmarkEnd w:id="49"/>
-    <w:bookmarkEnd w:id="50"/>
-    <w:bookmarkStart w:id="55" w:name="discussion"/>
-    <w:p>
-      <w:pPr>
-        <w:pStyle w:val="Heading1"/>
-      </w:pPr>
-      <w:r>
-        <w:t xml:space="preserve">5. Discussion</w:t>
-      </w:r>
-    </w:p>
-    <w:bookmarkStart w:id="51" w:name="summary-and-interpretation"/>
-    <w:p>
-      <w:pPr>
-        <w:pStyle w:val="Heading2"/>
-      </w:pPr>
-      <w:r>
-        <w:t xml:space="preserve">5.1 Summary and Interpretation</w:t>
+      <w:pPr>
+        <w:pStyle w:val="BodyText"/>
+      </w:pPr>
+      <w:r>
+        <w:t xml:space="preserve">Examples of reproducible research projects can be found in</w:t>
+      </w:r>
+      <w:r>
+        <w:t xml:space="preserve"> </w:t>
+      </w:r>
+      <w:r>
+        <w:t xml:space="preserve">(4,5)</w:t>
+      </w:r>
+      <w:r>
+        <w:t xml:space="preserve">; this paper follows that style.</w:t>
       </w:r>
     </w:p>
     <w:p>
-      <w:pPr>
-        <w:pStyle w:val="FirstParagraph"/>
-      </w:pPr>
+      <w:r>
+        <w:br w:type="page"/>
+      </w:r>
+    </w:p>
+    <w:bookmarkEnd w:id="70"/>
+    <w:bookmarkEnd w:id="71"/>
+    <w:bookmarkStart w:id="105" w:name="references"/>
+    <w:p>
+      <w:pPr>
+        <w:pStyle w:val="Heading1"/>
+      </w:pPr>
+      <w:r>
+        <w:t xml:space="preserve">References</w:t>
+      </w:r>
+    </w:p>
+    <w:bookmarkStart w:id="104" w:name="refs"/>
+    <w:bookmarkStart w:id="73" w:name="ref-leek2015"/>
+    <w:p>
+      <w:pPr>
+        <w:pStyle w:val="Bibliography"/>
+      </w:pPr>
+      <w:r>
+        <w:t xml:space="preserve">1.</w:t>
+      </w:r>
+      <w:r>
+        <w:t xml:space="preserve"> </w:t>
+      </w:r>
+      <w:r>
+        <w:t xml:space="preserve">	</w:t>
+      </w:r>
+      <w:r>
+        <w:t xml:space="preserve">Leek JT, Peng RD.</w:t>
+      </w:r>
+      <w:r>
+        <w:t xml:space="preserve"> </w:t>
+      </w:r>
+      <w:hyperlink r:id="rId72">
+        <w:r>
+          <w:rPr>
+            <w:rStyle w:val="Hyperlink"/>
+          </w:rPr>
+          <w:t xml:space="preserve">Statistics.</w:t>
+        </w:r>
+        <w:r>
+          <w:rPr>
+            <w:rStyle w:val="Hyperlink"/>
+          </w:rPr>
+          <w:t xml:space="preserve"> </w:t>
+        </w:r>
+        <w:r>
+          <w:rPr>
+            <w:rStyle w:val="Hyperlink"/>
+          </w:rPr>
+          <w:t xml:space="preserve">What</w:t>
+        </w:r>
+        <w:r>
+          <w:rPr>
+            <w:rStyle w:val="Hyperlink"/>
+          </w:rPr>
+          <w:t xml:space="preserve"> </w:t>
+        </w:r>
+        <w:r>
+          <w:rPr>
+            <w:rStyle w:val="Hyperlink"/>
+          </w:rPr>
+          <w:t xml:space="preserve">is the question?</w:t>
+        </w:r>
+      </w:hyperlink>
+      <w:r>
+        <w:t xml:space="preserve"> </w:t>
+      </w:r>
       <w:r>
         <w:rPr>
           <w:i/>
           <w:iCs/>
         </w:rPr>
-        <w:t xml:space="preserve">Summarize what you did, what you found and what it means.</w:t>
+        <w:t xml:space="preserve">Science (New York, N.Y.)</w:t>
+      </w:r>
+      <w:r>
+        <w:t xml:space="preserve">. 2015;347(6228):1314–1315.</w:t>
+      </w:r>
+      <w:r>
+        <w:t xml:space="preserve"> </w:t>
       </w:r>
     </w:p>
-    <w:bookmarkEnd w:id="51"/>
-    <w:bookmarkStart w:id="52" w:name="strengths-and-limitations"/>
+    <w:bookmarkEnd w:id="73"/>
+    <w:bookmarkStart w:id="75" w:name="ref-hmp2012"/>
     <w:p>
       <w:pPr>
-        <w:pStyle w:val="Heading2"/>
-      </w:pPr>
-      <w:r>
-        <w:t xml:space="preserve">5.2 Strengths and Limitations</w:t>
-      </w:r>
-    </w:p>
-    <w:p>
-      <w:pPr>
-        <w:pStyle w:val="FirstParagraph"/>
-      </w:pPr>
+        <w:pStyle w:val="Bibliography"/>
+      </w:pPr>
+      <w:r>
+        <w:t xml:space="preserve">2.</w:t>
+      </w:r>
+      <w:r>
+        <w:t xml:space="preserve"> </w:t>
+      </w:r>
+      <w:r>
+        <w:t xml:space="preserve">	</w:t>
+      </w:r>
+      <w:r>
+        <w:t xml:space="preserve">The Human Microbiome Project Consortium.</w:t>
+      </w:r>
+      <w:r>
+        <w:t xml:space="preserve"> </w:t>
+      </w:r>
+      <w:hyperlink r:id="rId74">
+        <w:r>
+          <w:rPr>
+            <w:rStyle w:val="Hyperlink"/>
+          </w:rPr>
+          <w:t xml:space="preserve">Structure, function and diversity of the healthy human microbiome</w:t>
+        </w:r>
+      </w:hyperlink>
+      <w:r>
+        <w:t xml:space="preserve">.</w:t>
+      </w:r>
+      <w:r>
+        <w:t xml:space="preserve"> </w:t>
+      </w:r>
       <w:r>
         <w:rPr>
           <w:i/>
           <w:iCs/>
         </w:rPr>
-        <w:t xml:space="preserve">Discuss what you perceive as strengths and limitations of your analysis.</w:t>
+        <w:t xml:space="preserve">Nature</w:t>
+      </w:r>
+      <w:r>
+        <w:t xml:space="preserve">. 2012;486(7402):207–214.</w:t>
+      </w:r>
+      <w:r>
+        <w:t xml:space="preserve"> </w:t>
       </w:r>
     </w:p>
-    <w:bookmarkEnd w:id="52"/>
-    <w:bookmarkStart w:id="54" w:name="conclusions"/>
+    <w:bookmarkEnd w:id="75"/>
+    <w:bookmarkStart w:id="77" w:name="ref-callahan2016"/>
     <w:p>
       <w:pPr>
-        <w:pStyle w:val="Heading2"/>
-      </w:pPr>
-      <w:r>
-        <w:t xml:space="preserve">5.3 Conclusions</w:t>
-      </w:r>
-    </w:p>
-    <w:p>
-      <w:pPr>
-        <w:pStyle w:val="FirstParagraph"/>
-      </w:pPr>
+        <w:pStyle w:val="Bibliography"/>
+      </w:pPr>
+      <w:r>
+        <w:t xml:space="preserve">3.</w:t>
+      </w:r>
+      <w:r>
+        <w:t xml:space="preserve"> </w:t>
+      </w:r>
+      <w:r>
+        <w:t xml:space="preserve">	</w:t>
+      </w:r>
+      <w:r>
+        <w:t xml:space="preserve">Callahan BJ, Sankaran K, Fukuyama JA, et al.</w:t>
+      </w:r>
+      <w:r>
+        <w:t xml:space="preserve"> </w:t>
+      </w:r>
+      <w:hyperlink r:id="rId76">
+        <w:r>
+          <w:rPr>
+            <w:rStyle w:val="Hyperlink"/>
+          </w:rPr>
+          <w:t xml:space="preserve">Bioconductor workflow for microbiome data analysis: From raw reads to community analyses</w:t>
+        </w:r>
+      </w:hyperlink>
+      <w:r>
+        <w:t xml:space="preserve">.</w:t>
+      </w:r>
+      <w:r>
+        <w:t xml:space="preserve"> </w:t>
+      </w:r>
       <w:r>
         <w:rPr>
           <w:i/>
           <w:iCs/>
         </w:rPr>
-        <w:t xml:space="preserve">What are the main take-home messages?</w:t>
+        <w:t xml:space="preserve">F1000Research</w:t>
+      </w:r>
+      <w:r>
+        <w:t xml:space="preserve">. 2016;5:1492.</w:t>
+      </w:r>
+      <w:r>
+        <w:t xml:space="preserve"> </w:t>
       </w:r>
     </w:p>
+    <w:bookmarkEnd w:id="77"/>
+    <w:bookmarkStart w:id="79" w:name="ref-mckay2020"/>
     <w:p>
       <w:pPr>
-        <w:pStyle w:val="BodyText"/>
-      </w:pPr>
-      <w:r>
-        <w:rPr>
-          <w:i/>
-          <w:iCs/>
-        </w:rPr>
-        <w:t xml:space="preserve">Include citations in your Qmd file using BibTeX, the list of references will automatically be placed at the end</w:t>
-      </w:r>
-    </w:p>
-    <w:p>
-      <w:pPr>
-        <w:pStyle w:val="BodyText"/>
-      </w:pPr>
-      <w:r>
-        <w:t xml:space="preserve">This paper</w:t>
-      </w:r>
-      <w:r>
-        <w:t xml:space="preserve"> </w:t>
-      </w:r>
-      <w:r>
-        <w:t xml:space="preserve">(3)</w:t>
-      </w:r>
-      <w:r>
-        <w:t xml:space="preserve"> </w:t>
-      </w:r>
-      <w:r>
-        <w:t xml:space="preserve">discusses types of analyses.</w:t>
-      </w:r>
-    </w:p>
-    <w:p>
-      <w:pPr>
-        <w:pStyle w:val="BodyText"/>
-      </w:pPr>
-      <w:r>
-        <w:t xml:space="preserve">These papers</w:t>
-      </w:r>
-      <w:r>
-        <w:t xml:space="preserve"> </w:t>
-      </w:r>
-      <w:r>
-        <w:t xml:space="preserve">(1,2)</w:t>
-      </w:r>
-      <w:r>
-        <w:t xml:space="preserve"> </w:t>
-      </w:r>
-      <w:r>
-        <w:t xml:space="preserve">are good examples of papers published using a fully reproducible setup similar to the one shown in this template.</w:t>
-      </w:r>
-    </w:p>
-    <w:p>
-      <w:pPr>
-        <w:pStyle w:val="BodyText"/>
-      </w:pPr>
-      <w:r>
-        <w:t xml:space="preserve">Note that this cited reference will show up at the end of the document, the reference formatting is determined by the CSL file specified in the YAML header. Many more style files for almost any journal</w:t>
-      </w:r>
-      <w:r>
-        <w:t xml:space="preserve"> </w:t>
-      </w:r>
-      <w:hyperlink r:id="rId53">
-        <w:r>
-          <w:rPr>
-            <w:rStyle w:val="Hyperlink"/>
-          </w:rPr>
-          <w:t xml:space="preserve">are available</w:t>
-        </w:r>
-      </w:hyperlink>
-      <w:r>
-        <w:t xml:space="preserve">. You also specify the location of your BibTeX reference file in the YAML. You can call your reference file anything you like.</w:t>
-      </w:r>
-    </w:p>
-    <w:p>
-      <w:r>
-        <w:br w:type="page"/>
-      </w:r>
-    </w:p>
-    <w:bookmarkEnd w:id="54"/>
-    <w:bookmarkEnd w:id="55"/>
-    <w:bookmarkStart w:id="63" w:name="references"/>
-    <w:p>
-      <w:pPr>
-        <w:pStyle w:val="Heading1"/>
-      </w:pPr>
-      <w:r>
-        <w:t xml:space="preserve">6. References</w:t>
-      </w:r>
-    </w:p>
-    <w:bookmarkStart w:id="62" w:name="refs"/>
-    <w:bookmarkStart w:id="57" w:name="ref-mckay2020"/>
-    <w:p>
-      <w:pPr>
         <w:pStyle w:val="Bibliography"/>
       </w:pPr>
       <w:r>
-        <w:t xml:space="preserve">1.</w:t>
+        <w:t xml:space="preserve">4.</w:t>
       </w:r>
       <w:r>
         <w:t xml:space="preserve"> </w:t>
@@ -2468,7 +5945,7 @@
       <w:r>
         <w:t xml:space="preserve"> </w:t>
       </w:r>
-      <w:hyperlink r:id="rId56">
+      <w:hyperlink r:id="rId78">
         <w:r>
           <w:rPr>
             <w:rStyle w:val="Hyperlink"/>
@@ -2583,14 +6060,14 @@
         <w:t xml:space="preserve"> </w:t>
       </w:r>
     </w:p>
-    <w:bookmarkEnd w:id="57"/>
-    <w:bookmarkStart w:id="59" w:name="ref-mckay2020a"/>
+    <w:bookmarkEnd w:id="79"/>
+    <w:bookmarkStart w:id="81" w:name="ref-mckay2020a"/>
     <w:p>
       <w:pPr>
         <w:pStyle w:val="Bibliography"/>
       </w:pPr>
       <w:r>
-        <w:t xml:space="preserve">2.</w:t>
+        <w:t xml:space="preserve">5.</w:t>
       </w:r>
       <w:r>
         <w:t xml:space="preserve"> </w:t>
@@ -2604,7 +6081,7 @@
       <w:r>
         <w:t xml:space="preserve"> </w:t>
       </w:r>
-      <w:hyperlink r:id="rId58">
+      <w:hyperlink r:id="rId80">
         <w:r>
           <w:rPr>
             <w:rStyle w:val="Hyperlink"/>
@@ -2629,14 +6106,14 @@
         <w:t xml:space="preserve"> </w:t>
       </w:r>
     </w:p>
-    <w:bookmarkEnd w:id="59"/>
-    <w:bookmarkStart w:id="61" w:name="ref-leek2015"/>
+    <w:bookmarkEnd w:id="81"/>
+    <w:bookmarkStart w:id="83" w:name="ref-schiffer2019"/>
     <w:p>
       <w:pPr>
         <w:pStyle w:val="Bibliography"/>
       </w:pPr>
       <w:r>
-        <w:t xml:space="preserve">3.</w:t>
+        <w:t xml:space="preserve">6.</w:t>
       </w:r>
       <w:r>
         <w:t xml:space="preserve"> </w:t>
@@ -2645,17 +6122,23 @@
         <w:t xml:space="preserve">	</w:t>
       </w:r>
       <w:r>
-        <w:t xml:space="preserve">Leek JT, Peng RD.</w:t>
-      </w:r>
-      <w:r>
-        <w:t xml:space="preserve"> </w:t>
-      </w:r>
-      <w:hyperlink r:id="rId60">
+        <w:t xml:space="preserve">Schiffer L, Azhar R, Shepherd L, et al.</w:t>
+      </w:r>
+      <w:r>
+        <w:t xml:space="preserve"> </w:t>
+      </w:r>
+      <w:hyperlink r:id="rId82">
         <w:r>
           <w:rPr>
             <w:rStyle w:val="Hyperlink"/>
           </w:rPr>
-          <w:t xml:space="preserve">Statistics.</w:t>
+          <w:t xml:space="preserve">HMP16SData</w:t>
+        </w:r>
+        <w:r>
+          <w:rPr>
+            <w:rStyle w:val="Hyperlink"/>
+          </w:rPr>
+          <w:t xml:space="preserve">: Efficient access to the</w:t>
         </w:r>
         <w:r>
           <w:rPr>
@@ -2667,7 +6150,7 @@
           <w:rPr>
             <w:rStyle w:val="Hyperlink"/>
           </w:rPr>
-          <w:t xml:space="preserve">What</w:t>
+          <w:t xml:space="preserve">Human Microbiome Project</w:t>
         </w:r>
         <w:r>
           <w:rPr>
@@ -2679,9 +6162,24 @@
           <w:rPr>
             <w:rStyle w:val="Hyperlink"/>
           </w:rPr>
-          <w:t xml:space="preserve">is the question?</w:t>
+          <w:t xml:space="preserve">through</w:t>
+        </w:r>
+        <w:r>
+          <w:rPr>
+            <w:rStyle w:val="Hyperlink"/>
+          </w:rPr>
+          <w:t xml:space="preserve"> </w:t>
+        </w:r>
+        <w:r>
+          <w:rPr>
+            <w:rStyle w:val="Hyperlink"/>
+          </w:rPr>
+          <w:t xml:space="preserve">Bioconductor</w:t>
         </w:r>
       </w:hyperlink>
+      <w:r>
+        <w:t xml:space="preserve">.</w:t>
+      </w:r>
       <w:r>
         <w:t xml:space="preserve"> </w:t>
       </w:r>
@@ -2690,18 +6188,581 @@
           <w:i/>
           <w:iCs/>
         </w:rPr>
-        <w:t xml:space="preserve">Science (New York, N.Y.)</w:t>
-      </w:r>
-      <w:r>
-        <w:t xml:space="preserve">. 2015;347(6228):1314–1315.</w:t>
+        <w:t xml:space="preserve">American Journal of Epidemiology</w:t>
+      </w:r>
+      <w:r>
+        <w:t xml:space="preserve">. 2019;188(6):1023–1026.</w:t>
       </w:r>
       <w:r>
         <w:t xml:space="preserve"> </w:t>
       </w:r>
     </w:p>
-    <w:bookmarkEnd w:id="61"/>
-    <w:bookmarkEnd w:id="62"/>
-    <w:bookmarkEnd w:id="63"/>
+    <w:bookmarkEnd w:id="83"/>
+    <w:bookmarkStart w:id="85" w:name="ref-mcmurdie2013"/>
+    <w:p>
+      <w:pPr>
+        <w:pStyle w:val="Bibliography"/>
+      </w:pPr>
+      <w:r>
+        <w:t xml:space="preserve">7.</w:t>
+      </w:r>
+      <w:r>
+        <w:t xml:space="preserve"> </w:t>
+      </w:r>
+      <w:r>
+        <w:t xml:space="preserve">	</w:t>
+      </w:r>
+      <w:r>
+        <w:t xml:space="preserve">McMurdie PJ, Holmes S.</w:t>
+      </w:r>
+      <w:r>
+        <w:t xml:space="preserve"> </w:t>
+      </w:r>
+      <w:hyperlink r:id="rId84">
+        <w:r>
+          <w:rPr>
+            <w:rStyle w:val="Hyperlink"/>
+          </w:rPr>
+          <w:t xml:space="preserve">phyloseq</w:t>
+        </w:r>
+        <w:r>
+          <w:rPr>
+            <w:rStyle w:val="Hyperlink"/>
+          </w:rPr>
+          <w:t xml:space="preserve">: An</w:t>
+        </w:r>
+        <w:r>
+          <w:rPr>
+            <w:rStyle w:val="Hyperlink"/>
+          </w:rPr>
+          <w:t xml:space="preserve"> </w:t>
+        </w:r>
+        <w:r>
+          <w:rPr>
+            <w:rStyle w:val="Hyperlink"/>
+          </w:rPr>
+          <w:t xml:space="preserve">R</w:t>
+        </w:r>
+        <w:r>
+          <w:rPr>
+            <w:rStyle w:val="Hyperlink"/>
+          </w:rPr>
+          <w:t xml:space="preserve"> </w:t>
+        </w:r>
+        <w:r>
+          <w:rPr>
+            <w:rStyle w:val="Hyperlink"/>
+          </w:rPr>
+          <w:t xml:space="preserve">package for reproducible interactive analysis and graphics of microbiome census data</w:t>
+        </w:r>
+      </w:hyperlink>
+      <w:r>
+        <w:t xml:space="preserve">.</w:t>
+      </w:r>
+      <w:r>
+        <w:t xml:space="preserve"> </w:t>
+      </w:r>
+      <w:r>
+        <w:rPr>
+          <w:i/>
+          <w:iCs/>
+        </w:rPr>
+        <w:t xml:space="preserve">PLOS ONE</w:t>
+      </w:r>
+      <w:r>
+        <w:t xml:space="preserve">. 2013;8(4):e61217.</w:t>
+      </w:r>
+      <w:r>
+        <w:t xml:space="preserve"> </w:t>
+      </w:r>
+    </w:p>
+    <w:bookmarkEnd w:id="85"/>
+    <w:bookmarkStart w:id="87" w:name="ref-oksanen2024vegan"/>
+    <w:p>
+      <w:pPr>
+        <w:pStyle w:val="Bibliography"/>
+      </w:pPr>
+      <w:r>
+        <w:t xml:space="preserve">8.</w:t>
+      </w:r>
+      <w:r>
+        <w:t xml:space="preserve"> </w:t>
+      </w:r>
+      <w:r>
+        <w:t xml:space="preserve">	</w:t>
+      </w:r>
+      <w:r>
+        <w:t xml:space="preserve">Oksanen J, Simpson GL, Blanchet FG, et al.</w:t>
+      </w:r>
+      <w:r>
+        <w:t xml:space="preserve"> </w:t>
+      </w:r>
+      <w:r>
+        <w:t xml:space="preserve">vegan</w:t>
+      </w:r>
+      <w:r>
+        <w:t xml:space="preserve">: Community ecology package. 2024.(</w:t>
+      </w:r>
+      <w:hyperlink r:id="rId86">
+        <w:r>
+          <w:rPr>
+            <w:rStyle w:val="Hyperlink"/>
+          </w:rPr>
+          <w:t xml:space="preserve">https://CRAN.R-project.org/package=vegan</w:t>
+        </w:r>
+      </w:hyperlink>
+      <w:r>
+        <w:t xml:space="preserve">)</w:t>
+      </w:r>
+    </w:p>
+    <w:bookmarkEnd w:id="87"/>
+    <w:bookmarkStart w:id="89" w:name="ref-shannon1948"/>
+    <w:p>
+      <w:pPr>
+        <w:pStyle w:val="Bibliography"/>
+      </w:pPr>
+      <w:r>
+        <w:t xml:space="preserve">9.</w:t>
+      </w:r>
+      <w:r>
+        <w:t xml:space="preserve"> </w:t>
+      </w:r>
+      <w:r>
+        <w:t xml:space="preserve">	</w:t>
+      </w:r>
+      <w:r>
+        <w:t xml:space="preserve">Shannon CE.</w:t>
+      </w:r>
+      <w:r>
+        <w:t xml:space="preserve"> </w:t>
+      </w:r>
+      <w:hyperlink r:id="rId88">
+        <w:r>
+          <w:rPr>
+            <w:rStyle w:val="Hyperlink"/>
+          </w:rPr>
+          <w:t xml:space="preserve">A mathematical theory of communication</w:t>
+        </w:r>
+      </w:hyperlink>
+      <w:r>
+        <w:t xml:space="preserve">.</w:t>
+      </w:r>
+      <w:r>
+        <w:t xml:space="preserve"> </w:t>
+      </w:r>
+      <w:r>
+        <w:rPr>
+          <w:i/>
+          <w:iCs/>
+        </w:rPr>
+        <w:t xml:space="preserve">Bell System Technical Journal</w:t>
+      </w:r>
+      <w:r>
+        <w:t xml:space="preserve">. 1948;27(3):379–423.</w:t>
+      </w:r>
+      <w:r>
+        <w:t xml:space="preserve"> </w:t>
+      </w:r>
+    </w:p>
+    <w:bookmarkEnd w:id="89"/>
+    <w:bookmarkStart w:id="91" w:name="ref-bray1957"/>
+    <w:p>
+      <w:pPr>
+        <w:pStyle w:val="Bibliography"/>
+      </w:pPr>
+      <w:r>
+        <w:t xml:space="preserve">10.</w:t>
+      </w:r>
+      <w:r>
+        <w:t xml:space="preserve"> </w:t>
+      </w:r>
+      <w:r>
+        <w:t xml:space="preserve">	</w:t>
+      </w:r>
+      <w:r>
+        <w:t xml:space="preserve">Bray JR, Curtis JT.</w:t>
+      </w:r>
+      <w:r>
+        <w:t xml:space="preserve"> </w:t>
+      </w:r>
+      <w:hyperlink r:id="rId90">
+        <w:r>
+          <w:rPr>
+            <w:rStyle w:val="Hyperlink"/>
+          </w:rPr>
+          <w:t xml:space="preserve">An ordination of the upland forest communities of southern</w:t>
+        </w:r>
+        <w:r>
+          <w:rPr>
+            <w:rStyle w:val="Hyperlink"/>
+          </w:rPr>
+          <w:t xml:space="preserve"> </w:t>
+        </w:r>
+        <w:r>
+          <w:rPr>
+            <w:rStyle w:val="Hyperlink"/>
+          </w:rPr>
+          <w:t xml:space="preserve">Wisconsin</w:t>
+        </w:r>
+      </w:hyperlink>
+      <w:r>
+        <w:t xml:space="preserve">.</w:t>
+      </w:r>
+      <w:r>
+        <w:t xml:space="preserve"> </w:t>
+      </w:r>
+      <w:r>
+        <w:rPr>
+          <w:i/>
+          <w:iCs/>
+        </w:rPr>
+        <w:t xml:space="preserve">Ecological Monographs</w:t>
+      </w:r>
+      <w:r>
+        <w:t xml:space="preserve">. 1957;27(4):325–349.</w:t>
+      </w:r>
+      <w:r>
+        <w:t xml:space="preserve"> </w:t>
+      </w:r>
+    </w:p>
+    <w:bookmarkEnd w:id="91"/>
+    <w:bookmarkStart w:id="93" w:name="ref-anderson2001"/>
+    <w:p>
+      <w:pPr>
+        <w:pStyle w:val="Bibliography"/>
+      </w:pPr>
+      <w:r>
+        <w:t xml:space="preserve">11.</w:t>
+      </w:r>
+      <w:r>
+        <w:t xml:space="preserve"> </w:t>
+      </w:r>
+      <w:r>
+        <w:t xml:space="preserve">	</w:t>
+      </w:r>
+      <w:r>
+        <w:t xml:space="preserve">Anderson MJ.</w:t>
+      </w:r>
+      <w:r>
+        <w:t xml:space="preserve"> </w:t>
+      </w:r>
+      <w:hyperlink r:id="rId92">
+        <w:r>
+          <w:rPr>
+            <w:rStyle w:val="Hyperlink"/>
+          </w:rPr>
+          <w:t xml:space="preserve">A new method for non-parametric multivariate analysis of variance</w:t>
+        </w:r>
+      </w:hyperlink>
+      <w:r>
+        <w:t xml:space="preserve">.</w:t>
+      </w:r>
+      <w:r>
+        <w:t xml:space="preserve"> </w:t>
+      </w:r>
+      <w:r>
+        <w:rPr>
+          <w:i/>
+          <w:iCs/>
+        </w:rPr>
+        <w:t xml:space="preserve">Austral Ecology</w:t>
+      </w:r>
+      <w:r>
+        <w:t xml:space="preserve">. 2001;26(1):32–46.</w:t>
+      </w:r>
+      <w:r>
+        <w:t xml:space="preserve"> </w:t>
+      </w:r>
+    </w:p>
+    <w:bookmarkEnd w:id="93"/>
+    <w:bookmarkStart w:id="95" w:name="ref-csardi2006igraph"/>
+    <w:p>
+      <w:pPr>
+        <w:pStyle w:val="Bibliography"/>
+      </w:pPr>
+      <w:r>
+        <w:t xml:space="preserve">12.</w:t>
+      </w:r>
+      <w:r>
+        <w:t xml:space="preserve"> </w:t>
+      </w:r>
+      <w:r>
+        <w:t xml:space="preserve">	</w:t>
+      </w:r>
+      <w:r>
+        <w:t xml:space="preserve">Csardi G, Nepusz T. The</w:t>
+      </w:r>
+      <w:r>
+        <w:t xml:space="preserve"> </w:t>
+      </w:r>
+      <w:r>
+        <w:t xml:space="preserve">igraph</w:t>
+      </w:r>
+      <w:r>
+        <w:t xml:space="preserve"> </w:t>
+      </w:r>
+      <w:r>
+        <w:t xml:space="preserve">software package for complex network research.</w:t>
+      </w:r>
+      <w:r>
+        <w:t xml:space="preserve"> </w:t>
+      </w:r>
+      <w:r>
+        <w:rPr>
+          <w:i/>
+          <w:iCs/>
+        </w:rPr>
+        <w:t xml:space="preserve">InterJournal, Complex Systems</w:t>
+      </w:r>
+      <w:r>
+        <w:t xml:space="preserve"> </w:t>
+      </w:r>
+      <w:r>
+        <w:t xml:space="preserve">[electronic article]. 2006;1695(5):1–9. (</w:t>
+      </w:r>
+      <w:hyperlink r:id="rId94">
+        <w:r>
+          <w:rPr>
+            <w:rStyle w:val="Hyperlink"/>
+          </w:rPr>
+          <w:t xml:space="preserve">https://igraph.org</w:t>
+        </w:r>
+      </w:hyperlink>
+      <w:r>
+        <w:t xml:space="preserve">)</w:t>
+      </w:r>
+    </w:p>
+    <w:bookmarkEnd w:id="95"/>
+    <w:bookmarkStart w:id="97" w:name="ref-blondel2008"/>
+    <w:p>
+      <w:pPr>
+        <w:pStyle w:val="Bibliography"/>
+      </w:pPr>
+      <w:r>
+        <w:t xml:space="preserve">13.</w:t>
+      </w:r>
+      <w:r>
+        <w:t xml:space="preserve"> </w:t>
+      </w:r>
+      <w:r>
+        <w:t xml:space="preserve">	</w:t>
+      </w:r>
+      <w:r>
+        <w:t xml:space="preserve">Blondel VD, Guillaume J-L, Lambiotte R, et al.</w:t>
+      </w:r>
+      <w:r>
+        <w:t xml:space="preserve"> </w:t>
+      </w:r>
+      <w:hyperlink r:id="rId96">
+        <w:r>
+          <w:rPr>
+            <w:rStyle w:val="Hyperlink"/>
+          </w:rPr>
+          <w:t xml:space="preserve">Fast unfolding of communities in large networks</w:t>
+        </w:r>
+      </w:hyperlink>
+      <w:r>
+        <w:t xml:space="preserve">.</w:t>
+      </w:r>
+      <w:r>
+        <w:t xml:space="preserve"> </w:t>
+      </w:r>
+      <w:r>
+        <w:rPr>
+          <w:i/>
+          <w:iCs/>
+        </w:rPr>
+        <w:t xml:space="preserve">Journal of Statistical Mechanics: Theory and Experiment</w:t>
+      </w:r>
+      <w:r>
+        <w:t xml:space="preserve">. 2008;2008(10):P10008.</w:t>
+      </w:r>
+      <w:r>
+        <w:t xml:space="preserve"> </w:t>
+      </w:r>
+    </w:p>
+    <w:bookmarkEnd w:id="97"/>
+    <w:bookmarkStart w:id="99" w:name="ref-kuhn2020tidymodels"/>
+    <w:p>
+      <w:pPr>
+        <w:pStyle w:val="Bibliography"/>
+      </w:pPr>
+      <w:r>
+        <w:t xml:space="preserve">14.</w:t>
+      </w:r>
+      <w:r>
+        <w:t xml:space="preserve"> </w:t>
+      </w:r>
+      <w:r>
+        <w:t xml:space="preserve">	</w:t>
+      </w:r>
+      <w:r>
+        <w:t xml:space="preserve">Kuhn M, Wickham H.</w:t>
+      </w:r>
+      <w:r>
+        <w:t xml:space="preserve"> </w:t>
+      </w:r>
+      <w:r>
+        <w:t xml:space="preserve">tidymodels</w:t>
+      </w:r>
+      <w:r>
+        <w:t xml:space="preserve">: A collection of packages for modeling and machine learning using tidyverse principles. 2020.(</w:t>
+      </w:r>
+      <w:hyperlink r:id="rId98">
+        <w:r>
+          <w:rPr>
+            <w:rStyle w:val="Hyperlink"/>
+          </w:rPr>
+          <w:t xml:space="preserve">https://www.tidymodels.org</w:t>
+        </w:r>
+      </w:hyperlink>
+      <w:r>
+        <w:t xml:space="preserve">)</w:t>
+      </w:r>
+    </w:p>
+    <w:bookmarkEnd w:id="99"/>
+    <w:bookmarkStart w:id="101" w:name="ref-friedman2010glmnet"/>
+    <w:p>
+      <w:pPr>
+        <w:pStyle w:val="Bibliography"/>
+      </w:pPr>
+      <w:r>
+        <w:t xml:space="preserve">15.</w:t>
+      </w:r>
+      <w:r>
+        <w:t xml:space="preserve"> </w:t>
+      </w:r>
+      <w:r>
+        <w:t xml:space="preserve">	</w:t>
+      </w:r>
+      <w:r>
+        <w:t xml:space="preserve">Friedman J, Hastie T, Tibshirani R.</w:t>
+      </w:r>
+      <w:r>
+        <w:t xml:space="preserve"> </w:t>
+      </w:r>
+      <w:hyperlink r:id="rId100">
+        <w:r>
+          <w:rPr>
+            <w:rStyle w:val="Hyperlink"/>
+          </w:rPr>
+          <w:t xml:space="preserve">Regularization paths for generalized linear models via coordinate descent</w:t>
+        </w:r>
+      </w:hyperlink>
+      <w:r>
+        <w:t xml:space="preserve">.</w:t>
+      </w:r>
+      <w:r>
+        <w:t xml:space="preserve"> </w:t>
+      </w:r>
+      <w:r>
+        <w:rPr>
+          <w:i/>
+          <w:iCs/>
+        </w:rPr>
+        <w:t xml:space="preserve">Journal of Statistical Software</w:t>
+      </w:r>
+      <w:r>
+        <w:t xml:space="preserve">. 2010;33(1):1–22.</w:t>
+      </w:r>
+      <w:r>
+        <w:t xml:space="preserve"> </w:t>
+      </w:r>
+    </w:p>
+    <w:bookmarkEnd w:id="101"/>
+    <w:bookmarkStart w:id="103" w:name="ref-wright2017ranger"/>
+    <w:p>
+      <w:pPr>
+        <w:pStyle w:val="Bibliography"/>
+      </w:pPr>
+      <w:r>
+        <w:t xml:space="preserve">16.</w:t>
+      </w:r>
+      <w:r>
+        <w:t xml:space="preserve"> </w:t>
+      </w:r>
+      <w:r>
+        <w:t xml:space="preserve">	</w:t>
+      </w:r>
+      <w:r>
+        <w:t xml:space="preserve">Wright MN, Ziegler A.</w:t>
+      </w:r>
+      <w:r>
+        <w:t xml:space="preserve"> </w:t>
+      </w:r>
+      <w:hyperlink r:id="rId102">
+        <w:r>
+          <w:rPr>
+            <w:rStyle w:val="Hyperlink"/>
+          </w:rPr>
+          <w:t xml:space="preserve">ranger</w:t>
+        </w:r>
+        <w:r>
+          <w:rPr>
+            <w:rStyle w:val="Hyperlink"/>
+          </w:rPr>
+          <w:t xml:space="preserve">: A fast implementation of random forests for high dimensional data in</w:t>
+        </w:r>
+        <w:r>
+          <w:rPr>
+            <w:rStyle w:val="Hyperlink"/>
+          </w:rPr>
+          <w:t xml:space="preserve"> </w:t>
+        </w:r>
+        <w:r>
+          <w:rPr>
+            <w:rStyle w:val="Hyperlink"/>
+          </w:rPr>
+          <w:t xml:space="preserve">C++</w:t>
+        </w:r>
+        <w:r>
+          <w:rPr>
+            <w:rStyle w:val="Hyperlink"/>
+          </w:rPr>
+          <w:t xml:space="preserve"> </w:t>
+        </w:r>
+        <w:r>
+          <w:rPr>
+            <w:rStyle w:val="Hyperlink"/>
+          </w:rPr>
+          <w:t xml:space="preserve">and</w:t>
+        </w:r>
+        <w:r>
+          <w:rPr>
+            <w:rStyle w:val="Hyperlink"/>
+          </w:rPr>
+          <w:t xml:space="preserve"> </w:t>
+        </w:r>
+        <w:r>
+          <w:rPr>
+            <w:rStyle w:val="Hyperlink"/>
+          </w:rPr>
+          <w:t xml:space="preserve">R</w:t>
+        </w:r>
+      </w:hyperlink>
+      <w:r>
+        <w:t xml:space="preserve">.</w:t>
+      </w:r>
+      <w:r>
+        <w:t xml:space="preserve"> </w:t>
+      </w:r>
+      <w:r>
+        <w:rPr>
+          <w:i/>
+          <w:iCs/>
+        </w:rPr>
+        <w:t xml:space="preserve">Journal of Statistical Software</w:t>
+      </w:r>
+      <w:r>
+        <w:t xml:space="preserve">. 2017;77(1):1–17.</w:t>
+      </w:r>
+      <w:r>
+        <w:t xml:space="preserve"> </w:t>
+      </w:r>
+    </w:p>
+    <w:bookmarkEnd w:id="103"/>
+    <w:bookmarkEnd w:id="104"/>
+    <w:bookmarkEnd w:id="105"/>
     <w:sectPr>
       <w:footnotePr>
         <w:numRestart w:val="eachSect"/>
@@ -2812,8 +6873,117 @@
       </w:pPr>
     </w:lvl>
   </w:abstractNum>
+  <w:abstractNum w:abstractNumId="991">
+    <w:nsid w:val="0000A991"/>
+    <w:multiLevelType w:val="multilevel"/>
+    <w:lvl w:ilvl="0">
+      <w:numFmt w:val="bullet"/>
+      <w:lvlText w:val=""/>
+      <w:lvlJc w:val="left"/>
+      <w:pPr>
+        <w:ind w:left="720" w:hanging="360"/>
+      </w:pPr>
+      <w:rPr>
+        <w:rFonts w:ascii="Symbol" w:hAnsi="Symbol" w:cs="Symbol" w:hint="default"/>
+      </w:rPr>
+    </w:lvl>
+    <w:lvl w:ilvl="1">
+      <w:numFmt w:val="bullet"/>
+      <w:lvlText w:val="o"/>
+      <w:lvlJc w:val="left"/>
+      <w:pPr>
+        <w:ind w:left="1440" w:hanging="360"/>
+      </w:pPr>
+      <w:rPr>
+        <w:rFonts w:ascii="Courier New" w:hAnsi="Courier New" w:cs="Courier New" w:hint="default"/>
+      </w:rPr>
+    </w:lvl>
+    <w:lvl w:ilvl="2">
+      <w:numFmt w:val="bullet"/>
+      <w:lvlText w:val=""/>
+      <w:lvlJc w:val="left"/>
+      <w:pPr>
+        <w:ind w:left="2160" w:hanging="360"/>
+      </w:pPr>
+      <w:rPr>
+        <w:rFonts w:ascii="Wingdings" w:hAnsi="Wingdings" w:cs="Wingdings" w:hint="default"/>
+      </w:rPr>
+    </w:lvl>
+    <w:lvl w:ilvl="3">
+      <w:numFmt w:val="bullet"/>
+      <w:lvlText w:val=""/>
+      <w:lvlJc w:val="left"/>
+      <w:pPr>
+        <w:ind w:left="2880" w:hanging="360"/>
+      </w:pPr>
+      <w:rPr>
+        <w:rFonts w:ascii="Symbol" w:hAnsi="Symbol" w:cs="Symbol" w:hint="default"/>
+      </w:rPr>
+    </w:lvl>
+    <w:lvl w:ilvl="4">
+      <w:numFmt w:val="bullet"/>
+      <w:lvlText w:val="o"/>
+      <w:lvlJc w:val="left"/>
+      <w:pPr>
+        <w:ind w:left="3600" w:hanging="360"/>
+      </w:pPr>
+      <w:rPr>
+        <w:rFonts w:ascii="Courier New" w:hAnsi="Courier New" w:cs="Courier New" w:hint="default"/>
+      </w:rPr>
+    </w:lvl>
+    <w:lvl w:ilvl="5">
+      <w:numFmt w:val="bullet"/>
+      <w:lvlText w:val=""/>
+      <w:lvlJc w:val="left"/>
+      <w:pPr>
+        <w:ind w:left="4320" w:hanging="360"/>
+      </w:pPr>
+      <w:rPr>
+        <w:rFonts w:ascii="Wingdings" w:hAnsi="Wingdings" w:cs="Wingdings" w:hint="default"/>
+      </w:rPr>
+    </w:lvl>
+    <w:lvl w:ilvl="6">
+      <w:numFmt w:val="bullet"/>
+      <w:lvlText w:val=""/>
+      <w:lvlJc w:val="left"/>
+      <w:pPr>
+        <w:ind w:left="5040" w:hanging="360"/>
+      </w:pPr>
+      <w:rPr>
+        <w:rFonts w:ascii="Symbol" w:hAnsi="Symbol" w:cs="Symbol" w:hint="default"/>
+      </w:rPr>
+    </w:lvl>
+    <w:lvl w:ilvl="7">
+      <w:numFmt w:val="bullet"/>
+      <w:lvlText w:val="o"/>
+      <w:lvlJc w:val="left"/>
+      <w:pPr>
+        <w:ind w:left="5760" w:hanging="360"/>
+      </w:pPr>
+      <w:rPr>
+        <w:rFonts w:ascii="Courier New" w:hAnsi="Courier New" w:cs="Courier New" w:hint="default"/>
+      </w:rPr>
+    </w:lvl>
+    <w:lvl w:ilvl="8">
+      <w:numFmt w:val="bullet"/>
+      <w:lvlText w:val=""/>
+      <w:lvlJc w:val="left"/>
+      <w:pPr>
+        <w:ind w:left="6480" w:hanging="360"/>
+      </w:pPr>
+      <w:rPr>
+        <w:rFonts w:ascii="Wingdings" w:hAnsi="Wingdings" w:cs="Wingdings" w:hint="default"/>
+      </w:rPr>
+    </w:lvl>
+  </w:abstractNum>
   <w:num w:numId="1000">
     <w:abstractNumId w:val="990"/>
+  </w:num>
+  <w:num w:numId="1001">
+    <w:abstractNumId w:val="991"/>
+  </w:num>
+  <w:num w:numId="1002">
+    <w:abstractNumId w:val="991"/>
   </w:num>
 </w:numbering>
 </file>
@@ -3487,226 +7657,260 @@
     <w:link w:val="VerbatimChar"/>
     <w:pPr>
       <w:wordWrap w:val="off"/>
+      <w:shd w:val="clear" w:fill="f1f3f5"/>
     </w:pPr>
   </w:style>
   <w:style w:type="character" w:customStyle="1" w:styleId="KeywordTok">
     <w:name w:val="KeywordTok"/>
     <w:basedOn w:val="VerbatimChar"/>
     <w:rPr>
-      <w:color w:val="d73a49"/>
+      <w:b/>
+      <w:color w:val="003b4f"/>
+      <w:shd w:val="clear" w:fill="f1f3f5"/>
     </w:rPr>
   </w:style>
   <w:style w:type="character" w:customStyle="1" w:styleId="DataTypeTok">
     <w:name w:val="DataTypeTok"/>
     <w:basedOn w:val="VerbatimChar"/>
     <w:rPr>
-      <w:color w:val="d73a49"/>
+      <w:color w:val="ad0000"/>
+      <w:shd w:val="clear" w:fill="f1f3f5"/>
     </w:rPr>
   </w:style>
   <w:style w:type="character" w:customStyle="1" w:styleId="DecValTok">
     <w:name w:val="DecValTok"/>
     <w:basedOn w:val="VerbatimChar"/>
     <w:rPr>
-      <w:color w:val="005cc5"/>
+      <w:color w:val="ad0000"/>
+      <w:shd w:val="clear" w:fill="f1f3f5"/>
     </w:rPr>
   </w:style>
   <w:style w:type="character" w:customStyle="1" w:styleId="BaseNTok">
     <w:name w:val="BaseNTok"/>
     <w:basedOn w:val="VerbatimChar"/>
     <w:rPr>
-      <w:color w:val="005cc5"/>
+      <w:color w:val="ad0000"/>
+      <w:shd w:val="clear" w:fill="f1f3f5"/>
     </w:rPr>
   </w:style>
   <w:style w:type="character" w:customStyle="1" w:styleId="FloatTok">
     <w:name w:val="FloatTok"/>
     <w:basedOn w:val="VerbatimChar"/>
     <w:rPr>
-      <w:color w:val="005cc5"/>
+      <w:color w:val="ad0000"/>
+      <w:shd w:val="clear" w:fill="f1f3f5"/>
     </w:rPr>
   </w:style>
   <w:style w:type="character" w:customStyle="1" w:styleId="ConstantTok">
     <w:name w:val="ConstantTok"/>
     <w:basedOn w:val="VerbatimChar"/>
     <w:rPr>
-      <w:color w:val="005cc5"/>
+      <w:color w:val="8f5902"/>
+      <w:shd w:val="clear" w:fill="f1f3f5"/>
     </w:rPr>
   </w:style>
   <w:style w:type="character" w:customStyle="1" w:styleId="CharTok">
     <w:name w:val="CharTok"/>
     <w:basedOn w:val="VerbatimChar"/>
     <w:rPr>
-      <w:color w:val="032f62"/>
+      <w:color w:val="20794d"/>
+      <w:shd w:val="clear" w:fill="f1f3f5"/>
     </w:rPr>
   </w:style>
   <w:style w:type="character" w:customStyle="1" w:styleId="SpecialCharTok">
     <w:name w:val="SpecialCharTok"/>
     <w:basedOn w:val="VerbatimChar"/>
     <w:rPr>
-      <w:color w:val="005cc5"/>
+      <w:color w:val="5e5e5e"/>
+      <w:shd w:val="clear" w:fill="f1f3f5"/>
     </w:rPr>
   </w:style>
   <w:style w:type="character" w:customStyle="1" w:styleId="StringTok">
     <w:name w:val="StringTok"/>
     <w:basedOn w:val="VerbatimChar"/>
     <w:rPr>
-      <w:color w:val="032f62"/>
+      <w:color w:val="20794d"/>
+      <w:shd w:val="clear" w:fill="f1f3f5"/>
     </w:rPr>
   </w:style>
   <w:style w:type="character" w:customStyle="1" w:styleId="VerbatimStringTok">
     <w:name w:val="VerbatimStringTok"/>
     <w:basedOn w:val="VerbatimChar"/>
     <w:rPr>
-      <w:color w:val="032f62"/>
+      <w:color w:val="20794d"/>
+      <w:shd w:val="clear" w:fill="f1f3f5"/>
     </w:rPr>
   </w:style>
   <w:style w:type="character" w:customStyle="1" w:styleId="SpecialStringTok">
     <w:name w:val="SpecialStringTok"/>
     <w:basedOn w:val="VerbatimChar"/>
     <w:rPr>
-      <w:color w:val="032f62"/>
+      <w:color w:val="20794d"/>
+      <w:shd w:val="clear" w:fill="f1f3f5"/>
     </w:rPr>
   </w:style>
   <w:style w:type="character" w:customStyle="1" w:styleId="ImportTok">
     <w:name w:val="ImportTok"/>
     <w:basedOn w:val="VerbatimChar"/>
     <w:rPr>
-      <w:color w:val="032f62"/>
+      <w:color w:val="00769e"/>
+      <w:shd w:val="clear" w:fill="f1f3f5"/>
     </w:rPr>
   </w:style>
   <w:style w:type="character" w:customStyle="1" w:styleId="CommentTok">
     <w:name w:val="CommentTok"/>
     <w:basedOn w:val="VerbatimChar"/>
     <w:rPr>
-      <w:color w:val="6a737d"/>
+      <w:color w:val="5e5e5e"/>
+      <w:shd w:val="clear" w:fill="f1f3f5"/>
     </w:rPr>
   </w:style>
   <w:style w:type="character" w:customStyle="1" w:styleId="DocumentationTok">
     <w:name w:val="DocumentationTok"/>
     <w:basedOn w:val="VerbatimChar"/>
     <w:rPr>
-      <w:color w:val="6a737d"/>
+      <w:i/>
+      <w:color w:val="5e5e5e"/>
+      <w:shd w:val="clear" w:fill="f1f3f5"/>
     </w:rPr>
   </w:style>
   <w:style w:type="character" w:customStyle="1" w:styleId="AnnotationTok">
     <w:name w:val="AnnotationTok"/>
     <w:basedOn w:val="VerbatimChar"/>
     <w:rPr>
-      <w:color w:val="6a737d"/>
+      <w:color w:val="5e5e5e"/>
+      <w:shd w:val="clear" w:fill="f1f3f5"/>
     </w:rPr>
   </w:style>
   <w:style w:type="character" w:customStyle="1" w:styleId="CommentVarTok">
     <w:name w:val="CommentVarTok"/>
     <w:basedOn w:val="VerbatimChar"/>
     <w:rPr>
-      <w:color w:val="6a737d"/>
+      <w:i/>
+      <w:color w:val="5e5e5e"/>
+      <w:shd w:val="clear" w:fill="f1f3f5"/>
     </w:rPr>
   </w:style>
   <w:style w:type="character" w:customStyle="1" w:styleId="OtherTok">
     <w:name w:val="OtherTok"/>
     <w:basedOn w:val="VerbatimChar"/>
     <w:rPr>
-      <w:color w:val="6f42c1"/>
+      <w:color w:val="003b4f"/>
+      <w:shd w:val="clear" w:fill="f1f3f5"/>
     </w:rPr>
   </w:style>
   <w:style w:type="character" w:customStyle="1" w:styleId="FunctionTok">
     <w:name w:val="FunctionTok"/>
     <w:basedOn w:val="VerbatimChar"/>
     <w:rPr>
-      <w:color w:val="6f42c1"/>
+      <w:color w:val="4758ab"/>
+      <w:shd w:val="clear" w:fill="f1f3f5"/>
     </w:rPr>
   </w:style>
   <w:style w:type="character" w:customStyle="1" w:styleId="VariableTok">
     <w:name w:val="VariableTok"/>
     <w:basedOn w:val="VerbatimChar"/>
     <w:rPr>
-      <w:color w:val="e36209"/>
+      <w:color w:val="111111"/>
+      <w:shd w:val="clear" w:fill="f1f3f5"/>
     </w:rPr>
   </w:style>
   <w:style w:type="character" w:customStyle="1" w:styleId="ControlFlowTok">
     <w:name w:val="ControlFlowTok"/>
     <w:basedOn w:val="VerbatimChar"/>
     <w:rPr>
-      <w:color w:val="d73a49"/>
+      <w:b/>
+      <w:color w:val="003b4f"/>
+      <w:shd w:val="clear" w:fill="f1f3f5"/>
     </w:rPr>
   </w:style>
   <w:style w:type="character" w:customStyle="1" w:styleId="OperatorTok">
     <w:name w:val="OperatorTok"/>
     <w:basedOn w:val="VerbatimChar"/>
     <w:rPr>
-      <w:color w:val="24292e"/>
+      <w:color w:val="5e5e5e"/>
+      <w:shd w:val="clear" w:fill="f1f3f5"/>
     </w:rPr>
   </w:style>
   <w:style w:type="character" w:customStyle="1" w:styleId="BuiltInTok">
     <w:name w:val="BuiltInTok"/>
     <w:basedOn w:val="VerbatimChar"/>
     <w:rPr>
-      <w:color w:val="d73a49"/>
+      <w:color w:val="003b4f"/>
+      <w:shd w:val="clear" w:fill="f1f3f5"/>
     </w:rPr>
   </w:style>
   <w:style w:type="character" w:customStyle="1" w:styleId="ExtensionTok">
     <w:name w:val="ExtensionTok"/>
     <w:basedOn w:val="VerbatimChar"/>
     <w:rPr>
-      <w:b/>
-      <w:color w:val="d73a49"/>
+      <w:color w:val="003b4f"/>
+      <w:shd w:val="clear" w:fill="f1f3f5"/>
     </w:rPr>
   </w:style>
   <w:style w:type="character" w:customStyle="1" w:styleId="PreprocessorTok">
     <w:name w:val="PreprocessorTok"/>
     <w:basedOn w:val="VerbatimChar"/>
     <w:rPr>
-      <w:color w:val="d73a49"/>
+      <w:color w:val="ad0000"/>
+      <w:shd w:val="clear" w:fill="f1f3f5"/>
     </w:rPr>
   </w:style>
   <w:style w:type="character" w:customStyle="1" w:styleId="AttributeTok">
     <w:name w:val="AttributeTok"/>
     <w:basedOn w:val="VerbatimChar"/>
     <w:rPr>
-      <w:color w:val="d73a49"/>
+      <w:color w:val="657422"/>
+      <w:shd w:val="clear" w:fill="f1f3f5"/>
     </w:rPr>
   </w:style>
   <w:style w:type="character" w:customStyle="1" w:styleId="RegionMarkerTok">
     <w:name w:val="RegionMarkerTok"/>
     <w:basedOn w:val="VerbatimChar"/>
     <w:rPr>
-      <w:color w:val="6a737d"/>
+      <w:color w:val="003b4f"/>
+      <w:shd w:val="clear" w:fill="f1f3f5"/>
     </w:rPr>
   </w:style>
   <w:style w:type="character" w:customStyle="1" w:styleId="InformationTok">
     <w:name w:val="InformationTok"/>
     <w:basedOn w:val="VerbatimChar"/>
     <w:rPr>
-      <w:color w:val="6a737d"/>
+      <w:color w:val="5e5e5e"/>
+      <w:shd w:val="clear" w:fill="f1f3f5"/>
     </w:rPr>
   </w:style>
   <w:style w:type="character" w:customStyle="1" w:styleId="WarningTok">
     <w:name w:val="WarningTok"/>
     <w:basedOn w:val="VerbatimChar"/>
     <w:rPr>
-      <w:color w:val="ff5555"/>
+      <w:i/>
+      <w:color w:val="5e5e5e"/>
+      <w:shd w:val="clear" w:fill="f1f3f5"/>
     </w:rPr>
   </w:style>
   <w:style w:type="character" w:customStyle="1" w:styleId="AlertTok">
     <w:name w:val="AlertTok"/>
     <w:basedOn w:val="VerbatimChar"/>
     <w:rPr>
-      <w:b/>
-      <w:color w:val="ff5555"/>
+      <w:color w:val="ad0000"/>
+      <w:shd w:val="clear" w:fill="f1f3f5"/>
     </w:rPr>
   </w:style>
   <w:style w:type="character" w:customStyle="1" w:styleId="ErrorTok">
     <w:name w:val="ErrorTok"/>
     <w:basedOn w:val="VerbatimChar"/>
     <w:rPr>
-      <w:color w:val="ff5555"/>
-      <w:u/>
+      <w:color w:val="ad0000"/>
+      <w:shd w:val="clear" w:fill="f1f3f5"/>
     </w:rPr>
   </w:style>
   <w:style w:type="character" w:customStyle="1" w:styleId="NormalTok">
     <w:name w:val="NormalTok"/>
     <w:basedOn w:val="VerbatimChar"/>
     <w:rPr>
-      <w:color w:val="24292e"/>
+      <w:color w:val="003b4f"/>
+      <w:shd w:val="clear" w:fill="f1f3f5"/>
     </w:rPr>
   </w:style>
 </w:styles>
